--- a/Document/@03.SRS_Raywatt.docx
+++ b/Document/@03.SRS_Raywatt.docx
@@ -1798,27 +1798,7 @@
                 <w:noProof/>
                 <w:sz w:val="24"/>
               </w:rPr>
-              <w:t>1. 적용 범위 및 목적</w:t>
-            </w:r>
-            <w:r>
-              <w:rPr>
-                <w:rStyle w:val="a8"/>
-                <w:rFonts w:asciiTheme="minorHAnsi" w:eastAsiaTheme="minorHAnsi" w:hAnsiTheme="minorHAnsi" w:cs="Arial"/>
-                <w:b/>
-                <w:noProof/>
-                <w:sz w:val="24"/>
-              </w:rPr>
-              <w:t xml:space="preserve"> </w:t>
-            </w:r>
-            <w:r>
-              <w:rPr>
-                <w:rStyle w:val="a8"/>
-                <w:rFonts w:asciiTheme="minorHAnsi" w:eastAsiaTheme="minorHAnsi" w:hAnsiTheme="minorHAnsi" w:cs="Arial"/>
-                <w:b/>
-                <w:noProof/>
-                <w:sz w:val="24"/>
-              </w:rPr>
-              <w:t>(Scope and Purpose)</w:t>
+              <w:t>1. 적용 범위 및 목적 (Scope and Purpose)</w:t>
             </w:r>
             <w:r>
               <w:rPr>
@@ -3963,23 +3943,7 @@
                 <w:rFonts w:asciiTheme="minorHAnsi" w:eastAsiaTheme="minorHAnsi" w:hAnsiTheme="minorHAnsi" w:cs="Arial"/>
                 <w:szCs w:val="20"/>
               </w:rPr>
-              <w:t>IEC 60601-1 [</w:t>
-            </w:r>
-            <w:proofErr w:type="gramStart"/>
-            <w:r>
-              <w:rPr>
-                <w:rFonts w:asciiTheme="minorHAnsi" w:eastAsiaTheme="minorHAnsi" w:hAnsiTheme="minorHAnsi" w:cs="Arial"/>
-                <w:szCs w:val="20"/>
-              </w:rPr>
-              <w:t>2005]+</w:t>
-            </w:r>
-            <w:proofErr w:type="gramEnd"/>
-            <w:r>
-              <w:rPr>
-                <w:rFonts w:asciiTheme="minorHAnsi" w:eastAsiaTheme="minorHAnsi" w:hAnsiTheme="minorHAnsi" w:cs="Arial"/>
-                <w:szCs w:val="20"/>
-              </w:rPr>
-              <w:t>AM1[2012]</w:t>
+              <w:t>IEC 60601-1 [2005]+AM1[2012]</w:t>
             </w:r>
           </w:p>
         </w:tc>
@@ -4275,23 +4239,7 @@
                 <w:rFonts w:asciiTheme="minorHAnsi" w:eastAsiaTheme="minorHAnsi" w:hAnsiTheme="minorHAnsi" w:cs="Arial"/>
                 <w:szCs w:val="20"/>
               </w:rPr>
-              <w:t xml:space="preserve"> [</w:t>
-            </w:r>
-            <w:proofErr w:type="gramStart"/>
-            <w:r>
-              <w:rPr>
-                <w:rFonts w:asciiTheme="minorHAnsi" w:eastAsiaTheme="minorHAnsi" w:hAnsiTheme="minorHAnsi" w:cs="Arial"/>
-                <w:szCs w:val="20"/>
-              </w:rPr>
-              <w:t>2010]+</w:t>
-            </w:r>
-            <w:proofErr w:type="gramEnd"/>
-            <w:r>
-              <w:rPr>
-                <w:rFonts w:asciiTheme="minorHAnsi" w:eastAsiaTheme="minorHAnsi" w:hAnsiTheme="minorHAnsi" w:cs="Arial"/>
-                <w:szCs w:val="20"/>
-              </w:rPr>
-              <w:t>AMD1</w:t>
+              <w:t xml:space="preserve"> [2010]+AMD1</w:t>
             </w:r>
             <w:r>
               <w:rPr>
@@ -5907,7 +5855,7 @@
                 <w:kern w:val="0"/>
                 <w:szCs w:val="20"/>
               </w:rPr>
-              <w:t>2D, 3D, Compare, AI FFR, Preset, Angio Co-Reg, Calibration 화면 표시</w:t>
+              <w:t>2D, 3D, Compare, AI FFR, Preset, Angio Co-Reg, Calibration, Lumen Contour Edit 화면 표시</w:t>
             </w:r>
           </w:p>
         </w:tc>

--- a/Document/@03.SRS_Raywatt.docx
+++ b/Document/@03.SRS_Raywatt.docx
@@ -160,7 +160,7 @@
           <w:sz w:val="24"/>
           <w:szCs w:val="24"/>
         </w:rPr>
-        <w:t>Rudens</w:t>
+        <w:t>FasterDx</w:t>
       </w:r>
       <w:proofErr w:type="spellEnd"/>
     </w:p>
@@ -191,7 +191,15 @@
           <w:b/>
           <w:sz w:val="24"/>
         </w:rPr>
-        <w:t>Faster</w:t>
+        <w:t>F</w:t>
+      </w:r>
+      <w:r>
+        <w:rPr>
+          <w:rFonts w:asciiTheme="minorEastAsia" w:eastAsiaTheme="minorEastAsia" w:hAnsiTheme="minorEastAsia" w:cs="Arial"/>
+          <w:b/>
+          <w:sz w:val="24"/>
+        </w:rPr>
+        <w:t>ASTER</w:t>
       </w:r>
     </w:p>
     <w:p>
@@ -452,18 +460,50 @@
                 <w:sz w:val="24"/>
               </w:rPr>
             </w:pPr>
-            <w:r>
-              <w:rPr>
-                <w:rFonts w:asciiTheme="minorEastAsia" w:hAnsiTheme="minorEastAsia" w:cs="Arial"/>
+          </w:p>
+        </w:tc>
+        <w:tc>
+          <w:tcPr>
+            <w:tcW w:w="2410" w:type="dxa"/>
+            <w:tcBorders>
+              <w:tr2bl w:val="nil"/>
+            </w:tcBorders>
+            <w:shd w:val="clear" w:color="auto" w:fill="FFFFFF" w:themeFill="background1"/>
+            <w:vAlign w:val="center"/>
+          </w:tcPr>
+          <w:p>
+            <w:pPr>
+              <w:wordWrap/>
+              <w:adjustRightInd w:val="0"/>
+              <w:snapToGrid w:val="0"/>
+              <w:spacing w:line="360" w:lineRule="auto"/>
+              <w:jc w:val="center"/>
+              <w:rPr>
+                <w:rFonts w:asciiTheme="minorEastAsia" w:eastAsiaTheme="minorEastAsia" w:hAnsiTheme="minorEastAsia" w:cs="Arial"/>
+                <w:b/>
+                <w:sz w:val="24"/>
+              </w:rPr>
+            </w:pPr>
+            <w:r>
+              <w:rPr>
+                <w:rFonts w:asciiTheme="minorEastAsia" w:eastAsiaTheme="minorEastAsia" w:hAnsiTheme="minorEastAsia" w:cs="Arial"/>
                 <w:b/>
                 <w:noProof/>
                 <w:sz w:val="24"/>
               </w:rPr>
               <w:drawing>
-                <wp:inline distT="0" distB="0" distL="0" distR="0" wp14:anchorId="36A24D09" wp14:editId="0B723182">
-                  <wp:extent cx="771525" cy="1031590"/>
-                  <wp:effectExtent l="0" t="0" r="0" b="0"/>
-                  <wp:docPr id="3" name="Picture 3"/>
+                <wp:anchor distT="0" distB="0" distL="114300" distR="114300" simplePos="0" relativeHeight="251660288" behindDoc="0" locked="0" layoutInCell="1" allowOverlap="1" wp14:anchorId="2EAC92F7" wp14:editId="6646B594">
+                  <wp:simplePos x="0" y="0"/>
+                  <wp:positionH relativeFrom="column">
+                    <wp:posOffset>179070</wp:posOffset>
+                  </wp:positionH>
+                  <wp:positionV relativeFrom="paragraph">
+                    <wp:posOffset>-1905</wp:posOffset>
+                  </wp:positionV>
+                  <wp:extent cx="1095375" cy="816610"/>
+                  <wp:effectExtent l="0" t="0" r="9525" b="2540"/>
+                  <wp:wrapNone/>
+                  <wp:docPr id="761790498" name="그림 1"/>
                   <wp:cNvGraphicFramePr>
                     <a:graphicFrameLocks xmlns:a="http://schemas.openxmlformats.org/drawingml/2006/main" noChangeAspect="1"/>
                   </wp:cNvGraphicFramePr>
@@ -471,11 +511,17 @@
                     <a:graphicData uri="http://schemas.openxmlformats.org/drawingml/2006/picture">
                       <pic:pic xmlns:pic="http://schemas.openxmlformats.org/drawingml/2006/picture">
                         <pic:nvPicPr>
-                          <pic:cNvPr id="1" name=""/>
+                          <pic:cNvPr id="761790498" name=""/>
                           <pic:cNvPicPr/>
                         </pic:nvPicPr>
                         <pic:blipFill>
-                          <a:blip r:embed="rId8"/>
+                          <a:blip r:embed="rId8">
+                            <a:extLst>
+                              <a:ext uri="{28A0092B-C50C-407E-A947-70E740481C1C}">
+                                <a14:useLocalDpi xmlns:a14="http://schemas.microsoft.com/office/drawing/2010/main" val="0"/>
+                              </a:ext>
+                            </a:extLst>
+                          </a:blip>
                           <a:stretch>
                             <a:fillRect/>
                           </a:stretch>
@@ -483,7 +529,7 @@
                         <pic:spPr>
                           <a:xfrm>
                             <a:off x="0" y="0"/>
-                            <a:ext cx="780144" cy="1043114"/>
+                            <a:ext cx="1095375" cy="816610"/>
                           </a:xfrm>
                           <a:prstGeom prst="rect">
                             <a:avLst/>
@@ -492,45 +538,35 @@
                       </pic:pic>
                     </a:graphicData>
                   </a:graphic>
-                </wp:inline>
+                  <wp14:sizeRelH relativeFrom="margin">
+                    <wp14:pctWidth>0</wp14:pctWidth>
+                  </wp14:sizeRelH>
+                  <wp14:sizeRelV relativeFrom="margin">
+                    <wp14:pctHeight>0</wp14:pctHeight>
+                  </wp14:sizeRelV>
+                </wp:anchor>
               </w:drawing>
             </w:r>
-          </w:p>
-        </w:tc>
-        <w:tc>
-          <w:tcPr>
-            <w:tcW w:w="2410" w:type="dxa"/>
-            <w:tcBorders>
-              <w:tr2bl w:val="nil"/>
-            </w:tcBorders>
-            <w:shd w:val="clear" w:color="auto" w:fill="FFFFFF" w:themeFill="background1"/>
-            <w:vAlign w:val="center"/>
-          </w:tcPr>
-          <w:p>
-            <w:pPr>
-              <w:wordWrap/>
-              <w:adjustRightInd w:val="0"/>
-              <w:snapToGrid w:val="0"/>
-              <w:spacing w:line="360" w:lineRule="auto"/>
-              <w:jc w:val="center"/>
+            <w:r>
               <w:rPr>
                 <w:rFonts w:asciiTheme="minorEastAsia" w:eastAsiaTheme="minorEastAsia" w:hAnsiTheme="minorEastAsia" w:cs="Arial"/>
-                <w:b/>
-                <w:sz w:val="24"/>
-              </w:rPr>
-            </w:pPr>
-            <w:r>
-              <w:rPr>
-                <w:rFonts w:asciiTheme="minorEastAsia" w:hAnsiTheme="minorEastAsia" w:cs="Arial"/>
                 <w:b/>
                 <w:noProof/>
                 <w:sz w:val="24"/>
               </w:rPr>
               <w:drawing>
-                <wp:inline distT="0" distB="0" distL="0" distR="0" wp14:anchorId="15BBA2FD" wp14:editId="5A6886BF">
-                  <wp:extent cx="1285875" cy="819893"/>
-                  <wp:effectExtent l="0" t="0" r="0" b="0"/>
-                  <wp:docPr id="6" name="Picture 6"/>
+                <wp:anchor distT="0" distB="0" distL="114300" distR="114300" simplePos="0" relativeHeight="251661312" behindDoc="0" locked="0" layoutInCell="1" allowOverlap="1" wp14:anchorId="5AA7C821" wp14:editId="4B976546">
+                  <wp:simplePos x="0" y="0"/>
+                  <wp:positionH relativeFrom="column">
+                    <wp:posOffset>-1417320</wp:posOffset>
+                  </wp:positionH>
+                  <wp:positionV relativeFrom="paragraph">
+                    <wp:posOffset>10160</wp:posOffset>
+                  </wp:positionV>
+                  <wp:extent cx="1257300" cy="791210"/>
+                  <wp:effectExtent l="0" t="0" r="0" b="8890"/>
+                  <wp:wrapNone/>
+                  <wp:docPr id="1954846925" name="그림 1"/>
                   <wp:cNvGraphicFramePr>
                     <a:graphicFrameLocks xmlns:a="http://schemas.openxmlformats.org/drawingml/2006/main" noChangeAspect="1"/>
                   </wp:cNvGraphicFramePr>
@@ -538,11 +574,17 @@
                     <a:graphicData uri="http://schemas.openxmlformats.org/drawingml/2006/picture">
                       <pic:pic xmlns:pic="http://schemas.openxmlformats.org/drawingml/2006/picture">
                         <pic:nvPicPr>
-                          <pic:cNvPr id="1" name=""/>
+                          <pic:cNvPr id="1954846925" name=""/>
                           <pic:cNvPicPr/>
                         </pic:nvPicPr>
                         <pic:blipFill>
-                          <a:blip r:embed="rId9"/>
+                          <a:blip r:embed="rId9">
+                            <a:extLst>
+                              <a:ext uri="{28A0092B-C50C-407E-A947-70E740481C1C}">
+                                <a14:useLocalDpi xmlns:a14="http://schemas.microsoft.com/office/drawing/2010/main" val="0"/>
+                              </a:ext>
+                            </a:extLst>
+                          </a:blip>
                           <a:stretch>
                             <a:fillRect/>
                           </a:stretch>
@@ -550,7 +592,7 @@
                         <pic:spPr>
                           <a:xfrm>
                             <a:off x="0" y="0"/>
-                            <a:ext cx="1294747" cy="825550"/>
+                            <a:ext cx="1257300" cy="791210"/>
                           </a:xfrm>
                           <a:prstGeom prst="rect">
                             <a:avLst/>
@@ -559,7 +601,13 @@
                       </pic:pic>
                     </a:graphicData>
                   </a:graphic>
-                </wp:inline>
+                  <wp14:sizeRelH relativeFrom="margin">
+                    <wp14:pctWidth>0</wp14:pctWidth>
+                  </wp14:sizeRelH>
+                  <wp14:sizeRelV relativeFrom="margin">
+                    <wp14:pctHeight>0</wp14:pctHeight>
+                  </wp14:sizeRelV>
+                </wp:anchor>
               </w:drawing>
             </w:r>
           </w:p>
@@ -592,9 +640,17 @@
                 <w:sz w:val="24"/>
               </w:rPr>
               <w:drawing>
-                <wp:inline distT="0" distB="0" distL="0" distR="0" wp14:anchorId="423E2C31" wp14:editId="66322240">
+                <wp:anchor distT="0" distB="0" distL="114300" distR="114300" simplePos="0" relativeHeight="251658240" behindDoc="0" locked="0" layoutInCell="1" allowOverlap="1" wp14:anchorId="423E2C31" wp14:editId="27C77BF8">
+                  <wp:simplePos x="0" y="0"/>
+                  <wp:positionH relativeFrom="column">
+                    <wp:posOffset>297815</wp:posOffset>
+                  </wp:positionH>
+                  <wp:positionV relativeFrom="paragraph">
+                    <wp:posOffset>-2540</wp:posOffset>
+                  </wp:positionV>
                   <wp:extent cx="884993" cy="828675"/>
                   <wp:effectExtent l="0" t="0" r="0" b="0"/>
+                  <wp:wrapNone/>
                   <wp:docPr id="2" name="Picture 2"/>
                   <wp:cNvGraphicFramePr>
                     <a:graphicFrameLocks xmlns:a="http://schemas.openxmlformats.org/drawingml/2006/main" noChangeAspect="1"/>
@@ -607,7 +663,13 @@
                           <pic:cNvPicPr/>
                         </pic:nvPicPr>
                         <pic:blipFill>
-                          <a:blip r:embed="rId10"/>
+                          <a:blip r:embed="rId10">
+                            <a:extLst>
+                              <a:ext uri="{28A0092B-C50C-407E-A947-70E740481C1C}">
+                                <a14:useLocalDpi xmlns:a14="http://schemas.microsoft.com/office/drawing/2010/main" val="0"/>
+                              </a:ext>
+                            </a:extLst>
+                          </a:blip>
                           <a:stretch>
                             <a:fillRect/>
                           </a:stretch>
@@ -615,7 +677,7 @@
                         <pic:spPr>
                           <a:xfrm>
                             <a:off x="0" y="0"/>
-                            <a:ext cx="887888" cy="831386"/>
+                            <a:ext cx="884993" cy="828675"/>
                           </a:xfrm>
                           <a:prstGeom prst="rect">
                             <a:avLst/>
@@ -624,7 +686,7 @@
                       </pic:pic>
                     </a:graphicData>
                   </a:graphic>
-                </wp:inline>
+                </wp:anchor>
               </w:drawing>
             </w:r>
           </w:p>
@@ -695,9 +757,8 @@
                 <w:rFonts w:asciiTheme="minorEastAsia" w:eastAsiaTheme="minorEastAsia" w:hAnsiTheme="minorEastAsia" w:cs="Arial"/>
                 <w:b/>
                 <w:sz w:val="24"/>
-                <w:highlight w:val="yellow"/>
-              </w:rPr>
-              <w:t>2022.01.15</w:t>
+              </w:rPr>
+              <w:t>2023.07.28</w:t>
             </w:r>
           </w:p>
         </w:tc>
@@ -729,9 +790,8 @@
                 <w:rFonts w:asciiTheme="minorEastAsia" w:eastAsiaTheme="minorEastAsia" w:hAnsiTheme="minorEastAsia" w:cs="Arial"/>
                 <w:b/>
                 <w:sz w:val="24"/>
-                <w:highlight w:val="yellow"/>
-              </w:rPr>
-              <w:t>2022.01.17</w:t>
+              </w:rPr>
+              <w:t>2023.08.04</w:t>
             </w:r>
           </w:p>
         </w:tc>
@@ -763,9 +823,8 @@
                 <w:rFonts w:asciiTheme="minorEastAsia" w:eastAsiaTheme="minorEastAsia" w:hAnsiTheme="minorEastAsia" w:cs="Arial"/>
                 <w:b/>
                 <w:sz w:val="24"/>
-                <w:highlight w:val="yellow"/>
-              </w:rPr>
-              <w:t>2022.01.17</w:t>
+              </w:rPr>
+              <w:t>2023.08.11</w:t>
             </w:r>
           </w:p>
         </w:tc>
@@ -3434,7 +3493,7 @@
                 <w:rFonts w:ascii="Arial" w:eastAsiaTheme="minorHAnsi" w:hAnsi="Arial" w:cs="Arial"/>
                 <w:sz w:val="22"/>
               </w:rPr>
-              <w:t>Faster</w:t>
+              <w:t>FASTER</w:t>
             </w:r>
           </w:p>
         </w:tc>
@@ -3502,7 +3561,7 @@
                 <w:rFonts w:ascii="Arial" w:eastAsiaTheme="minorHAnsi" w:hAnsi="Arial" w:cs="Arial"/>
                 <w:sz w:val="22"/>
               </w:rPr>
-              <w:t>Rudens</w:t>
+              <w:t>FasterDx</w:t>
             </w:r>
             <w:proofErr w:type="spellEnd"/>
           </w:p>
@@ -3943,7 +4002,23 @@
                 <w:rFonts w:asciiTheme="minorHAnsi" w:eastAsiaTheme="minorHAnsi" w:hAnsiTheme="minorHAnsi" w:cs="Arial"/>
                 <w:szCs w:val="20"/>
               </w:rPr>
-              <w:t>IEC 60601-1 [2005]+AM1[2012]</w:t>
+              <w:t>IEC 60601-1 [</w:t>
+            </w:r>
+            <w:proofErr w:type="gramStart"/>
+            <w:r>
+              <w:rPr>
+                <w:rFonts w:asciiTheme="minorHAnsi" w:eastAsiaTheme="minorHAnsi" w:hAnsiTheme="minorHAnsi" w:cs="Arial"/>
+                <w:szCs w:val="20"/>
+              </w:rPr>
+              <w:t>2005]+</w:t>
+            </w:r>
+            <w:proofErr w:type="gramEnd"/>
+            <w:r>
+              <w:rPr>
+                <w:rFonts w:asciiTheme="minorHAnsi" w:eastAsiaTheme="minorHAnsi" w:hAnsiTheme="minorHAnsi" w:cs="Arial"/>
+                <w:szCs w:val="20"/>
+              </w:rPr>
+              <w:t>AM1[2012]</w:t>
             </w:r>
           </w:p>
         </w:tc>
@@ -4239,7 +4314,23 @@
                 <w:rFonts w:asciiTheme="minorHAnsi" w:eastAsiaTheme="minorHAnsi" w:hAnsiTheme="minorHAnsi" w:cs="Arial"/>
                 <w:szCs w:val="20"/>
               </w:rPr>
-              <w:t xml:space="preserve"> [2010]+AMD1</w:t>
+              <w:t xml:space="preserve"> [</w:t>
+            </w:r>
+            <w:proofErr w:type="gramStart"/>
+            <w:r>
+              <w:rPr>
+                <w:rFonts w:asciiTheme="minorHAnsi" w:eastAsiaTheme="minorHAnsi" w:hAnsiTheme="minorHAnsi" w:cs="Arial"/>
+                <w:szCs w:val="20"/>
+              </w:rPr>
+              <w:t>2010]+</w:t>
+            </w:r>
+            <w:proofErr w:type="gramEnd"/>
+            <w:r>
+              <w:rPr>
+                <w:rFonts w:asciiTheme="minorHAnsi" w:eastAsiaTheme="minorHAnsi" w:hAnsiTheme="minorHAnsi" w:cs="Arial"/>
+                <w:szCs w:val="20"/>
+              </w:rPr>
+              <w:t>AMD1</w:t>
             </w:r>
             <w:r>
               <w:rPr>
@@ -5238,7 +5329,8 @@
     </w:p>
     <w:tbl>
       <w:tblPr>
-        <w:tblW w:w="10040" w:type="dxa"/>
+        <w:tblW w:w="9514" w:type="dxa"/>
+        <w:tblLayout w:type="fixed"/>
         <w:tblCellMar>
           <w:left w:w="99" w:type="dxa"/>
           <w:right w:w="99" w:type="dxa"/>
@@ -5246,10 +5338,10 @@
         <w:tblLook w:val="04A0" w:firstRow="1" w:lastRow="0" w:firstColumn="1" w:lastColumn="0" w:noHBand="0" w:noVBand="1"/>
       </w:tblPr>
       <w:tblGrid>
-        <w:gridCol w:w="937"/>
-        <w:gridCol w:w="1440"/>
-        <w:gridCol w:w="2186"/>
-        <w:gridCol w:w="5477"/>
+        <w:gridCol w:w="993"/>
+        <w:gridCol w:w="1275"/>
+        <w:gridCol w:w="1985"/>
+        <w:gridCol w:w="5261"/>
       </w:tblGrid>
       <w:tr>
         <w:trPr>
@@ -5257,7 +5349,7 @@
         </w:trPr>
         <w:tc>
           <w:tcPr>
-            <w:tcW w:w="976" w:type="dxa"/>
+            <w:tcW w:w="993" w:type="dxa"/>
             <w:tcBorders>
               <w:top w:val="nil"/>
               <w:left w:val="nil"/>
@@ -5299,7 +5391,7 @@
         </w:tc>
         <w:tc>
           <w:tcPr>
-            <w:tcW w:w="1376" w:type="dxa"/>
+            <w:tcW w:w="1275" w:type="dxa"/>
             <w:tcBorders>
               <w:top w:val="nil"/>
               <w:left w:val="nil"/>
@@ -5341,7 +5433,7 @@
         </w:tc>
         <w:tc>
           <w:tcPr>
-            <w:tcW w:w="2211" w:type="dxa"/>
+            <w:tcW w:w="1985" w:type="dxa"/>
             <w:tcBorders>
               <w:top w:val="nil"/>
               <w:left w:val="nil"/>
@@ -5383,7 +5475,7 @@
         </w:tc>
         <w:tc>
           <w:tcPr>
-            <w:tcW w:w="5477" w:type="dxa"/>
+            <w:tcW w:w="5261" w:type="dxa"/>
             <w:tcBorders>
               <w:top w:val="nil"/>
               <w:left w:val="nil"/>
@@ -5430,7 +5522,7 @@
         </w:trPr>
         <w:tc>
           <w:tcPr>
-            <w:tcW w:w="976" w:type="dxa"/>
+            <w:tcW w:w="993" w:type="dxa"/>
             <w:tcBorders>
               <w:top w:val="nil"/>
               <w:left w:val="nil"/>
@@ -5460,13 +5552,13 @@
                 <w:kern w:val="0"/>
                 <w:szCs w:val="20"/>
               </w:rPr>
-              <w:t>SRS-01</w:t>
-            </w:r>
-          </w:p>
-        </w:tc>
-        <w:tc>
-          <w:tcPr>
-            <w:tcW w:w="1376" w:type="dxa"/>
+              <w:t>SRS-001</w:t>
+            </w:r>
+          </w:p>
+        </w:tc>
+        <w:tc>
+          <w:tcPr>
+            <w:tcW w:w="1275" w:type="dxa"/>
             <w:vMerge w:val="restart"/>
             <w:tcBorders>
               <w:top w:val="nil"/>
@@ -5505,7 +5597,7 @@
         </w:tc>
         <w:tc>
           <w:tcPr>
-            <w:tcW w:w="2211" w:type="dxa"/>
+            <w:tcW w:w="1985" w:type="dxa"/>
             <w:tcBorders>
               <w:top w:val="nil"/>
               <w:left w:val="nil"/>
@@ -5541,7 +5633,7 @@
         </w:tc>
         <w:tc>
           <w:tcPr>
-            <w:tcW w:w="5477" w:type="dxa"/>
+            <w:tcW w:w="5261" w:type="dxa"/>
             <w:tcBorders>
               <w:top w:val="nil"/>
               <w:left w:val="nil"/>
@@ -5582,7 +5674,7 @@
         </w:trPr>
         <w:tc>
           <w:tcPr>
-            <w:tcW w:w="976" w:type="dxa"/>
+            <w:tcW w:w="993" w:type="dxa"/>
             <w:tcBorders>
               <w:top w:val="nil"/>
               <w:left w:val="nil"/>
@@ -5612,13 +5704,13 @@
                 <w:kern w:val="0"/>
                 <w:szCs w:val="20"/>
               </w:rPr>
-              <w:t>SRS-02</w:t>
-            </w:r>
-          </w:p>
-        </w:tc>
-        <w:tc>
-          <w:tcPr>
-            <w:tcW w:w="1376" w:type="dxa"/>
+              <w:t>SRS-002</w:t>
+            </w:r>
+          </w:p>
+        </w:tc>
+        <w:tc>
+          <w:tcPr>
+            <w:tcW w:w="1275" w:type="dxa"/>
             <w:vMerge/>
             <w:tcBorders>
               <w:top w:val="nil"/>
@@ -5647,7 +5739,7 @@
         </w:tc>
         <w:tc>
           <w:tcPr>
-            <w:tcW w:w="2211" w:type="dxa"/>
+            <w:tcW w:w="1985" w:type="dxa"/>
             <w:tcBorders>
               <w:top w:val="nil"/>
               <w:left w:val="nil"/>
@@ -5683,7 +5775,7 @@
         </w:tc>
         <w:tc>
           <w:tcPr>
-            <w:tcW w:w="5477" w:type="dxa"/>
+            <w:tcW w:w="5261" w:type="dxa"/>
             <w:tcBorders>
               <w:top w:val="nil"/>
               <w:left w:val="nil"/>
@@ -5724,7 +5816,7 @@
         </w:trPr>
         <w:tc>
           <w:tcPr>
-            <w:tcW w:w="976" w:type="dxa"/>
+            <w:tcW w:w="993" w:type="dxa"/>
             <w:tcBorders>
               <w:top w:val="nil"/>
               <w:left w:val="nil"/>
@@ -5754,13 +5846,13 @@
                 <w:kern w:val="0"/>
                 <w:szCs w:val="20"/>
               </w:rPr>
-              <w:t>SRS-03</w:t>
-            </w:r>
-          </w:p>
-        </w:tc>
-        <w:tc>
-          <w:tcPr>
-            <w:tcW w:w="1376" w:type="dxa"/>
+              <w:t>SRS-003</w:t>
+            </w:r>
+          </w:p>
+        </w:tc>
+        <w:tc>
+          <w:tcPr>
+            <w:tcW w:w="1275" w:type="dxa"/>
             <w:vMerge/>
             <w:tcBorders>
               <w:top w:val="nil"/>
@@ -5789,7 +5881,7 @@
         </w:tc>
         <w:tc>
           <w:tcPr>
-            <w:tcW w:w="2211" w:type="dxa"/>
+            <w:tcW w:w="1985" w:type="dxa"/>
             <w:tcBorders>
               <w:top w:val="nil"/>
               <w:left w:val="nil"/>
@@ -5825,7 +5917,7 @@
         </w:tc>
         <w:tc>
           <w:tcPr>
-            <w:tcW w:w="5477" w:type="dxa"/>
+            <w:tcW w:w="5261" w:type="dxa"/>
             <w:tcBorders>
               <w:top w:val="nil"/>
               <w:left w:val="nil"/>
@@ -5866,7 +5958,7 @@
         </w:trPr>
         <w:tc>
           <w:tcPr>
-            <w:tcW w:w="976" w:type="dxa"/>
+            <w:tcW w:w="993" w:type="dxa"/>
             <w:tcBorders>
               <w:top w:val="nil"/>
               <w:left w:val="nil"/>
@@ -5896,13 +5988,13 @@
                 <w:kern w:val="0"/>
                 <w:szCs w:val="20"/>
               </w:rPr>
-              <w:t>SRS-04</w:t>
-            </w:r>
-          </w:p>
-        </w:tc>
-        <w:tc>
-          <w:tcPr>
-            <w:tcW w:w="1376" w:type="dxa"/>
+              <w:t>SRS-004</w:t>
+            </w:r>
+          </w:p>
+        </w:tc>
+        <w:tc>
+          <w:tcPr>
+            <w:tcW w:w="1275" w:type="dxa"/>
             <w:vMerge/>
             <w:tcBorders>
               <w:top w:val="nil"/>
@@ -5931,7 +6023,7 @@
         </w:tc>
         <w:tc>
           <w:tcPr>
-            <w:tcW w:w="2211" w:type="dxa"/>
+            <w:tcW w:w="1985" w:type="dxa"/>
             <w:tcBorders>
               <w:top w:val="nil"/>
               <w:left w:val="nil"/>
@@ -5967,7 +6059,7 @@
         </w:tc>
         <w:tc>
           <w:tcPr>
-            <w:tcW w:w="5477" w:type="dxa"/>
+            <w:tcW w:w="5261" w:type="dxa"/>
             <w:tcBorders>
               <w:top w:val="nil"/>
               <w:left w:val="nil"/>
@@ -6009,7 +6101,7 @@
         </w:trPr>
         <w:tc>
           <w:tcPr>
-            <w:tcW w:w="976" w:type="dxa"/>
+            <w:tcW w:w="993" w:type="dxa"/>
             <w:tcBorders>
               <w:top w:val="nil"/>
               <w:left w:val="nil"/>
@@ -6039,13 +6131,13 @@
                 <w:kern w:val="0"/>
                 <w:szCs w:val="20"/>
               </w:rPr>
-              <w:t>SRS-05</w:t>
-            </w:r>
-          </w:p>
-        </w:tc>
-        <w:tc>
-          <w:tcPr>
-            <w:tcW w:w="1376" w:type="dxa"/>
+              <w:t>SRS-005</w:t>
+            </w:r>
+          </w:p>
+        </w:tc>
+        <w:tc>
+          <w:tcPr>
+            <w:tcW w:w="1275" w:type="dxa"/>
             <w:vMerge/>
             <w:tcBorders>
               <w:top w:val="nil"/>
@@ -6074,7 +6166,7 @@
         </w:tc>
         <w:tc>
           <w:tcPr>
-            <w:tcW w:w="2211" w:type="dxa"/>
+            <w:tcW w:w="1985" w:type="dxa"/>
             <w:tcBorders>
               <w:top w:val="nil"/>
               <w:left w:val="nil"/>
@@ -6110,7 +6202,7 @@
         </w:tc>
         <w:tc>
           <w:tcPr>
-            <w:tcW w:w="5477" w:type="dxa"/>
+            <w:tcW w:w="5261" w:type="dxa"/>
             <w:tcBorders>
               <w:top w:val="nil"/>
               <w:left w:val="nil"/>
@@ -6151,7 +6243,7 @@
         </w:trPr>
         <w:tc>
           <w:tcPr>
-            <w:tcW w:w="976" w:type="dxa"/>
+            <w:tcW w:w="993" w:type="dxa"/>
             <w:tcBorders>
               <w:top w:val="nil"/>
               <w:left w:val="nil"/>
@@ -6181,13 +6273,13 @@
                 <w:kern w:val="0"/>
                 <w:szCs w:val="20"/>
               </w:rPr>
-              <w:t>SRS-06</w:t>
-            </w:r>
-          </w:p>
-        </w:tc>
-        <w:tc>
-          <w:tcPr>
-            <w:tcW w:w="1376" w:type="dxa"/>
+              <w:t>SRS-006</w:t>
+            </w:r>
+          </w:p>
+        </w:tc>
+        <w:tc>
+          <w:tcPr>
+            <w:tcW w:w="1275" w:type="dxa"/>
             <w:vMerge/>
             <w:tcBorders>
               <w:top w:val="nil"/>
@@ -6216,7 +6308,7 @@
         </w:tc>
         <w:tc>
           <w:tcPr>
-            <w:tcW w:w="2211" w:type="dxa"/>
+            <w:tcW w:w="1985" w:type="dxa"/>
             <w:tcBorders>
               <w:top w:val="nil"/>
               <w:left w:val="nil"/>
@@ -6252,7 +6344,7 @@
         </w:tc>
         <w:tc>
           <w:tcPr>
-            <w:tcW w:w="5477" w:type="dxa"/>
+            <w:tcW w:w="5261" w:type="dxa"/>
             <w:tcBorders>
               <w:top w:val="nil"/>
               <w:left w:val="nil"/>
@@ -6293,7 +6385,7 @@
         </w:trPr>
         <w:tc>
           <w:tcPr>
-            <w:tcW w:w="976" w:type="dxa"/>
+            <w:tcW w:w="993" w:type="dxa"/>
             <w:tcBorders>
               <w:top w:val="nil"/>
               <w:left w:val="nil"/>
@@ -6323,13 +6415,13 @@
                 <w:kern w:val="0"/>
                 <w:szCs w:val="20"/>
               </w:rPr>
-              <w:t>SRS-07</w:t>
-            </w:r>
-          </w:p>
-        </w:tc>
-        <w:tc>
-          <w:tcPr>
-            <w:tcW w:w="1376" w:type="dxa"/>
+              <w:t>SRS-007</w:t>
+            </w:r>
+          </w:p>
+        </w:tc>
+        <w:tc>
+          <w:tcPr>
+            <w:tcW w:w="1275" w:type="dxa"/>
             <w:vMerge/>
             <w:tcBorders>
               <w:top w:val="nil"/>
@@ -6358,7 +6450,7 @@
         </w:tc>
         <w:tc>
           <w:tcPr>
-            <w:tcW w:w="2211" w:type="dxa"/>
+            <w:tcW w:w="1985" w:type="dxa"/>
             <w:tcBorders>
               <w:top w:val="nil"/>
               <w:left w:val="nil"/>
@@ -6394,7 +6486,7 @@
         </w:tc>
         <w:tc>
           <w:tcPr>
-            <w:tcW w:w="5477" w:type="dxa"/>
+            <w:tcW w:w="5261" w:type="dxa"/>
             <w:tcBorders>
               <w:top w:val="nil"/>
               <w:left w:val="nil"/>
@@ -6435,7 +6527,7 @@
         </w:trPr>
         <w:tc>
           <w:tcPr>
-            <w:tcW w:w="976" w:type="dxa"/>
+            <w:tcW w:w="993" w:type="dxa"/>
             <w:tcBorders>
               <w:top w:val="nil"/>
               <w:left w:val="nil"/>
@@ -6466,13 +6558,13 @@
                 <w:szCs w:val="20"/>
               </w:rPr>
               <w:lastRenderedPageBreak/>
-              <w:t>SRS-08</w:t>
-            </w:r>
-          </w:p>
-        </w:tc>
-        <w:tc>
-          <w:tcPr>
-            <w:tcW w:w="1376" w:type="dxa"/>
+              <w:t>SRS-008</w:t>
+            </w:r>
+          </w:p>
+        </w:tc>
+        <w:tc>
+          <w:tcPr>
+            <w:tcW w:w="1275" w:type="dxa"/>
             <w:vMerge w:val="restart"/>
             <w:tcBorders>
               <w:top w:val="nil"/>
@@ -6511,7 +6603,7 @@
         </w:tc>
         <w:tc>
           <w:tcPr>
-            <w:tcW w:w="2211" w:type="dxa"/>
+            <w:tcW w:w="1985" w:type="dxa"/>
             <w:tcBorders>
               <w:top w:val="nil"/>
               <w:left w:val="nil"/>
@@ -6547,7 +6639,7 @@
         </w:tc>
         <w:tc>
           <w:tcPr>
-            <w:tcW w:w="5477" w:type="dxa"/>
+            <w:tcW w:w="5261" w:type="dxa"/>
             <w:tcBorders>
               <w:top w:val="nil"/>
               <w:left w:val="nil"/>
@@ -6588,7 +6680,7 @@
         </w:trPr>
         <w:tc>
           <w:tcPr>
-            <w:tcW w:w="976" w:type="dxa"/>
+            <w:tcW w:w="993" w:type="dxa"/>
             <w:tcBorders>
               <w:top w:val="nil"/>
               <w:left w:val="nil"/>
@@ -6618,13 +6710,13 @@
                 <w:kern w:val="0"/>
                 <w:szCs w:val="20"/>
               </w:rPr>
-              <w:t>SRS-09</w:t>
-            </w:r>
-          </w:p>
-        </w:tc>
-        <w:tc>
-          <w:tcPr>
-            <w:tcW w:w="1376" w:type="dxa"/>
+              <w:t>SRS-009</w:t>
+            </w:r>
+          </w:p>
+        </w:tc>
+        <w:tc>
+          <w:tcPr>
+            <w:tcW w:w="1275" w:type="dxa"/>
             <w:vMerge/>
             <w:tcBorders>
               <w:top w:val="nil"/>
@@ -6653,7 +6745,7 @@
         </w:tc>
         <w:tc>
           <w:tcPr>
-            <w:tcW w:w="2211" w:type="dxa"/>
+            <w:tcW w:w="1985" w:type="dxa"/>
             <w:tcBorders>
               <w:top w:val="nil"/>
               <w:left w:val="nil"/>
@@ -6689,7 +6781,7 @@
         </w:tc>
         <w:tc>
           <w:tcPr>
-            <w:tcW w:w="5477" w:type="dxa"/>
+            <w:tcW w:w="5261" w:type="dxa"/>
             <w:tcBorders>
               <w:top w:val="nil"/>
               <w:left w:val="nil"/>
@@ -6730,7 +6822,7 @@
         </w:trPr>
         <w:tc>
           <w:tcPr>
-            <w:tcW w:w="976" w:type="dxa"/>
+            <w:tcW w:w="993" w:type="dxa"/>
             <w:tcBorders>
               <w:top w:val="nil"/>
               <w:left w:val="nil"/>
@@ -6760,13 +6852,13 @@
                 <w:kern w:val="0"/>
                 <w:szCs w:val="20"/>
               </w:rPr>
-              <w:t>SRS-10</w:t>
-            </w:r>
-          </w:p>
-        </w:tc>
-        <w:tc>
-          <w:tcPr>
-            <w:tcW w:w="1376" w:type="dxa"/>
+              <w:t>SRS-010</w:t>
+            </w:r>
+          </w:p>
+        </w:tc>
+        <w:tc>
+          <w:tcPr>
+            <w:tcW w:w="1275" w:type="dxa"/>
             <w:vMerge/>
             <w:tcBorders>
               <w:top w:val="nil"/>
@@ -6795,7 +6887,7 @@
         </w:tc>
         <w:tc>
           <w:tcPr>
-            <w:tcW w:w="2211" w:type="dxa"/>
+            <w:tcW w:w="1985" w:type="dxa"/>
             <w:tcBorders>
               <w:top w:val="nil"/>
               <w:left w:val="nil"/>
@@ -6831,7 +6923,7 @@
         </w:tc>
         <w:tc>
           <w:tcPr>
-            <w:tcW w:w="5477" w:type="dxa"/>
+            <w:tcW w:w="5261" w:type="dxa"/>
             <w:tcBorders>
               <w:top w:val="nil"/>
               <w:left w:val="nil"/>
@@ -6872,7 +6964,7 @@
         </w:trPr>
         <w:tc>
           <w:tcPr>
-            <w:tcW w:w="976" w:type="dxa"/>
+            <w:tcW w:w="993" w:type="dxa"/>
             <w:tcBorders>
               <w:top w:val="nil"/>
               <w:left w:val="nil"/>
@@ -6902,13 +6994,13 @@
                 <w:kern w:val="0"/>
                 <w:szCs w:val="20"/>
               </w:rPr>
-              <w:t>SRS-11</w:t>
-            </w:r>
-          </w:p>
-        </w:tc>
-        <w:tc>
-          <w:tcPr>
-            <w:tcW w:w="1376" w:type="dxa"/>
+              <w:t>SRS-011</w:t>
+            </w:r>
+          </w:p>
+        </w:tc>
+        <w:tc>
+          <w:tcPr>
+            <w:tcW w:w="1275" w:type="dxa"/>
             <w:vMerge/>
             <w:tcBorders>
               <w:top w:val="nil"/>
@@ -6937,7 +7029,7 @@
         </w:tc>
         <w:tc>
           <w:tcPr>
-            <w:tcW w:w="2211" w:type="dxa"/>
+            <w:tcW w:w="1985" w:type="dxa"/>
             <w:tcBorders>
               <w:top w:val="nil"/>
               <w:left w:val="nil"/>
@@ -6973,7 +7065,7 @@
         </w:tc>
         <w:tc>
           <w:tcPr>
-            <w:tcW w:w="5477" w:type="dxa"/>
+            <w:tcW w:w="5261" w:type="dxa"/>
             <w:tcBorders>
               <w:top w:val="nil"/>
               <w:left w:val="nil"/>
@@ -7014,7 +7106,7 @@
         </w:trPr>
         <w:tc>
           <w:tcPr>
-            <w:tcW w:w="976" w:type="dxa"/>
+            <w:tcW w:w="993" w:type="dxa"/>
             <w:tcBorders>
               <w:top w:val="nil"/>
               <w:left w:val="nil"/>
@@ -7044,13 +7136,13 @@
                 <w:kern w:val="0"/>
                 <w:szCs w:val="20"/>
               </w:rPr>
-              <w:t>SRS-12</w:t>
-            </w:r>
-          </w:p>
-        </w:tc>
-        <w:tc>
-          <w:tcPr>
-            <w:tcW w:w="1376" w:type="dxa"/>
+              <w:t>SRS-012</w:t>
+            </w:r>
+          </w:p>
+        </w:tc>
+        <w:tc>
+          <w:tcPr>
+            <w:tcW w:w="1275" w:type="dxa"/>
             <w:vMerge w:val="restart"/>
             <w:tcBorders>
               <w:top w:val="nil"/>
@@ -7089,7 +7181,7 @@
         </w:tc>
         <w:tc>
           <w:tcPr>
-            <w:tcW w:w="2211" w:type="dxa"/>
+            <w:tcW w:w="1985" w:type="dxa"/>
             <w:tcBorders>
               <w:top w:val="nil"/>
               <w:left w:val="nil"/>
@@ -7125,7 +7217,7 @@
         </w:tc>
         <w:tc>
           <w:tcPr>
-            <w:tcW w:w="5477" w:type="dxa"/>
+            <w:tcW w:w="5261" w:type="dxa"/>
             <w:tcBorders>
               <w:top w:val="nil"/>
               <w:left w:val="nil"/>
@@ -7166,7 +7258,7 @@
         </w:trPr>
         <w:tc>
           <w:tcPr>
-            <w:tcW w:w="976" w:type="dxa"/>
+            <w:tcW w:w="993" w:type="dxa"/>
             <w:tcBorders>
               <w:top w:val="nil"/>
               <w:left w:val="nil"/>
@@ -7196,13 +7288,13 @@
                 <w:kern w:val="0"/>
                 <w:szCs w:val="20"/>
               </w:rPr>
-              <w:t>SRS-13</w:t>
-            </w:r>
-          </w:p>
-        </w:tc>
-        <w:tc>
-          <w:tcPr>
-            <w:tcW w:w="1376" w:type="dxa"/>
+              <w:t>SRS-013</w:t>
+            </w:r>
+          </w:p>
+        </w:tc>
+        <w:tc>
+          <w:tcPr>
+            <w:tcW w:w="1275" w:type="dxa"/>
             <w:vMerge/>
             <w:tcBorders>
               <w:top w:val="nil"/>
@@ -7231,7 +7323,7 @@
         </w:tc>
         <w:tc>
           <w:tcPr>
-            <w:tcW w:w="2211" w:type="dxa"/>
+            <w:tcW w:w="1985" w:type="dxa"/>
             <w:tcBorders>
               <w:top w:val="nil"/>
               <w:left w:val="nil"/>
@@ -7267,7 +7359,7 @@
         </w:tc>
         <w:tc>
           <w:tcPr>
-            <w:tcW w:w="5477" w:type="dxa"/>
+            <w:tcW w:w="5261" w:type="dxa"/>
             <w:tcBorders>
               <w:top w:val="nil"/>
               <w:left w:val="nil"/>
@@ -7308,7 +7400,7 @@
         </w:trPr>
         <w:tc>
           <w:tcPr>
-            <w:tcW w:w="976" w:type="dxa"/>
+            <w:tcW w:w="993" w:type="dxa"/>
             <w:tcBorders>
               <w:top w:val="nil"/>
               <w:left w:val="nil"/>
@@ -7338,13 +7430,13 @@
                 <w:kern w:val="0"/>
                 <w:szCs w:val="20"/>
               </w:rPr>
-              <w:t>SRS-14</w:t>
-            </w:r>
-          </w:p>
-        </w:tc>
-        <w:tc>
-          <w:tcPr>
-            <w:tcW w:w="1376" w:type="dxa"/>
+              <w:t>SRS-014</w:t>
+            </w:r>
+          </w:p>
+        </w:tc>
+        <w:tc>
+          <w:tcPr>
+            <w:tcW w:w="1275" w:type="dxa"/>
             <w:vMerge/>
             <w:tcBorders>
               <w:top w:val="nil"/>
@@ -7373,7 +7465,7 @@
         </w:tc>
         <w:tc>
           <w:tcPr>
-            <w:tcW w:w="2211" w:type="dxa"/>
+            <w:tcW w:w="1985" w:type="dxa"/>
             <w:tcBorders>
               <w:top w:val="nil"/>
               <w:left w:val="nil"/>
@@ -7409,7 +7501,7 @@
         </w:tc>
         <w:tc>
           <w:tcPr>
-            <w:tcW w:w="5477" w:type="dxa"/>
+            <w:tcW w:w="5261" w:type="dxa"/>
             <w:tcBorders>
               <w:top w:val="nil"/>
               <w:left w:val="nil"/>
@@ -7450,7 +7542,7 @@
         </w:trPr>
         <w:tc>
           <w:tcPr>
-            <w:tcW w:w="976" w:type="dxa"/>
+            <w:tcW w:w="993" w:type="dxa"/>
             <w:tcBorders>
               <w:top w:val="nil"/>
               <w:left w:val="nil"/>
@@ -7480,13 +7572,13 @@
                 <w:kern w:val="0"/>
                 <w:szCs w:val="20"/>
               </w:rPr>
-              <w:t>SRS-15</w:t>
-            </w:r>
-          </w:p>
-        </w:tc>
-        <w:tc>
-          <w:tcPr>
-            <w:tcW w:w="1376" w:type="dxa"/>
+              <w:t>SRS-015</w:t>
+            </w:r>
+          </w:p>
+        </w:tc>
+        <w:tc>
+          <w:tcPr>
+            <w:tcW w:w="1275" w:type="dxa"/>
             <w:vMerge/>
             <w:tcBorders>
               <w:top w:val="nil"/>
@@ -7515,7 +7607,7 @@
         </w:tc>
         <w:tc>
           <w:tcPr>
-            <w:tcW w:w="2211" w:type="dxa"/>
+            <w:tcW w:w="1985" w:type="dxa"/>
             <w:tcBorders>
               <w:top w:val="nil"/>
               <w:left w:val="nil"/>
@@ -7551,7 +7643,7 @@
         </w:tc>
         <w:tc>
           <w:tcPr>
-            <w:tcW w:w="5477" w:type="dxa"/>
+            <w:tcW w:w="5261" w:type="dxa"/>
             <w:tcBorders>
               <w:top w:val="nil"/>
               <w:left w:val="nil"/>
@@ -7592,7 +7684,7 @@
         </w:trPr>
         <w:tc>
           <w:tcPr>
-            <w:tcW w:w="976" w:type="dxa"/>
+            <w:tcW w:w="993" w:type="dxa"/>
             <w:tcBorders>
               <w:top w:val="nil"/>
               <w:left w:val="nil"/>
@@ -7622,13 +7714,13 @@
                 <w:kern w:val="0"/>
                 <w:szCs w:val="20"/>
               </w:rPr>
-              <w:t>SRS-16</w:t>
-            </w:r>
-          </w:p>
-        </w:tc>
-        <w:tc>
-          <w:tcPr>
-            <w:tcW w:w="1376" w:type="dxa"/>
+              <w:t>SRS-016</w:t>
+            </w:r>
+          </w:p>
+        </w:tc>
+        <w:tc>
+          <w:tcPr>
+            <w:tcW w:w="1275" w:type="dxa"/>
             <w:vMerge w:val="restart"/>
             <w:tcBorders>
               <w:top w:val="nil"/>
@@ -7667,7 +7759,7 @@
         </w:tc>
         <w:tc>
           <w:tcPr>
-            <w:tcW w:w="2211" w:type="dxa"/>
+            <w:tcW w:w="1985" w:type="dxa"/>
             <w:tcBorders>
               <w:top w:val="nil"/>
               <w:left w:val="nil"/>
@@ -7703,7 +7795,7 @@
         </w:tc>
         <w:tc>
           <w:tcPr>
-            <w:tcW w:w="5477" w:type="dxa"/>
+            <w:tcW w:w="5261" w:type="dxa"/>
             <w:tcBorders>
               <w:top w:val="nil"/>
               <w:left w:val="nil"/>
@@ -7744,7 +7836,7 @@
         </w:trPr>
         <w:tc>
           <w:tcPr>
-            <w:tcW w:w="976" w:type="dxa"/>
+            <w:tcW w:w="993" w:type="dxa"/>
             <w:tcBorders>
               <w:top w:val="nil"/>
               <w:left w:val="nil"/>
@@ -7774,13 +7866,13 @@
                 <w:kern w:val="0"/>
                 <w:szCs w:val="20"/>
               </w:rPr>
-              <w:t>SRS-17</w:t>
-            </w:r>
-          </w:p>
-        </w:tc>
-        <w:tc>
-          <w:tcPr>
-            <w:tcW w:w="1376" w:type="dxa"/>
+              <w:t>SRS-017</w:t>
+            </w:r>
+          </w:p>
+        </w:tc>
+        <w:tc>
+          <w:tcPr>
+            <w:tcW w:w="1275" w:type="dxa"/>
             <w:vMerge/>
             <w:tcBorders>
               <w:top w:val="nil"/>
@@ -7809,7 +7901,7 @@
         </w:tc>
         <w:tc>
           <w:tcPr>
-            <w:tcW w:w="2211" w:type="dxa"/>
+            <w:tcW w:w="1985" w:type="dxa"/>
             <w:tcBorders>
               <w:top w:val="nil"/>
               <w:left w:val="nil"/>
@@ -7845,7 +7937,7 @@
         </w:tc>
         <w:tc>
           <w:tcPr>
-            <w:tcW w:w="5477" w:type="dxa"/>
+            <w:tcW w:w="5261" w:type="dxa"/>
             <w:tcBorders>
               <w:top w:val="nil"/>
               <w:left w:val="nil"/>
@@ -7886,7 +7978,7 @@
         </w:trPr>
         <w:tc>
           <w:tcPr>
-            <w:tcW w:w="976" w:type="dxa"/>
+            <w:tcW w:w="993" w:type="dxa"/>
             <w:tcBorders>
               <w:top w:val="nil"/>
               <w:left w:val="nil"/>
@@ -7916,13 +8008,13 @@
                 <w:kern w:val="0"/>
                 <w:szCs w:val="20"/>
               </w:rPr>
-              <w:t>SRS-18</w:t>
-            </w:r>
-          </w:p>
-        </w:tc>
-        <w:tc>
-          <w:tcPr>
-            <w:tcW w:w="1376" w:type="dxa"/>
+              <w:t>SRS-018</w:t>
+            </w:r>
+          </w:p>
+        </w:tc>
+        <w:tc>
+          <w:tcPr>
+            <w:tcW w:w="1275" w:type="dxa"/>
             <w:vMerge/>
             <w:tcBorders>
               <w:top w:val="nil"/>
@@ -7951,7 +8043,7 @@
         </w:tc>
         <w:tc>
           <w:tcPr>
-            <w:tcW w:w="2211" w:type="dxa"/>
+            <w:tcW w:w="1985" w:type="dxa"/>
             <w:tcBorders>
               <w:top w:val="nil"/>
               <w:left w:val="nil"/>
@@ -7997,7 +8089,7 @@
         </w:tc>
         <w:tc>
           <w:tcPr>
-            <w:tcW w:w="5477" w:type="dxa"/>
+            <w:tcW w:w="5261" w:type="dxa"/>
             <w:tcBorders>
               <w:top w:val="nil"/>
               <w:left w:val="nil"/>
@@ -8038,7 +8130,7 @@
         </w:trPr>
         <w:tc>
           <w:tcPr>
-            <w:tcW w:w="976" w:type="dxa"/>
+            <w:tcW w:w="993" w:type="dxa"/>
             <w:tcBorders>
               <w:top w:val="nil"/>
               <w:left w:val="nil"/>
@@ -8068,13 +8160,13 @@
                 <w:kern w:val="0"/>
                 <w:szCs w:val="20"/>
               </w:rPr>
-              <w:t>SRS-19</w:t>
-            </w:r>
-          </w:p>
-        </w:tc>
-        <w:tc>
-          <w:tcPr>
-            <w:tcW w:w="1376" w:type="dxa"/>
+              <w:t>SRS-019</w:t>
+            </w:r>
+          </w:p>
+        </w:tc>
+        <w:tc>
+          <w:tcPr>
+            <w:tcW w:w="1275" w:type="dxa"/>
             <w:vMerge/>
             <w:tcBorders>
               <w:top w:val="nil"/>
@@ -8103,7 +8195,7 @@
         </w:tc>
         <w:tc>
           <w:tcPr>
-            <w:tcW w:w="2211" w:type="dxa"/>
+            <w:tcW w:w="1985" w:type="dxa"/>
             <w:tcBorders>
               <w:top w:val="nil"/>
               <w:left w:val="nil"/>
@@ -8140,7 +8232,7 @@
         </w:tc>
         <w:tc>
           <w:tcPr>
-            <w:tcW w:w="5477" w:type="dxa"/>
+            <w:tcW w:w="5261" w:type="dxa"/>
             <w:tcBorders>
               <w:top w:val="nil"/>
               <w:left w:val="nil"/>
@@ -8182,7 +8274,7 @@
         </w:trPr>
         <w:tc>
           <w:tcPr>
-            <w:tcW w:w="976" w:type="dxa"/>
+            <w:tcW w:w="993" w:type="dxa"/>
             <w:tcBorders>
               <w:top w:val="nil"/>
               <w:left w:val="nil"/>
@@ -8212,13 +8304,13 @@
                 <w:kern w:val="0"/>
                 <w:szCs w:val="20"/>
               </w:rPr>
-              <w:t>SRS-20</w:t>
-            </w:r>
-          </w:p>
-        </w:tc>
-        <w:tc>
-          <w:tcPr>
-            <w:tcW w:w="1376" w:type="dxa"/>
+              <w:t>SRS-020</w:t>
+            </w:r>
+          </w:p>
+        </w:tc>
+        <w:tc>
+          <w:tcPr>
+            <w:tcW w:w="1275" w:type="dxa"/>
             <w:tcBorders>
               <w:top w:val="nil"/>
               <w:left w:val="nil"/>
@@ -8256,7 +8348,7 @@
         </w:tc>
         <w:tc>
           <w:tcPr>
-            <w:tcW w:w="2211" w:type="dxa"/>
+            <w:tcW w:w="1985" w:type="dxa"/>
             <w:tcBorders>
               <w:top w:val="nil"/>
               <w:left w:val="nil"/>
@@ -8293,7 +8385,7 @@
         </w:tc>
         <w:tc>
           <w:tcPr>
-            <w:tcW w:w="5477" w:type="dxa"/>
+            <w:tcW w:w="5261" w:type="dxa"/>
             <w:tcBorders>
               <w:top w:val="nil"/>
               <w:left w:val="nil"/>
@@ -8335,7 +8427,7 @@
         </w:trPr>
         <w:tc>
           <w:tcPr>
-            <w:tcW w:w="976" w:type="dxa"/>
+            <w:tcW w:w="993" w:type="dxa"/>
             <w:tcBorders>
               <w:top w:val="nil"/>
               <w:left w:val="nil"/>
@@ -8365,13 +8457,13 @@
                 <w:kern w:val="0"/>
                 <w:szCs w:val="20"/>
               </w:rPr>
-              <w:t>SRS-21</w:t>
-            </w:r>
-          </w:p>
-        </w:tc>
-        <w:tc>
-          <w:tcPr>
-            <w:tcW w:w="1376" w:type="dxa"/>
+              <w:t>SRS-021</w:t>
+            </w:r>
+          </w:p>
+        </w:tc>
+        <w:tc>
+          <w:tcPr>
+            <w:tcW w:w="1275" w:type="dxa"/>
             <w:vMerge w:val="restart"/>
             <w:tcBorders>
               <w:top w:val="nil"/>
@@ -8410,7 +8502,7 @@
         </w:tc>
         <w:tc>
           <w:tcPr>
-            <w:tcW w:w="2211" w:type="dxa"/>
+            <w:tcW w:w="1985" w:type="dxa"/>
             <w:tcBorders>
               <w:top w:val="nil"/>
               <w:left w:val="nil"/>
@@ -8447,7 +8539,7 @@
         </w:tc>
         <w:tc>
           <w:tcPr>
-            <w:tcW w:w="5477" w:type="dxa"/>
+            <w:tcW w:w="5261" w:type="dxa"/>
             <w:tcBorders>
               <w:top w:val="nil"/>
               <w:left w:val="nil"/>
@@ -8489,7 +8581,7 @@
         </w:trPr>
         <w:tc>
           <w:tcPr>
-            <w:tcW w:w="976" w:type="dxa"/>
+            <w:tcW w:w="993" w:type="dxa"/>
             <w:tcBorders>
               <w:top w:val="nil"/>
               <w:left w:val="nil"/>
@@ -8519,13 +8611,13 @@
                 <w:kern w:val="0"/>
                 <w:szCs w:val="20"/>
               </w:rPr>
-              <w:t>SRS-22</w:t>
-            </w:r>
-          </w:p>
-        </w:tc>
-        <w:tc>
-          <w:tcPr>
-            <w:tcW w:w="1376" w:type="dxa"/>
+              <w:t>SRS-022</w:t>
+            </w:r>
+          </w:p>
+        </w:tc>
+        <w:tc>
+          <w:tcPr>
+            <w:tcW w:w="1275" w:type="dxa"/>
             <w:vMerge/>
             <w:tcBorders>
               <w:top w:val="nil"/>
@@ -8554,7 +8646,7 @@
         </w:tc>
         <w:tc>
           <w:tcPr>
-            <w:tcW w:w="2211" w:type="dxa"/>
+            <w:tcW w:w="1985" w:type="dxa"/>
             <w:tcBorders>
               <w:top w:val="nil"/>
               <w:left w:val="nil"/>
@@ -8591,7 +8683,7 @@
         </w:tc>
         <w:tc>
           <w:tcPr>
-            <w:tcW w:w="5477" w:type="dxa"/>
+            <w:tcW w:w="5261" w:type="dxa"/>
             <w:tcBorders>
               <w:top w:val="nil"/>
               <w:left w:val="nil"/>
@@ -8633,7 +8725,7 @@
         </w:trPr>
         <w:tc>
           <w:tcPr>
-            <w:tcW w:w="976" w:type="dxa"/>
+            <w:tcW w:w="993" w:type="dxa"/>
             <w:tcBorders>
               <w:top w:val="nil"/>
               <w:left w:val="nil"/>
@@ -8663,13 +8755,13 @@
                 <w:kern w:val="0"/>
                 <w:szCs w:val="20"/>
               </w:rPr>
-              <w:t>SRS-23</w:t>
-            </w:r>
-          </w:p>
-        </w:tc>
-        <w:tc>
-          <w:tcPr>
-            <w:tcW w:w="1376" w:type="dxa"/>
+              <w:t>SRS-023</w:t>
+            </w:r>
+          </w:p>
+        </w:tc>
+        <w:tc>
+          <w:tcPr>
+            <w:tcW w:w="1275" w:type="dxa"/>
             <w:vMerge/>
             <w:tcBorders>
               <w:top w:val="nil"/>
@@ -8698,7 +8790,7 @@
         </w:tc>
         <w:tc>
           <w:tcPr>
-            <w:tcW w:w="2211" w:type="dxa"/>
+            <w:tcW w:w="1985" w:type="dxa"/>
             <w:tcBorders>
               <w:top w:val="nil"/>
               <w:left w:val="nil"/>
@@ -8735,7 +8827,7 @@
         </w:tc>
         <w:tc>
           <w:tcPr>
-            <w:tcW w:w="5477" w:type="dxa"/>
+            <w:tcW w:w="5261" w:type="dxa"/>
             <w:tcBorders>
               <w:top w:val="nil"/>
               <w:left w:val="nil"/>
@@ -8777,7 +8869,7 @@
         </w:trPr>
         <w:tc>
           <w:tcPr>
-            <w:tcW w:w="976" w:type="dxa"/>
+            <w:tcW w:w="993" w:type="dxa"/>
             <w:tcBorders>
               <w:top w:val="nil"/>
               <w:left w:val="nil"/>
@@ -8807,13 +8899,13 @@
                 <w:kern w:val="0"/>
                 <w:szCs w:val="20"/>
               </w:rPr>
-              <w:t>SRS-24</w:t>
-            </w:r>
-          </w:p>
-        </w:tc>
-        <w:tc>
-          <w:tcPr>
-            <w:tcW w:w="1376" w:type="dxa"/>
+              <w:t>SRS-024</w:t>
+            </w:r>
+          </w:p>
+        </w:tc>
+        <w:tc>
+          <w:tcPr>
+            <w:tcW w:w="1275" w:type="dxa"/>
             <w:vMerge/>
             <w:tcBorders>
               <w:top w:val="nil"/>
@@ -8842,7 +8934,7 @@
         </w:tc>
         <w:tc>
           <w:tcPr>
-            <w:tcW w:w="2211" w:type="dxa"/>
+            <w:tcW w:w="1985" w:type="dxa"/>
             <w:tcBorders>
               <w:top w:val="nil"/>
               <w:left w:val="nil"/>
@@ -8879,7 +8971,7 @@
         </w:tc>
         <w:tc>
           <w:tcPr>
-            <w:tcW w:w="5477" w:type="dxa"/>
+            <w:tcW w:w="5261" w:type="dxa"/>
             <w:tcBorders>
               <w:top w:val="nil"/>
               <w:left w:val="nil"/>
@@ -8921,7 +9013,7 @@
         </w:trPr>
         <w:tc>
           <w:tcPr>
-            <w:tcW w:w="976" w:type="dxa"/>
+            <w:tcW w:w="993" w:type="dxa"/>
             <w:tcBorders>
               <w:top w:val="nil"/>
               <w:left w:val="nil"/>
@@ -8951,13 +9043,13 @@
                 <w:kern w:val="0"/>
                 <w:szCs w:val="20"/>
               </w:rPr>
-              <w:t>SRS-25</w:t>
-            </w:r>
-          </w:p>
-        </w:tc>
-        <w:tc>
-          <w:tcPr>
-            <w:tcW w:w="1376" w:type="dxa"/>
+              <w:t>SRS-025</w:t>
+            </w:r>
+          </w:p>
+        </w:tc>
+        <w:tc>
+          <w:tcPr>
+            <w:tcW w:w="1275" w:type="dxa"/>
             <w:vMerge/>
             <w:tcBorders>
               <w:top w:val="nil"/>
@@ -8986,7 +9078,7 @@
         </w:tc>
         <w:tc>
           <w:tcPr>
-            <w:tcW w:w="2211" w:type="dxa"/>
+            <w:tcW w:w="1985" w:type="dxa"/>
             <w:tcBorders>
               <w:top w:val="nil"/>
               <w:left w:val="nil"/>
@@ -9023,7 +9115,7 @@
         </w:tc>
         <w:tc>
           <w:tcPr>
-            <w:tcW w:w="5477" w:type="dxa"/>
+            <w:tcW w:w="5261" w:type="dxa"/>
             <w:tcBorders>
               <w:top w:val="nil"/>
               <w:left w:val="nil"/>
@@ -9065,7 +9157,7 @@
         </w:trPr>
         <w:tc>
           <w:tcPr>
-            <w:tcW w:w="976" w:type="dxa"/>
+            <w:tcW w:w="993" w:type="dxa"/>
             <w:tcBorders>
               <w:top w:val="nil"/>
               <w:left w:val="nil"/>
@@ -9095,13 +9187,13 @@
                 <w:kern w:val="0"/>
                 <w:szCs w:val="20"/>
               </w:rPr>
-              <w:t>SRS-26</w:t>
-            </w:r>
-          </w:p>
-        </w:tc>
-        <w:tc>
-          <w:tcPr>
-            <w:tcW w:w="1376" w:type="dxa"/>
+              <w:t>SRS-026</w:t>
+            </w:r>
+          </w:p>
+        </w:tc>
+        <w:tc>
+          <w:tcPr>
+            <w:tcW w:w="1275" w:type="dxa"/>
             <w:vMerge/>
             <w:tcBorders>
               <w:top w:val="nil"/>
@@ -9130,7 +9222,7 @@
         </w:tc>
         <w:tc>
           <w:tcPr>
-            <w:tcW w:w="2211" w:type="dxa"/>
+            <w:tcW w:w="1985" w:type="dxa"/>
             <w:tcBorders>
               <w:top w:val="nil"/>
               <w:left w:val="nil"/>
@@ -9167,7 +9259,7 @@
         </w:tc>
         <w:tc>
           <w:tcPr>
-            <w:tcW w:w="5477" w:type="dxa"/>
+            <w:tcW w:w="5261" w:type="dxa"/>
             <w:tcBorders>
               <w:top w:val="nil"/>
               <w:left w:val="nil"/>
@@ -9209,7 +9301,7 @@
         </w:trPr>
         <w:tc>
           <w:tcPr>
-            <w:tcW w:w="976" w:type="dxa"/>
+            <w:tcW w:w="993" w:type="dxa"/>
             <w:tcBorders>
               <w:top w:val="nil"/>
               <w:left w:val="nil"/>
@@ -9239,13 +9331,13 @@
                 <w:kern w:val="0"/>
                 <w:szCs w:val="20"/>
               </w:rPr>
-              <w:t>SRS-27</w:t>
-            </w:r>
-          </w:p>
-        </w:tc>
-        <w:tc>
-          <w:tcPr>
-            <w:tcW w:w="1376" w:type="dxa"/>
+              <w:t>SRS-027</w:t>
+            </w:r>
+          </w:p>
+        </w:tc>
+        <w:tc>
+          <w:tcPr>
+            <w:tcW w:w="1275" w:type="dxa"/>
             <w:vMerge/>
             <w:tcBorders>
               <w:top w:val="nil"/>
@@ -9274,7 +9366,7 @@
         </w:tc>
         <w:tc>
           <w:tcPr>
-            <w:tcW w:w="2211" w:type="dxa"/>
+            <w:tcW w:w="1985" w:type="dxa"/>
             <w:tcBorders>
               <w:top w:val="nil"/>
               <w:left w:val="nil"/>
@@ -9311,7 +9403,7 @@
         </w:tc>
         <w:tc>
           <w:tcPr>
-            <w:tcW w:w="5477" w:type="dxa"/>
+            <w:tcW w:w="5261" w:type="dxa"/>
             <w:tcBorders>
               <w:top w:val="nil"/>
               <w:left w:val="nil"/>
@@ -9353,7 +9445,7 @@
         </w:trPr>
         <w:tc>
           <w:tcPr>
-            <w:tcW w:w="976" w:type="dxa"/>
+            <w:tcW w:w="993" w:type="dxa"/>
             <w:tcBorders>
               <w:top w:val="nil"/>
               <w:left w:val="nil"/>
@@ -9383,13 +9475,13 @@
                 <w:kern w:val="0"/>
                 <w:szCs w:val="20"/>
               </w:rPr>
-              <w:t>SRS-28</w:t>
-            </w:r>
-          </w:p>
-        </w:tc>
-        <w:tc>
-          <w:tcPr>
-            <w:tcW w:w="1376" w:type="dxa"/>
+              <w:t>SRS-028</w:t>
+            </w:r>
+          </w:p>
+        </w:tc>
+        <w:tc>
+          <w:tcPr>
+            <w:tcW w:w="1275" w:type="dxa"/>
             <w:vMerge w:val="restart"/>
             <w:tcBorders>
               <w:top w:val="nil"/>
@@ -9428,7 +9520,7 @@
         </w:tc>
         <w:tc>
           <w:tcPr>
-            <w:tcW w:w="2211" w:type="dxa"/>
+            <w:tcW w:w="1985" w:type="dxa"/>
             <w:tcBorders>
               <w:top w:val="nil"/>
               <w:left w:val="nil"/>
@@ -9465,7 +9557,7 @@
         </w:tc>
         <w:tc>
           <w:tcPr>
-            <w:tcW w:w="5477" w:type="dxa"/>
+            <w:tcW w:w="5261" w:type="dxa"/>
             <w:tcBorders>
               <w:top w:val="nil"/>
               <w:left w:val="nil"/>
@@ -9507,7 +9599,7 @@
         </w:trPr>
         <w:tc>
           <w:tcPr>
-            <w:tcW w:w="976" w:type="dxa"/>
+            <w:tcW w:w="993" w:type="dxa"/>
             <w:tcBorders>
               <w:top w:val="nil"/>
               <w:left w:val="nil"/>
@@ -9537,13 +9629,13 @@
                 <w:kern w:val="0"/>
                 <w:szCs w:val="20"/>
               </w:rPr>
-              <w:t>SRS-29</w:t>
-            </w:r>
-          </w:p>
-        </w:tc>
-        <w:tc>
-          <w:tcPr>
-            <w:tcW w:w="1376" w:type="dxa"/>
+              <w:t>SRS-029</w:t>
+            </w:r>
+          </w:p>
+        </w:tc>
+        <w:tc>
+          <w:tcPr>
+            <w:tcW w:w="1275" w:type="dxa"/>
             <w:vMerge/>
             <w:tcBorders>
               <w:top w:val="nil"/>
@@ -9572,7 +9664,7 @@
         </w:tc>
         <w:tc>
           <w:tcPr>
-            <w:tcW w:w="2211" w:type="dxa"/>
+            <w:tcW w:w="1985" w:type="dxa"/>
             <w:tcBorders>
               <w:top w:val="nil"/>
               <w:left w:val="nil"/>
@@ -9609,7 +9701,7 @@
         </w:tc>
         <w:tc>
           <w:tcPr>
-            <w:tcW w:w="5477" w:type="dxa"/>
+            <w:tcW w:w="5261" w:type="dxa"/>
             <w:tcBorders>
               <w:top w:val="nil"/>
               <w:left w:val="nil"/>
@@ -9651,7 +9743,7 @@
         </w:trPr>
         <w:tc>
           <w:tcPr>
-            <w:tcW w:w="976" w:type="dxa"/>
+            <w:tcW w:w="993" w:type="dxa"/>
             <w:tcBorders>
               <w:top w:val="nil"/>
               <w:left w:val="nil"/>
@@ -9681,13 +9773,13 @@
                 <w:kern w:val="0"/>
                 <w:szCs w:val="20"/>
               </w:rPr>
-              <w:t>SRS-30</w:t>
-            </w:r>
-          </w:p>
-        </w:tc>
-        <w:tc>
-          <w:tcPr>
-            <w:tcW w:w="1376" w:type="dxa"/>
+              <w:t>SRS-030</w:t>
+            </w:r>
+          </w:p>
+        </w:tc>
+        <w:tc>
+          <w:tcPr>
+            <w:tcW w:w="1275" w:type="dxa"/>
             <w:vMerge/>
             <w:tcBorders>
               <w:top w:val="nil"/>
@@ -9716,7 +9808,7 @@
         </w:tc>
         <w:tc>
           <w:tcPr>
-            <w:tcW w:w="2211" w:type="dxa"/>
+            <w:tcW w:w="1985" w:type="dxa"/>
             <w:tcBorders>
               <w:top w:val="nil"/>
               <w:left w:val="nil"/>
@@ -9753,7 +9845,7 @@
         </w:tc>
         <w:tc>
           <w:tcPr>
-            <w:tcW w:w="5477" w:type="dxa"/>
+            <w:tcW w:w="5261" w:type="dxa"/>
             <w:tcBorders>
               <w:top w:val="nil"/>
               <w:left w:val="nil"/>
@@ -9795,7 +9887,7 @@
         </w:trPr>
         <w:tc>
           <w:tcPr>
-            <w:tcW w:w="976" w:type="dxa"/>
+            <w:tcW w:w="993" w:type="dxa"/>
             <w:tcBorders>
               <w:top w:val="nil"/>
               <w:left w:val="nil"/>
@@ -9825,13 +9917,13 @@
                 <w:kern w:val="0"/>
                 <w:szCs w:val="20"/>
               </w:rPr>
-              <w:t>SRS-31</w:t>
-            </w:r>
-          </w:p>
-        </w:tc>
-        <w:tc>
-          <w:tcPr>
-            <w:tcW w:w="1376" w:type="dxa"/>
+              <w:t>SRS-031</w:t>
+            </w:r>
+          </w:p>
+        </w:tc>
+        <w:tc>
+          <w:tcPr>
+            <w:tcW w:w="1275" w:type="dxa"/>
             <w:vMerge/>
             <w:tcBorders>
               <w:top w:val="nil"/>
@@ -9860,7 +9952,7 @@
         </w:tc>
         <w:tc>
           <w:tcPr>
-            <w:tcW w:w="2211" w:type="dxa"/>
+            <w:tcW w:w="1985" w:type="dxa"/>
             <w:tcBorders>
               <w:top w:val="nil"/>
               <w:left w:val="nil"/>
@@ -9897,7 +9989,7 @@
         </w:tc>
         <w:tc>
           <w:tcPr>
-            <w:tcW w:w="5477" w:type="dxa"/>
+            <w:tcW w:w="5261" w:type="dxa"/>
             <w:tcBorders>
               <w:top w:val="nil"/>
               <w:left w:val="nil"/>
@@ -9939,7 +10031,7 @@
         </w:trPr>
         <w:tc>
           <w:tcPr>
-            <w:tcW w:w="976" w:type="dxa"/>
+            <w:tcW w:w="993" w:type="dxa"/>
             <w:tcBorders>
               <w:top w:val="nil"/>
               <w:left w:val="nil"/>
@@ -9969,13 +10061,13 @@
                 <w:kern w:val="0"/>
                 <w:szCs w:val="20"/>
               </w:rPr>
-              <w:t>SRS-32</w:t>
-            </w:r>
-          </w:p>
-        </w:tc>
-        <w:tc>
-          <w:tcPr>
-            <w:tcW w:w="1376" w:type="dxa"/>
+              <w:t>SRS-032</w:t>
+            </w:r>
+          </w:p>
+        </w:tc>
+        <w:tc>
+          <w:tcPr>
+            <w:tcW w:w="1275" w:type="dxa"/>
             <w:vMerge/>
             <w:tcBorders>
               <w:top w:val="nil"/>
@@ -10004,7 +10096,7 @@
         </w:tc>
         <w:tc>
           <w:tcPr>
-            <w:tcW w:w="2211" w:type="dxa"/>
+            <w:tcW w:w="1985" w:type="dxa"/>
             <w:tcBorders>
               <w:top w:val="nil"/>
               <w:left w:val="nil"/>
@@ -10041,7 +10133,7 @@
         </w:tc>
         <w:tc>
           <w:tcPr>
-            <w:tcW w:w="5477" w:type="dxa"/>
+            <w:tcW w:w="5261" w:type="dxa"/>
             <w:tcBorders>
               <w:top w:val="nil"/>
               <w:left w:val="nil"/>
@@ -10083,7 +10175,7 @@
         </w:trPr>
         <w:tc>
           <w:tcPr>
-            <w:tcW w:w="976" w:type="dxa"/>
+            <w:tcW w:w="993" w:type="dxa"/>
             <w:tcBorders>
               <w:top w:val="nil"/>
               <w:left w:val="nil"/>
@@ -10113,13 +10205,14 @@
                 <w:kern w:val="0"/>
                 <w:szCs w:val="20"/>
               </w:rPr>
-              <w:t>SRS-33</w:t>
-            </w:r>
-          </w:p>
-        </w:tc>
-        <w:tc>
-          <w:tcPr>
-            <w:tcW w:w="1376" w:type="dxa"/>
+              <w:lastRenderedPageBreak/>
+              <w:t>SRS-033</w:t>
+            </w:r>
+          </w:p>
+        </w:tc>
+        <w:tc>
+          <w:tcPr>
+            <w:tcW w:w="1275" w:type="dxa"/>
             <w:vMerge w:val="restart"/>
             <w:tcBorders>
               <w:top w:val="nil"/>
@@ -10158,7 +10251,7 @@
         </w:tc>
         <w:tc>
           <w:tcPr>
-            <w:tcW w:w="2211" w:type="dxa"/>
+            <w:tcW w:w="1985" w:type="dxa"/>
             <w:tcBorders>
               <w:top w:val="nil"/>
               <w:left w:val="nil"/>
@@ -10195,7 +10288,7 @@
         </w:tc>
         <w:tc>
           <w:tcPr>
-            <w:tcW w:w="5477" w:type="dxa"/>
+            <w:tcW w:w="5261" w:type="dxa"/>
             <w:tcBorders>
               <w:top w:val="nil"/>
               <w:left w:val="nil"/>
@@ -10237,7 +10330,7 @@
         </w:trPr>
         <w:tc>
           <w:tcPr>
-            <w:tcW w:w="976" w:type="dxa"/>
+            <w:tcW w:w="993" w:type="dxa"/>
             <w:tcBorders>
               <w:top w:val="nil"/>
               <w:left w:val="nil"/>
@@ -10267,13 +10360,13 @@
                 <w:kern w:val="0"/>
                 <w:szCs w:val="20"/>
               </w:rPr>
-              <w:t>SRS-34</w:t>
-            </w:r>
-          </w:p>
-        </w:tc>
-        <w:tc>
-          <w:tcPr>
-            <w:tcW w:w="1376" w:type="dxa"/>
+              <w:t>SRS-034</w:t>
+            </w:r>
+          </w:p>
+        </w:tc>
+        <w:tc>
+          <w:tcPr>
+            <w:tcW w:w="1275" w:type="dxa"/>
             <w:vMerge/>
             <w:tcBorders>
               <w:top w:val="nil"/>
@@ -10302,7 +10395,7 @@
         </w:tc>
         <w:tc>
           <w:tcPr>
-            <w:tcW w:w="2211" w:type="dxa"/>
+            <w:tcW w:w="1985" w:type="dxa"/>
             <w:tcBorders>
               <w:top w:val="nil"/>
               <w:left w:val="nil"/>
@@ -10339,7 +10432,7 @@
         </w:tc>
         <w:tc>
           <w:tcPr>
-            <w:tcW w:w="5477" w:type="dxa"/>
+            <w:tcW w:w="5261" w:type="dxa"/>
             <w:tcBorders>
               <w:top w:val="nil"/>
               <w:left w:val="nil"/>
@@ -10381,7 +10474,7 @@
         </w:trPr>
         <w:tc>
           <w:tcPr>
-            <w:tcW w:w="976" w:type="dxa"/>
+            <w:tcW w:w="993" w:type="dxa"/>
             <w:tcBorders>
               <w:top w:val="nil"/>
               <w:left w:val="nil"/>
@@ -10411,13 +10504,13 @@
                 <w:kern w:val="0"/>
                 <w:szCs w:val="20"/>
               </w:rPr>
-              <w:t>SRS-35</w:t>
-            </w:r>
-          </w:p>
-        </w:tc>
-        <w:tc>
-          <w:tcPr>
-            <w:tcW w:w="1376" w:type="dxa"/>
+              <w:t>SRS-035</w:t>
+            </w:r>
+          </w:p>
+        </w:tc>
+        <w:tc>
+          <w:tcPr>
+            <w:tcW w:w="1275" w:type="dxa"/>
             <w:vMerge/>
             <w:tcBorders>
               <w:top w:val="nil"/>
@@ -10446,7 +10539,7 @@
         </w:tc>
         <w:tc>
           <w:tcPr>
-            <w:tcW w:w="2211" w:type="dxa"/>
+            <w:tcW w:w="1985" w:type="dxa"/>
             <w:tcBorders>
               <w:top w:val="nil"/>
               <w:left w:val="nil"/>
@@ -10483,7 +10576,7 @@
         </w:tc>
         <w:tc>
           <w:tcPr>
-            <w:tcW w:w="5477" w:type="dxa"/>
+            <w:tcW w:w="5261" w:type="dxa"/>
             <w:tcBorders>
               <w:top w:val="nil"/>
               <w:left w:val="nil"/>
@@ -10525,7 +10618,7 @@
         </w:trPr>
         <w:tc>
           <w:tcPr>
-            <w:tcW w:w="976" w:type="dxa"/>
+            <w:tcW w:w="993" w:type="dxa"/>
             <w:tcBorders>
               <w:top w:val="nil"/>
               <w:left w:val="nil"/>
@@ -10555,14 +10648,13 @@
                 <w:kern w:val="0"/>
                 <w:szCs w:val="20"/>
               </w:rPr>
-              <w:lastRenderedPageBreak/>
-              <w:t>SRS-36</w:t>
-            </w:r>
-          </w:p>
-        </w:tc>
-        <w:tc>
-          <w:tcPr>
-            <w:tcW w:w="1376" w:type="dxa"/>
+              <w:t>SRS-036</w:t>
+            </w:r>
+          </w:p>
+        </w:tc>
+        <w:tc>
+          <w:tcPr>
+            <w:tcW w:w="1275" w:type="dxa"/>
             <w:vMerge/>
             <w:tcBorders>
               <w:top w:val="nil"/>
@@ -10591,7 +10683,7 @@
         </w:tc>
         <w:tc>
           <w:tcPr>
-            <w:tcW w:w="2211" w:type="dxa"/>
+            <w:tcW w:w="1985" w:type="dxa"/>
             <w:tcBorders>
               <w:top w:val="nil"/>
               <w:left w:val="nil"/>
@@ -10617,27 +10709,18 @@
             </w:pPr>
             <w:r>
               <w:rPr>
-                <w:rFonts w:ascii="맑은 고딕" w:eastAsia="맑은 고딕" w:hAnsi="맑은 고딕" w:cs="굴림"/>
-                <w:color w:val="000000"/>
-                <w:kern w:val="0"/>
-                <w:szCs w:val="20"/>
-              </w:rPr>
-              <w:t>Translate</w:t>
-            </w:r>
-            <w:r>
-              <w:rPr>
-                <w:rFonts w:ascii="맑은 고딕" w:eastAsia="맑은 고딕" w:hAnsi="맑은 고딕" w:cs="굴림" w:hint="eastAsia"/>
-                <w:color w:val="000000"/>
-                <w:kern w:val="0"/>
-                <w:szCs w:val="20"/>
-              </w:rPr>
-              <w:t>/Rotate 3D Camera</w:t>
-            </w:r>
-          </w:p>
-        </w:tc>
-        <w:tc>
-          <w:tcPr>
-            <w:tcW w:w="5477" w:type="dxa"/>
+                <w:rFonts w:ascii="맑은 고딕" w:eastAsia="맑은 고딕" w:hAnsi="맑은 고딕" w:cs="굴림" w:hint="eastAsia"/>
+                <w:color w:val="000000"/>
+                <w:kern w:val="0"/>
+                <w:szCs w:val="20"/>
+              </w:rPr>
+              <w:t>Translate/Rotate 3D Camera</w:t>
+            </w:r>
+          </w:p>
+        </w:tc>
+        <w:tc>
+          <w:tcPr>
+            <w:tcW w:w="5261" w:type="dxa"/>
             <w:tcBorders>
               <w:top w:val="nil"/>
               <w:left w:val="nil"/>
@@ -10679,7 +10762,7 @@
         </w:trPr>
         <w:tc>
           <w:tcPr>
-            <w:tcW w:w="976" w:type="dxa"/>
+            <w:tcW w:w="993" w:type="dxa"/>
             <w:tcBorders>
               <w:top w:val="nil"/>
               <w:left w:val="nil"/>
@@ -10709,13 +10792,13 @@
                 <w:kern w:val="0"/>
                 <w:szCs w:val="20"/>
               </w:rPr>
-              <w:t>SRS-37</w:t>
-            </w:r>
-          </w:p>
-        </w:tc>
-        <w:tc>
-          <w:tcPr>
-            <w:tcW w:w="1376" w:type="dxa"/>
+              <w:t>SRS-037</w:t>
+            </w:r>
+          </w:p>
+        </w:tc>
+        <w:tc>
+          <w:tcPr>
+            <w:tcW w:w="1275" w:type="dxa"/>
             <w:vMerge/>
             <w:tcBorders>
               <w:top w:val="nil"/>
@@ -10744,7 +10827,7 @@
         </w:tc>
         <w:tc>
           <w:tcPr>
-            <w:tcW w:w="2211" w:type="dxa"/>
+            <w:tcW w:w="1985" w:type="dxa"/>
             <w:tcBorders>
               <w:top w:val="nil"/>
               <w:left w:val="nil"/>
@@ -10781,7 +10864,7 @@
         </w:tc>
         <w:tc>
           <w:tcPr>
-            <w:tcW w:w="5477" w:type="dxa"/>
+            <w:tcW w:w="5261" w:type="dxa"/>
             <w:tcBorders>
               <w:top w:val="nil"/>
               <w:left w:val="nil"/>
@@ -10823,7 +10906,7 @@
         </w:trPr>
         <w:tc>
           <w:tcPr>
-            <w:tcW w:w="976" w:type="dxa"/>
+            <w:tcW w:w="993" w:type="dxa"/>
             <w:tcBorders>
               <w:top w:val="nil"/>
               <w:left w:val="nil"/>
@@ -10853,13 +10936,13 @@
                 <w:kern w:val="0"/>
                 <w:szCs w:val="20"/>
               </w:rPr>
-              <w:t>SRS-38</w:t>
-            </w:r>
-          </w:p>
-        </w:tc>
-        <w:tc>
-          <w:tcPr>
-            <w:tcW w:w="1376" w:type="dxa"/>
+              <w:t>SRS-038</w:t>
+            </w:r>
+          </w:p>
+        </w:tc>
+        <w:tc>
+          <w:tcPr>
+            <w:tcW w:w="1275" w:type="dxa"/>
             <w:tcBorders>
               <w:top w:val="nil"/>
               <w:left w:val="nil"/>
@@ -10897,7 +10980,7 @@
         </w:tc>
         <w:tc>
           <w:tcPr>
-            <w:tcW w:w="2211" w:type="dxa"/>
+            <w:tcW w:w="1985" w:type="dxa"/>
             <w:tcBorders>
               <w:top w:val="nil"/>
               <w:left w:val="nil"/>
@@ -10934,7 +11017,7 @@
         </w:tc>
         <w:tc>
           <w:tcPr>
-            <w:tcW w:w="5477" w:type="dxa"/>
+            <w:tcW w:w="5261" w:type="dxa"/>
             <w:tcBorders>
               <w:top w:val="nil"/>
               <w:left w:val="nil"/>
@@ -10976,7 +11059,7 @@
         </w:trPr>
         <w:tc>
           <w:tcPr>
-            <w:tcW w:w="976" w:type="dxa"/>
+            <w:tcW w:w="993" w:type="dxa"/>
             <w:tcBorders>
               <w:top w:val="nil"/>
               <w:left w:val="nil"/>
@@ -11006,13 +11089,13 @@
                 <w:kern w:val="0"/>
                 <w:szCs w:val="20"/>
               </w:rPr>
-              <w:t>SRS-39</w:t>
-            </w:r>
-          </w:p>
-        </w:tc>
-        <w:tc>
-          <w:tcPr>
-            <w:tcW w:w="1376" w:type="dxa"/>
+              <w:t>SRS-039</w:t>
+            </w:r>
+          </w:p>
+        </w:tc>
+        <w:tc>
+          <w:tcPr>
+            <w:tcW w:w="1275" w:type="dxa"/>
             <w:tcBorders>
               <w:top w:val="nil"/>
               <w:left w:val="nil"/>
@@ -11050,7 +11133,7 @@
         </w:tc>
         <w:tc>
           <w:tcPr>
-            <w:tcW w:w="2211" w:type="dxa"/>
+            <w:tcW w:w="1985" w:type="dxa"/>
             <w:tcBorders>
               <w:top w:val="nil"/>
               <w:left w:val="nil"/>
@@ -11087,7 +11170,7 @@
         </w:tc>
         <w:tc>
           <w:tcPr>
-            <w:tcW w:w="5477" w:type="dxa"/>
+            <w:tcW w:w="5261" w:type="dxa"/>
             <w:tcBorders>
               <w:top w:val="nil"/>
               <w:left w:val="nil"/>
@@ -11129,7 +11212,7 @@
         </w:trPr>
         <w:tc>
           <w:tcPr>
-            <w:tcW w:w="976" w:type="dxa"/>
+            <w:tcW w:w="993" w:type="dxa"/>
             <w:tcBorders>
               <w:top w:val="nil"/>
               <w:left w:val="nil"/>
@@ -11159,13 +11242,13 @@
                 <w:kern w:val="0"/>
                 <w:szCs w:val="20"/>
               </w:rPr>
-              <w:t>SRS-40</w:t>
-            </w:r>
-          </w:p>
-        </w:tc>
-        <w:tc>
-          <w:tcPr>
-            <w:tcW w:w="1376" w:type="dxa"/>
+              <w:t>SRS-040</w:t>
+            </w:r>
+          </w:p>
+        </w:tc>
+        <w:tc>
+          <w:tcPr>
+            <w:tcW w:w="1275" w:type="dxa"/>
             <w:vMerge w:val="restart"/>
             <w:tcBorders>
               <w:top w:val="nil"/>
@@ -11204,7 +11287,7 @@
         </w:tc>
         <w:tc>
           <w:tcPr>
-            <w:tcW w:w="2211" w:type="dxa"/>
+            <w:tcW w:w="1985" w:type="dxa"/>
             <w:tcBorders>
               <w:top w:val="nil"/>
               <w:left w:val="nil"/>
@@ -11241,7 +11324,7 @@
         </w:tc>
         <w:tc>
           <w:tcPr>
-            <w:tcW w:w="5477" w:type="dxa"/>
+            <w:tcW w:w="5261" w:type="dxa"/>
             <w:tcBorders>
               <w:top w:val="nil"/>
               <w:left w:val="nil"/>
@@ -11283,7 +11366,7 @@
         </w:trPr>
         <w:tc>
           <w:tcPr>
-            <w:tcW w:w="976" w:type="dxa"/>
+            <w:tcW w:w="993" w:type="dxa"/>
             <w:tcBorders>
               <w:top w:val="nil"/>
               <w:left w:val="nil"/>
@@ -11313,13 +11396,13 @@
                 <w:kern w:val="0"/>
                 <w:szCs w:val="20"/>
               </w:rPr>
-              <w:t>SRS-41</w:t>
-            </w:r>
-          </w:p>
-        </w:tc>
-        <w:tc>
-          <w:tcPr>
-            <w:tcW w:w="1376" w:type="dxa"/>
+              <w:t>SRS-041</w:t>
+            </w:r>
+          </w:p>
+        </w:tc>
+        <w:tc>
+          <w:tcPr>
+            <w:tcW w:w="1275" w:type="dxa"/>
             <w:vMerge/>
             <w:tcBorders>
               <w:top w:val="nil"/>
@@ -11348,7 +11431,7 @@
         </w:tc>
         <w:tc>
           <w:tcPr>
-            <w:tcW w:w="2211" w:type="dxa"/>
+            <w:tcW w:w="1985" w:type="dxa"/>
             <w:tcBorders>
               <w:top w:val="nil"/>
               <w:left w:val="nil"/>
@@ -11385,7 +11468,7 @@
         </w:tc>
         <w:tc>
           <w:tcPr>
-            <w:tcW w:w="5477" w:type="dxa"/>
+            <w:tcW w:w="5261" w:type="dxa"/>
             <w:tcBorders>
               <w:top w:val="nil"/>
               <w:left w:val="nil"/>
@@ -11427,7 +11510,7 @@
         </w:trPr>
         <w:tc>
           <w:tcPr>
-            <w:tcW w:w="976" w:type="dxa"/>
+            <w:tcW w:w="993" w:type="dxa"/>
             <w:tcBorders>
               <w:top w:val="nil"/>
               <w:left w:val="nil"/>
@@ -11457,13 +11540,13 @@
                 <w:kern w:val="0"/>
                 <w:szCs w:val="20"/>
               </w:rPr>
-              <w:t>SRS-42</w:t>
-            </w:r>
-          </w:p>
-        </w:tc>
-        <w:tc>
-          <w:tcPr>
-            <w:tcW w:w="1376" w:type="dxa"/>
+              <w:t>SRS-042</w:t>
+            </w:r>
+          </w:p>
+        </w:tc>
+        <w:tc>
+          <w:tcPr>
+            <w:tcW w:w="1275" w:type="dxa"/>
             <w:vMerge/>
             <w:tcBorders>
               <w:top w:val="nil"/>
@@ -11492,7 +11575,7 @@
         </w:tc>
         <w:tc>
           <w:tcPr>
-            <w:tcW w:w="2211" w:type="dxa"/>
+            <w:tcW w:w="1985" w:type="dxa"/>
             <w:tcBorders>
               <w:top w:val="nil"/>
               <w:left w:val="nil"/>
@@ -11529,7 +11612,7 @@
         </w:tc>
         <w:tc>
           <w:tcPr>
-            <w:tcW w:w="5477" w:type="dxa"/>
+            <w:tcW w:w="5261" w:type="dxa"/>
             <w:tcBorders>
               <w:top w:val="nil"/>
               <w:left w:val="nil"/>
@@ -11571,7 +11654,7 @@
         </w:trPr>
         <w:tc>
           <w:tcPr>
-            <w:tcW w:w="976" w:type="dxa"/>
+            <w:tcW w:w="993" w:type="dxa"/>
             <w:tcBorders>
               <w:top w:val="nil"/>
               <w:left w:val="nil"/>
@@ -11601,13 +11684,13 @@
                 <w:kern w:val="0"/>
                 <w:szCs w:val="20"/>
               </w:rPr>
-              <w:t>SRS-43</w:t>
-            </w:r>
-          </w:p>
-        </w:tc>
-        <w:tc>
-          <w:tcPr>
-            <w:tcW w:w="1376" w:type="dxa"/>
+              <w:t>SRS-043</w:t>
+            </w:r>
+          </w:p>
+        </w:tc>
+        <w:tc>
+          <w:tcPr>
+            <w:tcW w:w="1275" w:type="dxa"/>
             <w:vMerge w:val="restart"/>
             <w:tcBorders>
               <w:top w:val="nil"/>
@@ -11646,7 +11729,7 @@
         </w:tc>
         <w:tc>
           <w:tcPr>
-            <w:tcW w:w="2211" w:type="dxa"/>
+            <w:tcW w:w="1985" w:type="dxa"/>
             <w:tcBorders>
               <w:top w:val="nil"/>
               <w:left w:val="nil"/>
@@ -11683,7 +11766,7 @@
         </w:tc>
         <w:tc>
           <w:tcPr>
-            <w:tcW w:w="5477" w:type="dxa"/>
+            <w:tcW w:w="5261" w:type="dxa"/>
             <w:tcBorders>
               <w:top w:val="nil"/>
               <w:left w:val="nil"/>
@@ -11725,7 +11808,7 @@
         </w:trPr>
         <w:tc>
           <w:tcPr>
-            <w:tcW w:w="976" w:type="dxa"/>
+            <w:tcW w:w="993" w:type="dxa"/>
             <w:tcBorders>
               <w:top w:val="nil"/>
               <w:left w:val="nil"/>
@@ -11755,13 +11838,13 @@
                 <w:kern w:val="0"/>
                 <w:szCs w:val="20"/>
               </w:rPr>
-              <w:t>SRS-44</w:t>
-            </w:r>
-          </w:p>
-        </w:tc>
-        <w:tc>
-          <w:tcPr>
-            <w:tcW w:w="1376" w:type="dxa"/>
+              <w:t>SRS-044</w:t>
+            </w:r>
+          </w:p>
+        </w:tc>
+        <w:tc>
+          <w:tcPr>
+            <w:tcW w:w="1275" w:type="dxa"/>
             <w:vMerge/>
             <w:tcBorders>
               <w:top w:val="nil"/>
@@ -11790,7 +11873,7 @@
         </w:tc>
         <w:tc>
           <w:tcPr>
-            <w:tcW w:w="2211" w:type="dxa"/>
+            <w:tcW w:w="1985" w:type="dxa"/>
             <w:tcBorders>
               <w:top w:val="nil"/>
               <w:left w:val="nil"/>
@@ -11827,7 +11910,7 @@
         </w:tc>
         <w:tc>
           <w:tcPr>
-            <w:tcW w:w="5477" w:type="dxa"/>
+            <w:tcW w:w="5261" w:type="dxa"/>
             <w:tcBorders>
               <w:top w:val="nil"/>
               <w:left w:val="nil"/>
@@ -11869,7 +11952,7 @@
         </w:trPr>
         <w:tc>
           <w:tcPr>
-            <w:tcW w:w="976" w:type="dxa"/>
+            <w:tcW w:w="993" w:type="dxa"/>
             <w:tcBorders>
               <w:top w:val="nil"/>
               <w:left w:val="nil"/>
@@ -11899,13 +11982,13 @@
                 <w:kern w:val="0"/>
                 <w:szCs w:val="20"/>
               </w:rPr>
-              <w:t>SRS-45</w:t>
-            </w:r>
-          </w:p>
-        </w:tc>
-        <w:tc>
-          <w:tcPr>
-            <w:tcW w:w="1376" w:type="dxa"/>
+              <w:t>SRS-045</w:t>
+            </w:r>
+          </w:p>
+        </w:tc>
+        <w:tc>
+          <w:tcPr>
+            <w:tcW w:w="1275" w:type="dxa"/>
             <w:vMerge/>
             <w:tcBorders>
               <w:top w:val="nil"/>
@@ -11934,7 +12017,7 @@
         </w:tc>
         <w:tc>
           <w:tcPr>
-            <w:tcW w:w="2211" w:type="dxa"/>
+            <w:tcW w:w="1985" w:type="dxa"/>
             <w:tcBorders>
               <w:top w:val="nil"/>
               <w:left w:val="nil"/>
@@ -11971,7 +12054,7 @@
         </w:tc>
         <w:tc>
           <w:tcPr>
-            <w:tcW w:w="5477" w:type="dxa"/>
+            <w:tcW w:w="5261" w:type="dxa"/>
             <w:tcBorders>
               <w:top w:val="nil"/>
               <w:left w:val="nil"/>
@@ -12013,7 +12096,7 @@
         </w:trPr>
         <w:tc>
           <w:tcPr>
-            <w:tcW w:w="976" w:type="dxa"/>
+            <w:tcW w:w="993" w:type="dxa"/>
             <w:tcBorders>
               <w:top w:val="nil"/>
               <w:left w:val="nil"/>
@@ -12043,13 +12126,13 @@
                 <w:kern w:val="0"/>
                 <w:szCs w:val="20"/>
               </w:rPr>
-              <w:t>SRS-46</w:t>
-            </w:r>
-          </w:p>
-        </w:tc>
-        <w:tc>
-          <w:tcPr>
-            <w:tcW w:w="1376" w:type="dxa"/>
+              <w:t>SRS-046</w:t>
+            </w:r>
+          </w:p>
+        </w:tc>
+        <w:tc>
+          <w:tcPr>
+            <w:tcW w:w="1275" w:type="dxa"/>
             <w:vMerge/>
             <w:tcBorders>
               <w:top w:val="nil"/>
@@ -12078,7 +12161,7 @@
         </w:tc>
         <w:tc>
           <w:tcPr>
-            <w:tcW w:w="2211" w:type="dxa"/>
+            <w:tcW w:w="1985" w:type="dxa"/>
             <w:tcBorders>
               <w:top w:val="nil"/>
               <w:left w:val="nil"/>
@@ -12115,7 +12198,7 @@
         </w:tc>
         <w:tc>
           <w:tcPr>
-            <w:tcW w:w="5477" w:type="dxa"/>
+            <w:tcW w:w="5261" w:type="dxa"/>
             <w:tcBorders>
               <w:top w:val="nil"/>
               <w:left w:val="nil"/>
@@ -12157,7 +12240,7 @@
         </w:trPr>
         <w:tc>
           <w:tcPr>
-            <w:tcW w:w="976" w:type="dxa"/>
+            <w:tcW w:w="993" w:type="dxa"/>
             <w:tcBorders>
               <w:top w:val="nil"/>
               <w:left w:val="nil"/>
@@ -12187,13 +12270,13 @@
                 <w:kern w:val="0"/>
                 <w:szCs w:val="20"/>
               </w:rPr>
-              <w:t>SRS-47</w:t>
-            </w:r>
-          </w:p>
-        </w:tc>
-        <w:tc>
-          <w:tcPr>
-            <w:tcW w:w="1376" w:type="dxa"/>
+              <w:t>SRS-047</w:t>
+            </w:r>
+          </w:p>
+        </w:tc>
+        <w:tc>
+          <w:tcPr>
+            <w:tcW w:w="1275" w:type="dxa"/>
             <w:vMerge w:val="restart"/>
             <w:tcBorders>
               <w:top w:val="nil"/>
@@ -12232,7 +12315,7 @@
         </w:tc>
         <w:tc>
           <w:tcPr>
-            <w:tcW w:w="2211" w:type="dxa"/>
+            <w:tcW w:w="1985" w:type="dxa"/>
             <w:tcBorders>
               <w:top w:val="nil"/>
               <w:left w:val="nil"/>
@@ -12269,7 +12352,7 @@
         </w:tc>
         <w:tc>
           <w:tcPr>
-            <w:tcW w:w="5477" w:type="dxa"/>
+            <w:tcW w:w="5261" w:type="dxa"/>
             <w:tcBorders>
               <w:top w:val="nil"/>
               <w:left w:val="nil"/>
@@ -12311,7 +12394,7 @@
         </w:trPr>
         <w:tc>
           <w:tcPr>
-            <w:tcW w:w="976" w:type="dxa"/>
+            <w:tcW w:w="993" w:type="dxa"/>
             <w:tcBorders>
               <w:top w:val="nil"/>
               <w:left w:val="nil"/>
@@ -12341,13 +12424,13 @@
                 <w:kern w:val="0"/>
                 <w:szCs w:val="20"/>
               </w:rPr>
-              <w:t>SRS-48</w:t>
-            </w:r>
-          </w:p>
-        </w:tc>
-        <w:tc>
-          <w:tcPr>
-            <w:tcW w:w="1376" w:type="dxa"/>
+              <w:t>SRS-048</w:t>
+            </w:r>
+          </w:p>
+        </w:tc>
+        <w:tc>
+          <w:tcPr>
+            <w:tcW w:w="1275" w:type="dxa"/>
             <w:vMerge/>
             <w:tcBorders>
               <w:top w:val="nil"/>
@@ -12376,7 +12459,7 @@
         </w:tc>
         <w:tc>
           <w:tcPr>
-            <w:tcW w:w="2211" w:type="dxa"/>
+            <w:tcW w:w="1985" w:type="dxa"/>
             <w:tcBorders>
               <w:top w:val="nil"/>
               <w:left w:val="nil"/>
@@ -12413,7 +12496,7 @@
         </w:tc>
         <w:tc>
           <w:tcPr>
-            <w:tcW w:w="5477" w:type="dxa"/>
+            <w:tcW w:w="5261" w:type="dxa"/>
             <w:tcBorders>
               <w:top w:val="nil"/>
               <w:left w:val="nil"/>
@@ -12455,7 +12538,7 @@
         </w:trPr>
         <w:tc>
           <w:tcPr>
-            <w:tcW w:w="976" w:type="dxa"/>
+            <w:tcW w:w="993" w:type="dxa"/>
             <w:tcBorders>
               <w:top w:val="nil"/>
               <w:left w:val="nil"/>
@@ -12485,13 +12568,13 @@
                 <w:kern w:val="0"/>
                 <w:szCs w:val="20"/>
               </w:rPr>
-              <w:t>SRS-49</w:t>
-            </w:r>
-          </w:p>
-        </w:tc>
-        <w:tc>
-          <w:tcPr>
-            <w:tcW w:w="1376" w:type="dxa"/>
+              <w:t>SRS-049</w:t>
+            </w:r>
+          </w:p>
+        </w:tc>
+        <w:tc>
+          <w:tcPr>
+            <w:tcW w:w="1275" w:type="dxa"/>
             <w:vMerge/>
             <w:tcBorders>
               <w:top w:val="nil"/>
@@ -12520,7 +12603,7 @@
         </w:tc>
         <w:tc>
           <w:tcPr>
-            <w:tcW w:w="2211" w:type="dxa"/>
+            <w:tcW w:w="1985" w:type="dxa"/>
             <w:tcBorders>
               <w:top w:val="nil"/>
               <w:left w:val="nil"/>
@@ -12557,7 +12640,7 @@
         </w:tc>
         <w:tc>
           <w:tcPr>
-            <w:tcW w:w="5477" w:type="dxa"/>
+            <w:tcW w:w="5261" w:type="dxa"/>
             <w:tcBorders>
               <w:top w:val="nil"/>
               <w:left w:val="nil"/>
@@ -12599,7 +12682,7 @@
         </w:trPr>
         <w:tc>
           <w:tcPr>
-            <w:tcW w:w="976" w:type="dxa"/>
+            <w:tcW w:w="993" w:type="dxa"/>
             <w:tcBorders>
               <w:top w:val="nil"/>
               <w:left w:val="nil"/>
@@ -12629,13 +12712,13 @@
                 <w:kern w:val="0"/>
                 <w:szCs w:val="20"/>
               </w:rPr>
-              <w:t>SRS-50</w:t>
-            </w:r>
-          </w:p>
-        </w:tc>
-        <w:tc>
-          <w:tcPr>
-            <w:tcW w:w="1376" w:type="dxa"/>
+              <w:t>SRS-050</w:t>
+            </w:r>
+          </w:p>
+        </w:tc>
+        <w:tc>
+          <w:tcPr>
+            <w:tcW w:w="1275" w:type="dxa"/>
             <w:vMerge w:val="restart"/>
             <w:tcBorders>
               <w:top w:val="nil"/>
@@ -12674,7 +12757,7 @@
         </w:tc>
         <w:tc>
           <w:tcPr>
-            <w:tcW w:w="2211" w:type="dxa"/>
+            <w:tcW w:w="1985" w:type="dxa"/>
             <w:tcBorders>
               <w:top w:val="nil"/>
               <w:left w:val="nil"/>
@@ -12711,7 +12794,7 @@
         </w:tc>
         <w:tc>
           <w:tcPr>
-            <w:tcW w:w="5477" w:type="dxa"/>
+            <w:tcW w:w="5261" w:type="dxa"/>
             <w:tcBorders>
               <w:top w:val="nil"/>
               <w:left w:val="nil"/>
@@ -12753,7 +12836,7 @@
         </w:trPr>
         <w:tc>
           <w:tcPr>
-            <w:tcW w:w="976" w:type="dxa"/>
+            <w:tcW w:w="993" w:type="dxa"/>
             <w:tcBorders>
               <w:top w:val="nil"/>
               <w:left w:val="nil"/>
@@ -12783,13 +12866,13 @@
                 <w:kern w:val="0"/>
                 <w:szCs w:val="20"/>
               </w:rPr>
-              <w:t>SRS-51</w:t>
-            </w:r>
-          </w:p>
-        </w:tc>
-        <w:tc>
-          <w:tcPr>
-            <w:tcW w:w="1376" w:type="dxa"/>
+              <w:t>SRS-051</w:t>
+            </w:r>
+          </w:p>
+        </w:tc>
+        <w:tc>
+          <w:tcPr>
+            <w:tcW w:w="1275" w:type="dxa"/>
             <w:vMerge/>
             <w:tcBorders>
               <w:top w:val="nil"/>
@@ -12818,7 +12901,7 @@
         </w:tc>
         <w:tc>
           <w:tcPr>
-            <w:tcW w:w="2211" w:type="dxa"/>
+            <w:tcW w:w="1985" w:type="dxa"/>
             <w:tcBorders>
               <w:top w:val="nil"/>
               <w:left w:val="nil"/>
@@ -12855,7 +12938,7 @@
         </w:tc>
         <w:tc>
           <w:tcPr>
-            <w:tcW w:w="5477" w:type="dxa"/>
+            <w:tcW w:w="5261" w:type="dxa"/>
             <w:tcBorders>
               <w:top w:val="nil"/>
               <w:left w:val="nil"/>
@@ -12897,7 +12980,7 @@
         </w:trPr>
         <w:tc>
           <w:tcPr>
-            <w:tcW w:w="976" w:type="dxa"/>
+            <w:tcW w:w="993" w:type="dxa"/>
             <w:tcBorders>
               <w:top w:val="nil"/>
               <w:left w:val="nil"/>
@@ -12927,13 +13010,13 @@
                 <w:kern w:val="0"/>
                 <w:szCs w:val="20"/>
               </w:rPr>
-              <w:t>SRS-52</w:t>
-            </w:r>
-          </w:p>
-        </w:tc>
-        <w:tc>
-          <w:tcPr>
-            <w:tcW w:w="1376" w:type="dxa"/>
+              <w:t>SRS-052</w:t>
+            </w:r>
+          </w:p>
+        </w:tc>
+        <w:tc>
+          <w:tcPr>
+            <w:tcW w:w="1275" w:type="dxa"/>
             <w:vMerge/>
             <w:tcBorders>
               <w:top w:val="nil"/>
@@ -12962,7 +13045,7 @@
         </w:tc>
         <w:tc>
           <w:tcPr>
-            <w:tcW w:w="2211" w:type="dxa"/>
+            <w:tcW w:w="1985" w:type="dxa"/>
             <w:tcBorders>
               <w:top w:val="nil"/>
               <w:left w:val="nil"/>
@@ -12999,7 +13082,7 @@
         </w:tc>
         <w:tc>
           <w:tcPr>
-            <w:tcW w:w="5477" w:type="dxa"/>
+            <w:tcW w:w="5261" w:type="dxa"/>
             <w:tcBorders>
               <w:top w:val="nil"/>
               <w:left w:val="nil"/>
@@ -13048,7 +13131,6 @@
     </w:p>
     <w:sectPr>
       <w:headerReference w:type="default" r:id="rId13"/>
-      <w:footerReference w:type="default" r:id="rId14"/>
       <w:pgSz w:w="11906" w:h="16838"/>
       <w:pgMar w:top="1021" w:right="1134" w:bottom="1418" w:left="1134" w:header="851" w:footer="992" w:gutter="0"/>
       <w:cols w:space="425"/>
@@ -13075,58 +13157,6 @@
     </w:p>
   </w:endnote>
 </w:endnotes>
-</file>
-
-<file path=word/footer1.xml><?xml version="1.0" encoding="utf-8"?>
-<w:ftr xmlns:wpc="http://schemas.microsoft.com/office/word/2010/wordprocessingCanvas" xmlns:cx="http://schemas.microsoft.com/office/drawing/2014/chartex" xmlns:cx1="http://schemas.microsoft.com/office/drawing/2015/9/8/chartex" xmlns:cx2="http://schemas.microsoft.com/office/drawing/2015/10/21/chartex" xmlns:cx3="http://schemas.microsoft.com/office/drawing/2016/5/9/chartex" xmlns:cx4="http://schemas.microsoft.com/office/drawing/2016/5/10/chartex" xmlns:cx5="http://schemas.microsoft.com/office/drawing/2016/5/11/chartex" xmlns:cx6="http://schemas.microsoft.com/office/drawing/2016/5/12/chartex" xmlns:cx7="http://schemas.microsoft.com/office/drawing/2016/5/13/chartex" xmlns:cx8="http://schemas.microsoft.com/office/drawing/2016/5/14/chartex" xmlns:mc="http://schemas.openxmlformats.org/markup-compatibility/2006" xmlns:aink="http://schemas.microsoft.com/office/drawing/2016/ink" xmlns:am3d="http://schemas.microsoft.com/office/drawing/2017/model3d" xmlns:o="urn:schemas-microsoft-com:office:office" xmlns:oel="http://schemas.microsoft.com/office/2019/extlst" xmlns:r="http://schemas.openxmlformats.org/officeDocument/2006/relationships" xmlns:m="http://schemas.openxmlformats.org/officeDocument/2006/math" xmlns:v="urn:schemas-microsoft-com:vml" xmlns:wp14="http://schemas.microsoft.com/office/word/2010/wordprocessingDrawing" xmlns:wp="http://schemas.openxmlformats.org/drawingml/2006/wordprocessingDrawing" xmlns:w10="urn:schemas-microsoft-com:office:word" xmlns:w="http://schemas.openxmlformats.org/wordprocessingml/2006/main" xmlns:w14="http://schemas.microsoft.com/office/word/2010/wordml" xmlns:w15="http://schemas.microsoft.com/office/word/2012/wordml" xmlns:w16cex="http://schemas.microsoft.com/office/word/2018/wordml/cex" xmlns:w16cid="http://schemas.microsoft.com/office/word/2016/wordml/cid" xmlns:w16="http://schemas.microsoft.com/office/word/2018/wordml" xmlns:w16sdtdh="http://schemas.microsoft.com/office/word/2020/wordml/sdtdatahash" xmlns:w16se="http://schemas.microsoft.com/office/word/2015/wordml/symex" xmlns:wpg="http://schemas.microsoft.com/office/word/2010/wordprocessingGroup" xmlns:wpi="http://schemas.microsoft.com/office/word/2010/wordprocessingInk" xmlns:wne="http://schemas.microsoft.com/office/word/2006/wordml" xmlns:wps="http://schemas.microsoft.com/office/word/2010/wordprocessingShape" mc:Ignorable="w14 w15 w16se w16cid w16 w16cex w16sdtdh wp14">
-  <w:p>
-    <w:pPr>
-      <w:pStyle w:val="a4"/>
-    </w:pPr>
-    <w:r>
-      <w:rPr>
-        <w:rFonts w:asciiTheme="minorEastAsia" w:eastAsiaTheme="minorEastAsia" w:hAnsiTheme="minorEastAsia" w:hint="eastAsia"/>
-        <w:sz w:val="24"/>
-      </w:rPr>
-      <w:t>Software</w:t>
-    </w:r>
-    <w:r>
-      <w:rPr>
-        <w:rFonts w:asciiTheme="minorEastAsia" w:eastAsiaTheme="minorEastAsia" w:hAnsiTheme="minorEastAsia"/>
-        <w:sz w:val="24"/>
-      </w:rPr>
-      <w:t xml:space="preserve"> </w:t>
-    </w:r>
-    <w:r>
-      <w:rPr>
-        <w:rFonts w:asciiTheme="minorEastAsia" w:eastAsiaTheme="minorEastAsia" w:hAnsiTheme="minorEastAsia" w:hint="eastAsia"/>
-        <w:sz w:val="24"/>
-      </w:rPr>
-      <w:t>r</w:t>
-    </w:r>
-    <w:r>
-      <w:rPr>
-        <w:rFonts w:asciiTheme="minorEastAsia" w:eastAsiaTheme="minorEastAsia" w:hAnsiTheme="minorEastAsia"/>
-        <w:sz w:val="24"/>
-      </w:rPr>
-      <w:t>equirement</w:t>
-    </w:r>
-    <w:r>
-      <w:rPr>
-        <w:rFonts w:asciiTheme="minorEastAsia" w:eastAsiaTheme="minorEastAsia" w:hAnsiTheme="minorEastAsia"/>
-        <w:sz w:val="24"/>
-      </w:rPr>
-      <w:t xml:space="preserve"> </w:t>
-    </w:r>
-    <w:r>
-      <w:rPr>
-        <w:rFonts w:asciiTheme="minorEastAsia" w:eastAsiaTheme="minorEastAsia" w:hAnsiTheme="minorEastAsia" w:hint="eastAsia"/>
-        <w:sz w:val="24"/>
-      </w:rPr>
-      <w:t>specification</w:t>
-    </w:r>
-  </w:p>
-</w:ftr>
 </file>
 
 <file path=word/footnotes.xml><?xml version="1.0" encoding="utf-8"?>
@@ -13193,10 +13223,10 @@
               <w:noProof/>
             </w:rPr>
             <w:drawing>
-              <wp:inline distT="0" distB="0" distL="0" distR="0" wp14:anchorId="579B9062" wp14:editId="3DA16C6C">
-                <wp:extent cx="1200150" cy="266700"/>
-                <wp:effectExtent l="0" t="0" r="0" b="0"/>
-                <wp:docPr id="2060998894" name="그림 3"/>
+              <wp:inline distT="0" distB="0" distL="0" distR="0" wp14:anchorId="6ACA14E3" wp14:editId="61EEA294">
+                <wp:extent cx="1203960" cy="282575"/>
+                <wp:effectExtent l="0" t="0" r="0" b="3175"/>
+                <wp:docPr id="1262681850" name="그림 1"/>
                 <wp:cNvGraphicFramePr>
                   <a:graphicFrameLocks xmlns:a="http://schemas.openxmlformats.org/drawingml/2006/main" noChangeAspect="1"/>
                 </wp:cNvGraphicFramePr>
@@ -13204,7 +13234,7 @@
                   <a:graphicData uri="http://schemas.openxmlformats.org/drawingml/2006/picture">
                     <pic:pic xmlns:pic="http://schemas.openxmlformats.org/drawingml/2006/picture">
                       <pic:nvPicPr>
-                        <pic:cNvPr id="0" name="Picture 3"/>
+                        <pic:cNvPr id="0" name="Picture 1"/>
                         <pic:cNvPicPr>
                           <a:picLocks noChangeAspect="1" noChangeArrowheads="1"/>
                         </pic:cNvPicPr>
@@ -13225,7 +13255,7 @@
                       <pic:spPr bwMode="auto">
                         <a:xfrm>
                           <a:off x="0" y="0"/>
-                          <a:ext cx="1200150" cy="266700"/>
+                          <a:ext cx="1203960" cy="282575"/>
                         </a:xfrm>
                         <a:prstGeom prst="rect">
                           <a:avLst/>

--- a/Document/@03.SRS_Raywatt.docx
+++ b/Document/@03.SRS_Raywatt.docx
@@ -160,7 +160,7 @@
           <w:sz w:val="24"/>
           <w:szCs w:val="24"/>
         </w:rPr>
-        <w:t>FasterDx</w:t>
+        <w:t>Rudens</w:t>
       </w:r>
       <w:proofErr w:type="spellEnd"/>
     </w:p>
@@ -191,15 +191,7 @@
           <w:b/>
           <w:sz w:val="24"/>
         </w:rPr>
-        <w:t>F</w:t>
-      </w:r>
-      <w:r>
-        <w:rPr>
-          <w:rFonts w:asciiTheme="minorEastAsia" w:eastAsiaTheme="minorEastAsia" w:hAnsiTheme="minorEastAsia" w:cs="Arial"/>
-          <w:b/>
-          <w:sz w:val="24"/>
-        </w:rPr>
-        <w:t>ASTER</w:t>
+        <w:t>Faster</w:t>
       </w:r>
     </w:p>
     <w:p>
@@ -460,50 +452,18 @@
                 <w:sz w:val="24"/>
               </w:rPr>
             </w:pPr>
-          </w:p>
-        </w:tc>
-        <w:tc>
-          <w:tcPr>
-            <w:tcW w:w="2410" w:type="dxa"/>
-            <w:tcBorders>
-              <w:tr2bl w:val="nil"/>
-            </w:tcBorders>
-            <w:shd w:val="clear" w:color="auto" w:fill="FFFFFF" w:themeFill="background1"/>
-            <w:vAlign w:val="center"/>
-          </w:tcPr>
-          <w:p>
-            <w:pPr>
-              <w:wordWrap/>
-              <w:adjustRightInd w:val="0"/>
-              <w:snapToGrid w:val="0"/>
-              <w:spacing w:line="360" w:lineRule="auto"/>
-              <w:jc w:val="center"/>
-              <w:rPr>
-                <w:rFonts w:asciiTheme="minorEastAsia" w:eastAsiaTheme="minorEastAsia" w:hAnsiTheme="minorEastAsia" w:cs="Arial"/>
-                <w:b/>
-                <w:sz w:val="24"/>
-              </w:rPr>
-            </w:pPr>
-            <w:r>
-              <w:rPr>
-                <w:rFonts w:asciiTheme="minorEastAsia" w:eastAsiaTheme="minorEastAsia" w:hAnsiTheme="minorEastAsia" w:cs="Arial"/>
+            <w:r>
+              <w:rPr>
+                <w:rFonts w:asciiTheme="minorEastAsia" w:hAnsiTheme="minorEastAsia" w:cs="Arial"/>
                 <w:b/>
                 <w:noProof/>
                 <w:sz w:val="24"/>
               </w:rPr>
               <w:drawing>
-                <wp:anchor distT="0" distB="0" distL="114300" distR="114300" simplePos="0" relativeHeight="251660288" behindDoc="0" locked="0" layoutInCell="1" allowOverlap="1" wp14:anchorId="2EAC92F7" wp14:editId="6646B594">
-                  <wp:simplePos x="0" y="0"/>
-                  <wp:positionH relativeFrom="column">
-                    <wp:posOffset>179070</wp:posOffset>
-                  </wp:positionH>
-                  <wp:positionV relativeFrom="paragraph">
-                    <wp:posOffset>-1905</wp:posOffset>
-                  </wp:positionV>
-                  <wp:extent cx="1095375" cy="816610"/>
-                  <wp:effectExtent l="0" t="0" r="9525" b="2540"/>
-                  <wp:wrapNone/>
-                  <wp:docPr id="761790498" name="그림 1"/>
+                <wp:inline distT="0" distB="0" distL="0" distR="0" wp14:anchorId="36A24D09" wp14:editId="0B723182">
+                  <wp:extent cx="771525" cy="1031590"/>
+                  <wp:effectExtent l="0" t="0" r="0" b="0"/>
+                  <wp:docPr id="3" name="Picture 3"/>
                   <wp:cNvGraphicFramePr>
                     <a:graphicFrameLocks xmlns:a="http://schemas.openxmlformats.org/drawingml/2006/main" noChangeAspect="1"/>
                   </wp:cNvGraphicFramePr>
@@ -511,17 +471,11 @@
                     <a:graphicData uri="http://schemas.openxmlformats.org/drawingml/2006/picture">
                       <pic:pic xmlns:pic="http://schemas.openxmlformats.org/drawingml/2006/picture">
                         <pic:nvPicPr>
-                          <pic:cNvPr id="761790498" name=""/>
+                          <pic:cNvPr id="1" name=""/>
                           <pic:cNvPicPr/>
                         </pic:nvPicPr>
                         <pic:blipFill>
-                          <a:blip r:embed="rId8">
-                            <a:extLst>
-                              <a:ext uri="{28A0092B-C50C-407E-A947-70E740481C1C}">
-                                <a14:useLocalDpi xmlns:a14="http://schemas.microsoft.com/office/drawing/2010/main" val="0"/>
-                              </a:ext>
-                            </a:extLst>
-                          </a:blip>
+                          <a:blip r:embed="rId8"/>
                           <a:stretch>
                             <a:fillRect/>
                           </a:stretch>
@@ -529,7 +483,7 @@
                         <pic:spPr>
                           <a:xfrm>
                             <a:off x="0" y="0"/>
-                            <a:ext cx="1095375" cy="816610"/>
+                            <a:ext cx="780144" cy="1043114"/>
                           </a:xfrm>
                           <a:prstGeom prst="rect">
                             <a:avLst/>
@@ -538,35 +492,45 @@
                       </pic:pic>
                     </a:graphicData>
                   </a:graphic>
-                  <wp14:sizeRelH relativeFrom="margin">
-                    <wp14:pctWidth>0</wp14:pctWidth>
-                  </wp14:sizeRelH>
-                  <wp14:sizeRelV relativeFrom="margin">
-                    <wp14:pctHeight>0</wp14:pctHeight>
-                  </wp14:sizeRelV>
-                </wp:anchor>
+                </wp:inline>
               </w:drawing>
             </w:r>
-            <w:r>
+          </w:p>
+        </w:tc>
+        <w:tc>
+          <w:tcPr>
+            <w:tcW w:w="2410" w:type="dxa"/>
+            <w:tcBorders>
+              <w:tr2bl w:val="nil"/>
+            </w:tcBorders>
+            <w:shd w:val="clear" w:color="auto" w:fill="FFFFFF" w:themeFill="background1"/>
+            <w:vAlign w:val="center"/>
+          </w:tcPr>
+          <w:p>
+            <w:pPr>
+              <w:wordWrap/>
+              <w:adjustRightInd w:val="0"/>
+              <w:snapToGrid w:val="0"/>
+              <w:spacing w:line="360" w:lineRule="auto"/>
+              <w:jc w:val="center"/>
               <w:rPr>
                 <w:rFonts w:asciiTheme="minorEastAsia" w:eastAsiaTheme="minorEastAsia" w:hAnsiTheme="minorEastAsia" w:cs="Arial"/>
+                <w:b/>
+                <w:sz w:val="24"/>
+              </w:rPr>
+            </w:pPr>
+            <w:r>
+              <w:rPr>
+                <w:rFonts w:asciiTheme="minorEastAsia" w:hAnsiTheme="minorEastAsia" w:cs="Arial"/>
                 <w:b/>
                 <w:noProof/>
                 <w:sz w:val="24"/>
               </w:rPr>
               <w:drawing>
-                <wp:anchor distT="0" distB="0" distL="114300" distR="114300" simplePos="0" relativeHeight="251661312" behindDoc="0" locked="0" layoutInCell="1" allowOverlap="1" wp14:anchorId="5AA7C821" wp14:editId="4B976546">
-                  <wp:simplePos x="0" y="0"/>
-                  <wp:positionH relativeFrom="column">
-                    <wp:posOffset>-1417320</wp:posOffset>
-                  </wp:positionH>
-                  <wp:positionV relativeFrom="paragraph">
-                    <wp:posOffset>10160</wp:posOffset>
-                  </wp:positionV>
-                  <wp:extent cx="1257300" cy="791210"/>
-                  <wp:effectExtent l="0" t="0" r="0" b="8890"/>
-                  <wp:wrapNone/>
-                  <wp:docPr id="1954846925" name="그림 1"/>
+                <wp:inline distT="0" distB="0" distL="0" distR="0" wp14:anchorId="15BBA2FD" wp14:editId="5A6886BF">
+                  <wp:extent cx="1285875" cy="819893"/>
+                  <wp:effectExtent l="0" t="0" r="0" b="0"/>
+                  <wp:docPr id="6" name="Picture 6"/>
                   <wp:cNvGraphicFramePr>
                     <a:graphicFrameLocks xmlns:a="http://schemas.openxmlformats.org/drawingml/2006/main" noChangeAspect="1"/>
                   </wp:cNvGraphicFramePr>
@@ -574,17 +538,11 @@
                     <a:graphicData uri="http://schemas.openxmlformats.org/drawingml/2006/picture">
                       <pic:pic xmlns:pic="http://schemas.openxmlformats.org/drawingml/2006/picture">
                         <pic:nvPicPr>
-                          <pic:cNvPr id="1954846925" name=""/>
+                          <pic:cNvPr id="1" name=""/>
                           <pic:cNvPicPr/>
                         </pic:nvPicPr>
                         <pic:blipFill>
-                          <a:blip r:embed="rId9">
-                            <a:extLst>
-                              <a:ext uri="{28A0092B-C50C-407E-A947-70E740481C1C}">
-                                <a14:useLocalDpi xmlns:a14="http://schemas.microsoft.com/office/drawing/2010/main" val="0"/>
-                              </a:ext>
-                            </a:extLst>
-                          </a:blip>
+                          <a:blip r:embed="rId9"/>
                           <a:stretch>
                             <a:fillRect/>
                           </a:stretch>
@@ -592,7 +550,7 @@
                         <pic:spPr>
                           <a:xfrm>
                             <a:off x="0" y="0"/>
-                            <a:ext cx="1257300" cy="791210"/>
+                            <a:ext cx="1294747" cy="825550"/>
                           </a:xfrm>
                           <a:prstGeom prst="rect">
                             <a:avLst/>
@@ -601,13 +559,7 @@
                       </pic:pic>
                     </a:graphicData>
                   </a:graphic>
-                  <wp14:sizeRelH relativeFrom="margin">
-                    <wp14:pctWidth>0</wp14:pctWidth>
-                  </wp14:sizeRelH>
-                  <wp14:sizeRelV relativeFrom="margin">
-                    <wp14:pctHeight>0</wp14:pctHeight>
-                  </wp14:sizeRelV>
-                </wp:anchor>
+                </wp:inline>
               </w:drawing>
             </w:r>
           </w:p>
@@ -640,17 +592,9 @@
                 <w:sz w:val="24"/>
               </w:rPr>
               <w:drawing>
-                <wp:anchor distT="0" distB="0" distL="114300" distR="114300" simplePos="0" relativeHeight="251658240" behindDoc="0" locked="0" layoutInCell="1" allowOverlap="1" wp14:anchorId="423E2C31" wp14:editId="27C77BF8">
-                  <wp:simplePos x="0" y="0"/>
-                  <wp:positionH relativeFrom="column">
-                    <wp:posOffset>297815</wp:posOffset>
-                  </wp:positionH>
-                  <wp:positionV relativeFrom="paragraph">
-                    <wp:posOffset>-2540</wp:posOffset>
-                  </wp:positionV>
+                <wp:inline distT="0" distB="0" distL="0" distR="0" wp14:anchorId="423E2C31" wp14:editId="66322240">
                   <wp:extent cx="884993" cy="828675"/>
                   <wp:effectExtent l="0" t="0" r="0" b="0"/>
-                  <wp:wrapNone/>
                   <wp:docPr id="2" name="Picture 2"/>
                   <wp:cNvGraphicFramePr>
                     <a:graphicFrameLocks xmlns:a="http://schemas.openxmlformats.org/drawingml/2006/main" noChangeAspect="1"/>
@@ -663,13 +607,7 @@
                           <pic:cNvPicPr/>
                         </pic:nvPicPr>
                         <pic:blipFill>
-                          <a:blip r:embed="rId10">
-                            <a:extLst>
-                              <a:ext uri="{28A0092B-C50C-407E-A947-70E740481C1C}">
-                                <a14:useLocalDpi xmlns:a14="http://schemas.microsoft.com/office/drawing/2010/main" val="0"/>
-                              </a:ext>
-                            </a:extLst>
-                          </a:blip>
+                          <a:blip r:embed="rId10"/>
                           <a:stretch>
                             <a:fillRect/>
                           </a:stretch>
@@ -677,7 +615,7 @@
                         <pic:spPr>
                           <a:xfrm>
                             <a:off x="0" y="0"/>
-                            <a:ext cx="884993" cy="828675"/>
+                            <a:ext cx="887888" cy="831386"/>
                           </a:xfrm>
                           <a:prstGeom prst="rect">
                             <a:avLst/>
@@ -686,7 +624,7 @@
                       </pic:pic>
                     </a:graphicData>
                   </a:graphic>
-                </wp:anchor>
+                </wp:inline>
               </w:drawing>
             </w:r>
           </w:p>
@@ -757,8 +695,9 @@
                 <w:rFonts w:asciiTheme="minorEastAsia" w:eastAsiaTheme="minorEastAsia" w:hAnsiTheme="minorEastAsia" w:cs="Arial"/>
                 <w:b/>
                 <w:sz w:val="24"/>
-              </w:rPr>
-              <w:t>2023.07.28</w:t>
+                <w:highlight w:val="yellow"/>
+              </w:rPr>
+              <w:t>2022.01.15</w:t>
             </w:r>
           </w:p>
         </w:tc>
@@ -790,8 +729,9 @@
                 <w:rFonts w:asciiTheme="minorEastAsia" w:eastAsiaTheme="minorEastAsia" w:hAnsiTheme="minorEastAsia" w:cs="Arial"/>
                 <w:b/>
                 <w:sz w:val="24"/>
-              </w:rPr>
-              <w:t>2023.08.04</w:t>
+                <w:highlight w:val="yellow"/>
+              </w:rPr>
+              <w:t>2022.01.17</w:t>
             </w:r>
           </w:p>
         </w:tc>
@@ -823,8 +763,9 @@
                 <w:rFonts w:asciiTheme="minorEastAsia" w:eastAsiaTheme="minorEastAsia" w:hAnsiTheme="minorEastAsia" w:cs="Arial"/>
                 <w:b/>
                 <w:sz w:val="24"/>
-              </w:rPr>
-              <w:t>2023.08.11</w:t>
+                <w:highlight w:val="yellow"/>
+              </w:rPr>
+              <w:t>2022.01.17</w:t>
             </w:r>
           </w:p>
         </w:tc>
@@ -3493,7 +3434,7 @@
                 <w:rFonts w:ascii="Arial" w:eastAsiaTheme="minorHAnsi" w:hAnsi="Arial" w:cs="Arial"/>
                 <w:sz w:val="22"/>
               </w:rPr>
-              <w:t>FASTER</w:t>
+              <w:t>Faster</w:t>
             </w:r>
           </w:p>
         </w:tc>
@@ -3561,7 +3502,7 @@
                 <w:rFonts w:ascii="Arial" w:eastAsiaTheme="minorHAnsi" w:hAnsi="Arial" w:cs="Arial"/>
                 <w:sz w:val="22"/>
               </w:rPr>
-              <w:t>FasterDx</w:t>
+              <w:t>Rudens</w:t>
             </w:r>
             <w:proofErr w:type="spellEnd"/>
           </w:p>
@@ -4002,23 +3943,7 @@
                 <w:rFonts w:asciiTheme="minorHAnsi" w:eastAsiaTheme="minorHAnsi" w:hAnsiTheme="minorHAnsi" w:cs="Arial"/>
                 <w:szCs w:val="20"/>
               </w:rPr>
-              <w:t>IEC 60601-1 [</w:t>
-            </w:r>
-            <w:proofErr w:type="gramStart"/>
-            <w:r>
-              <w:rPr>
-                <w:rFonts w:asciiTheme="minorHAnsi" w:eastAsiaTheme="minorHAnsi" w:hAnsiTheme="minorHAnsi" w:cs="Arial"/>
-                <w:szCs w:val="20"/>
-              </w:rPr>
-              <w:t>2005]+</w:t>
-            </w:r>
-            <w:proofErr w:type="gramEnd"/>
-            <w:r>
-              <w:rPr>
-                <w:rFonts w:asciiTheme="minorHAnsi" w:eastAsiaTheme="minorHAnsi" w:hAnsiTheme="minorHAnsi" w:cs="Arial"/>
-                <w:szCs w:val="20"/>
-              </w:rPr>
-              <w:t>AM1[2012]</w:t>
+              <w:t>IEC 60601-1 [2005]+AM1[2012]</w:t>
             </w:r>
           </w:p>
         </w:tc>
@@ -4314,23 +4239,7 @@
                 <w:rFonts w:asciiTheme="minorHAnsi" w:eastAsiaTheme="minorHAnsi" w:hAnsiTheme="minorHAnsi" w:cs="Arial"/>
                 <w:szCs w:val="20"/>
               </w:rPr>
-              <w:t xml:space="preserve"> [</w:t>
-            </w:r>
-            <w:proofErr w:type="gramStart"/>
-            <w:r>
-              <w:rPr>
-                <w:rFonts w:asciiTheme="minorHAnsi" w:eastAsiaTheme="minorHAnsi" w:hAnsiTheme="minorHAnsi" w:cs="Arial"/>
-                <w:szCs w:val="20"/>
-              </w:rPr>
-              <w:t>2010]+</w:t>
-            </w:r>
-            <w:proofErr w:type="gramEnd"/>
-            <w:r>
-              <w:rPr>
-                <w:rFonts w:asciiTheme="minorHAnsi" w:eastAsiaTheme="minorHAnsi" w:hAnsiTheme="minorHAnsi" w:cs="Arial"/>
-                <w:szCs w:val="20"/>
-              </w:rPr>
-              <w:t>AMD1</w:t>
+              <w:t xml:space="preserve"> [2010]+AMD1</w:t>
             </w:r>
             <w:r>
               <w:rPr>
@@ -5329,8 +5238,7 @@
     </w:p>
     <w:tbl>
       <w:tblPr>
-        <w:tblW w:w="9514" w:type="dxa"/>
-        <w:tblLayout w:type="fixed"/>
+        <w:tblW w:w="10040" w:type="dxa"/>
         <w:tblCellMar>
           <w:left w:w="99" w:type="dxa"/>
           <w:right w:w="99" w:type="dxa"/>
@@ -5338,10 +5246,10 @@
         <w:tblLook w:val="04A0" w:firstRow="1" w:lastRow="0" w:firstColumn="1" w:lastColumn="0" w:noHBand="0" w:noVBand="1"/>
       </w:tblPr>
       <w:tblGrid>
-        <w:gridCol w:w="993"/>
-        <w:gridCol w:w="1275"/>
-        <w:gridCol w:w="1985"/>
-        <w:gridCol w:w="5261"/>
+        <w:gridCol w:w="937"/>
+        <w:gridCol w:w="1440"/>
+        <w:gridCol w:w="2186"/>
+        <w:gridCol w:w="5477"/>
       </w:tblGrid>
       <w:tr>
         <w:trPr>
@@ -5349,7 +5257,7 @@
         </w:trPr>
         <w:tc>
           <w:tcPr>
-            <w:tcW w:w="993" w:type="dxa"/>
+            <w:tcW w:w="976" w:type="dxa"/>
             <w:tcBorders>
               <w:top w:val="nil"/>
               <w:left w:val="nil"/>
@@ -5391,7 +5299,7 @@
         </w:tc>
         <w:tc>
           <w:tcPr>
-            <w:tcW w:w="1275" w:type="dxa"/>
+            <w:tcW w:w="1376" w:type="dxa"/>
             <w:tcBorders>
               <w:top w:val="nil"/>
               <w:left w:val="nil"/>
@@ -5433,7 +5341,7 @@
         </w:tc>
         <w:tc>
           <w:tcPr>
-            <w:tcW w:w="1985" w:type="dxa"/>
+            <w:tcW w:w="2211" w:type="dxa"/>
             <w:tcBorders>
               <w:top w:val="nil"/>
               <w:left w:val="nil"/>
@@ -5475,7 +5383,7 @@
         </w:tc>
         <w:tc>
           <w:tcPr>
-            <w:tcW w:w="5261" w:type="dxa"/>
+            <w:tcW w:w="5477" w:type="dxa"/>
             <w:tcBorders>
               <w:top w:val="nil"/>
               <w:left w:val="nil"/>
@@ -5522,7 +5430,7 @@
         </w:trPr>
         <w:tc>
           <w:tcPr>
-            <w:tcW w:w="993" w:type="dxa"/>
+            <w:tcW w:w="976" w:type="dxa"/>
             <w:tcBorders>
               <w:top w:val="nil"/>
               <w:left w:val="nil"/>
@@ -5552,13 +5460,13 @@
                 <w:kern w:val="0"/>
                 <w:szCs w:val="20"/>
               </w:rPr>
-              <w:t>SRS-001</w:t>
-            </w:r>
-          </w:p>
-        </w:tc>
-        <w:tc>
-          <w:tcPr>
-            <w:tcW w:w="1275" w:type="dxa"/>
+              <w:t>SRS-01</w:t>
+            </w:r>
+          </w:p>
+        </w:tc>
+        <w:tc>
+          <w:tcPr>
+            <w:tcW w:w="1376" w:type="dxa"/>
             <w:vMerge w:val="restart"/>
             <w:tcBorders>
               <w:top w:val="nil"/>
@@ -5597,7 +5505,7 @@
         </w:tc>
         <w:tc>
           <w:tcPr>
-            <w:tcW w:w="1985" w:type="dxa"/>
+            <w:tcW w:w="2211" w:type="dxa"/>
             <w:tcBorders>
               <w:top w:val="nil"/>
               <w:left w:val="nil"/>
@@ -5633,7 +5541,7 @@
         </w:tc>
         <w:tc>
           <w:tcPr>
-            <w:tcW w:w="5261" w:type="dxa"/>
+            <w:tcW w:w="5477" w:type="dxa"/>
             <w:tcBorders>
               <w:top w:val="nil"/>
               <w:left w:val="nil"/>
@@ -5674,7 +5582,7 @@
         </w:trPr>
         <w:tc>
           <w:tcPr>
-            <w:tcW w:w="993" w:type="dxa"/>
+            <w:tcW w:w="976" w:type="dxa"/>
             <w:tcBorders>
               <w:top w:val="nil"/>
               <w:left w:val="nil"/>
@@ -5704,13 +5612,13 @@
                 <w:kern w:val="0"/>
                 <w:szCs w:val="20"/>
               </w:rPr>
-              <w:t>SRS-002</w:t>
-            </w:r>
-          </w:p>
-        </w:tc>
-        <w:tc>
-          <w:tcPr>
-            <w:tcW w:w="1275" w:type="dxa"/>
+              <w:t>SRS-02</w:t>
+            </w:r>
+          </w:p>
+        </w:tc>
+        <w:tc>
+          <w:tcPr>
+            <w:tcW w:w="1376" w:type="dxa"/>
             <w:vMerge/>
             <w:tcBorders>
               <w:top w:val="nil"/>
@@ -5739,7 +5647,7 @@
         </w:tc>
         <w:tc>
           <w:tcPr>
-            <w:tcW w:w="1985" w:type="dxa"/>
+            <w:tcW w:w="2211" w:type="dxa"/>
             <w:tcBorders>
               <w:top w:val="nil"/>
               <w:left w:val="nil"/>
@@ -5775,7 +5683,7 @@
         </w:tc>
         <w:tc>
           <w:tcPr>
-            <w:tcW w:w="5261" w:type="dxa"/>
+            <w:tcW w:w="5477" w:type="dxa"/>
             <w:tcBorders>
               <w:top w:val="nil"/>
               <w:left w:val="nil"/>
@@ -5816,7 +5724,7 @@
         </w:trPr>
         <w:tc>
           <w:tcPr>
-            <w:tcW w:w="993" w:type="dxa"/>
+            <w:tcW w:w="976" w:type="dxa"/>
             <w:tcBorders>
               <w:top w:val="nil"/>
               <w:left w:val="nil"/>
@@ -5846,13 +5754,13 @@
                 <w:kern w:val="0"/>
                 <w:szCs w:val="20"/>
               </w:rPr>
-              <w:t>SRS-003</w:t>
-            </w:r>
-          </w:p>
-        </w:tc>
-        <w:tc>
-          <w:tcPr>
-            <w:tcW w:w="1275" w:type="dxa"/>
+              <w:t>SRS-03</w:t>
+            </w:r>
+          </w:p>
+        </w:tc>
+        <w:tc>
+          <w:tcPr>
+            <w:tcW w:w="1376" w:type="dxa"/>
             <w:vMerge/>
             <w:tcBorders>
               <w:top w:val="nil"/>
@@ -5881,7 +5789,7 @@
         </w:tc>
         <w:tc>
           <w:tcPr>
-            <w:tcW w:w="1985" w:type="dxa"/>
+            <w:tcW w:w="2211" w:type="dxa"/>
             <w:tcBorders>
               <w:top w:val="nil"/>
               <w:left w:val="nil"/>
@@ -5917,7 +5825,7 @@
         </w:tc>
         <w:tc>
           <w:tcPr>
-            <w:tcW w:w="5261" w:type="dxa"/>
+            <w:tcW w:w="5477" w:type="dxa"/>
             <w:tcBorders>
               <w:top w:val="nil"/>
               <w:left w:val="nil"/>
@@ -5958,7 +5866,7 @@
         </w:trPr>
         <w:tc>
           <w:tcPr>
-            <w:tcW w:w="993" w:type="dxa"/>
+            <w:tcW w:w="976" w:type="dxa"/>
             <w:tcBorders>
               <w:top w:val="nil"/>
               <w:left w:val="nil"/>
@@ -5988,13 +5896,13 @@
                 <w:kern w:val="0"/>
                 <w:szCs w:val="20"/>
               </w:rPr>
-              <w:t>SRS-004</w:t>
-            </w:r>
-          </w:p>
-        </w:tc>
-        <w:tc>
-          <w:tcPr>
-            <w:tcW w:w="1275" w:type="dxa"/>
+              <w:t>SRS-04</w:t>
+            </w:r>
+          </w:p>
+        </w:tc>
+        <w:tc>
+          <w:tcPr>
+            <w:tcW w:w="1376" w:type="dxa"/>
             <w:vMerge/>
             <w:tcBorders>
               <w:top w:val="nil"/>
@@ -6023,7 +5931,7 @@
         </w:tc>
         <w:tc>
           <w:tcPr>
-            <w:tcW w:w="1985" w:type="dxa"/>
+            <w:tcW w:w="2211" w:type="dxa"/>
             <w:tcBorders>
               <w:top w:val="nil"/>
               <w:left w:val="nil"/>
@@ -6059,7 +5967,7 @@
         </w:tc>
         <w:tc>
           <w:tcPr>
-            <w:tcW w:w="5261" w:type="dxa"/>
+            <w:tcW w:w="5477" w:type="dxa"/>
             <w:tcBorders>
               <w:top w:val="nil"/>
               <w:left w:val="nil"/>
@@ -6101,7 +6009,7 @@
         </w:trPr>
         <w:tc>
           <w:tcPr>
-            <w:tcW w:w="993" w:type="dxa"/>
+            <w:tcW w:w="976" w:type="dxa"/>
             <w:tcBorders>
               <w:top w:val="nil"/>
               <w:left w:val="nil"/>
@@ -6131,13 +6039,13 @@
                 <w:kern w:val="0"/>
                 <w:szCs w:val="20"/>
               </w:rPr>
-              <w:t>SRS-005</w:t>
-            </w:r>
-          </w:p>
-        </w:tc>
-        <w:tc>
-          <w:tcPr>
-            <w:tcW w:w="1275" w:type="dxa"/>
+              <w:t>SRS-05</w:t>
+            </w:r>
+          </w:p>
+        </w:tc>
+        <w:tc>
+          <w:tcPr>
+            <w:tcW w:w="1376" w:type="dxa"/>
             <w:vMerge/>
             <w:tcBorders>
               <w:top w:val="nil"/>
@@ -6166,7 +6074,7 @@
         </w:tc>
         <w:tc>
           <w:tcPr>
-            <w:tcW w:w="1985" w:type="dxa"/>
+            <w:tcW w:w="2211" w:type="dxa"/>
             <w:tcBorders>
               <w:top w:val="nil"/>
               <w:left w:val="nil"/>
@@ -6202,7 +6110,7 @@
         </w:tc>
         <w:tc>
           <w:tcPr>
-            <w:tcW w:w="5261" w:type="dxa"/>
+            <w:tcW w:w="5477" w:type="dxa"/>
             <w:tcBorders>
               <w:top w:val="nil"/>
               <w:left w:val="nil"/>
@@ -6243,7 +6151,7 @@
         </w:trPr>
         <w:tc>
           <w:tcPr>
-            <w:tcW w:w="993" w:type="dxa"/>
+            <w:tcW w:w="976" w:type="dxa"/>
             <w:tcBorders>
               <w:top w:val="nil"/>
               <w:left w:val="nil"/>
@@ -6273,13 +6181,13 @@
                 <w:kern w:val="0"/>
                 <w:szCs w:val="20"/>
               </w:rPr>
-              <w:t>SRS-006</w:t>
-            </w:r>
-          </w:p>
-        </w:tc>
-        <w:tc>
-          <w:tcPr>
-            <w:tcW w:w="1275" w:type="dxa"/>
+              <w:t>SRS-06</w:t>
+            </w:r>
+          </w:p>
+        </w:tc>
+        <w:tc>
+          <w:tcPr>
+            <w:tcW w:w="1376" w:type="dxa"/>
             <w:vMerge/>
             <w:tcBorders>
               <w:top w:val="nil"/>
@@ -6308,7 +6216,7 @@
         </w:tc>
         <w:tc>
           <w:tcPr>
-            <w:tcW w:w="1985" w:type="dxa"/>
+            <w:tcW w:w="2211" w:type="dxa"/>
             <w:tcBorders>
               <w:top w:val="nil"/>
               <w:left w:val="nil"/>
@@ -6344,7 +6252,7 @@
         </w:tc>
         <w:tc>
           <w:tcPr>
-            <w:tcW w:w="5261" w:type="dxa"/>
+            <w:tcW w:w="5477" w:type="dxa"/>
             <w:tcBorders>
               <w:top w:val="nil"/>
               <w:left w:val="nil"/>
@@ -6385,7 +6293,7 @@
         </w:trPr>
         <w:tc>
           <w:tcPr>
-            <w:tcW w:w="993" w:type="dxa"/>
+            <w:tcW w:w="976" w:type="dxa"/>
             <w:tcBorders>
               <w:top w:val="nil"/>
               <w:left w:val="nil"/>
@@ -6415,13 +6323,13 @@
                 <w:kern w:val="0"/>
                 <w:szCs w:val="20"/>
               </w:rPr>
-              <w:t>SRS-007</w:t>
-            </w:r>
-          </w:p>
-        </w:tc>
-        <w:tc>
-          <w:tcPr>
-            <w:tcW w:w="1275" w:type="dxa"/>
+              <w:t>SRS-07</w:t>
+            </w:r>
+          </w:p>
+        </w:tc>
+        <w:tc>
+          <w:tcPr>
+            <w:tcW w:w="1376" w:type="dxa"/>
             <w:vMerge/>
             <w:tcBorders>
               <w:top w:val="nil"/>
@@ -6450,7 +6358,7 @@
         </w:tc>
         <w:tc>
           <w:tcPr>
-            <w:tcW w:w="1985" w:type="dxa"/>
+            <w:tcW w:w="2211" w:type="dxa"/>
             <w:tcBorders>
               <w:top w:val="nil"/>
               <w:left w:val="nil"/>
@@ -6486,7 +6394,7 @@
         </w:tc>
         <w:tc>
           <w:tcPr>
-            <w:tcW w:w="5261" w:type="dxa"/>
+            <w:tcW w:w="5477" w:type="dxa"/>
             <w:tcBorders>
               <w:top w:val="nil"/>
               <w:left w:val="nil"/>
@@ -6527,7 +6435,7 @@
         </w:trPr>
         <w:tc>
           <w:tcPr>
-            <w:tcW w:w="993" w:type="dxa"/>
+            <w:tcW w:w="976" w:type="dxa"/>
             <w:tcBorders>
               <w:top w:val="nil"/>
               <w:left w:val="nil"/>
@@ -6558,13 +6466,13 @@
                 <w:szCs w:val="20"/>
               </w:rPr>
               <w:lastRenderedPageBreak/>
-              <w:t>SRS-008</w:t>
-            </w:r>
-          </w:p>
-        </w:tc>
-        <w:tc>
-          <w:tcPr>
-            <w:tcW w:w="1275" w:type="dxa"/>
+              <w:t>SRS-08</w:t>
+            </w:r>
+          </w:p>
+        </w:tc>
+        <w:tc>
+          <w:tcPr>
+            <w:tcW w:w="1376" w:type="dxa"/>
             <w:vMerge w:val="restart"/>
             <w:tcBorders>
               <w:top w:val="nil"/>
@@ -6603,7 +6511,7 @@
         </w:tc>
         <w:tc>
           <w:tcPr>
-            <w:tcW w:w="1985" w:type="dxa"/>
+            <w:tcW w:w="2211" w:type="dxa"/>
             <w:tcBorders>
               <w:top w:val="nil"/>
               <w:left w:val="nil"/>
@@ -6639,7 +6547,7 @@
         </w:tc>
         <w:tc>
           <w:tcPr>
-            <w:tcW w:w="5261" w:type="dxa"/>
+            <w:tcW w:w="5477" w:type="dxa"/>
             <w:tcBorders>
               <w:top w:val="nil"/>
               <w:left w:val="nil"/>
@@ -6680,7 +6588,7 @@
         </w:trPr>
         <w:tc>
           <w:tcPr>
-            <w:tcW w:w="993" w:type="dxa"/>
+            <w:tcW w:w="976" w:type="dxa"/>
             <w:tcBorders>
               <w:top w:val="nil"/>
               <w:left w:val="nil"/>
@@ -6710,13 +6618,13 @@
                 <w:kern w:val="0"/>
                 <w:szCs w:val="20"/>
               </w:rPr>
-              <w:t>SRS-009</w:t>
-            </w:r>
-          </w:p>
-        </w:tc>
-        <w:tc>
-          <w:tcPr>
-            <w:tcW w:w="1275" w:type="dxa"/>
+              <w:t>SRS-09</w:t>
+            </w:r>
+          </w:p>
+        </w:tc>
+        <w:tc>
+          <w:tcPr>
+            <w:tcW w:w="1376" w:type="dxa"/>
             <w:vMerge/>
             <w:tcBorders>
               <w:top w:val="nil"/>
@@ -6745,7 +6653,7 @@
         </w:tc>
         <w:tc>
           <w:tcPr>
-            <w:tcW w:w="1985" w:type="dxa"/>
+            <w:tcW w:w="2211" w:type="dxa"/>
             <w:tcBorders>
               <w:top w:val="nil"/>
               <w:left w:val="nil"/>
@@ -6781,7 +6689,7 @@
         </w:tc>
         <w:tc>
           <w:tcPr>
-            <w:tcW w:w="5261" w:type="dxa"/>
+            <w:tcW w:w="5477" w:type="dxa"/>
             <w:tcBorders>
               <w:top w:val="nil"/>
               <w:left w:val="nil"/>
@@ -6822,7 +6730,7 @@
         </w:trPr>
         <w:tc>
           <w:tcPr>
-            <w:tcW w:w="993" w:type="dxa"/>
+            <w:tcW w:w="976" w:type="dxa"/>
             <w:tcBorders>
               <w:top w:val="nil"/>
               <w:left w:val="nil"/>
@@ -6852,13 +6760,13 @@
                 <w:kern w:val="0"/>
                 <w:szCs w:val="20"/>
               </w:rPr>
-              <w:t>SRS-010</w:t>
-            </w:r>
-          </w:p>
-        </w:tc>
-        <w:tc>
-          <w:tcPr>
-            <w:tcW w:w="1275" w:type="dxa"/>
+              <w:t>SRS-10</w:t>
+            </w:r>
+          </w:p>
+        </w:tc>
+        <w:tc>
+          <w:tcPr>
+            <w:tcW w:w="1376" w:type="dxa"/>
             <w:vMerge/>
             <w:tcBorders>
               <w:top w:val="nil"/>
@@ -6887,7 +6795,7 @@
         </w:tc>
         <w:tc>
           <w:tcPr>
-            <w:tcW w:w="1985" w:type="dxa"/>
+            <w:tcW w:w="2211" w:type="dxa"/>
             <w:tcBorders>
               <w:top w:val="nil"/>
               <w:left w:val="nil"/>
@@ -6923,7 +6831,7 @@
         </w:tc>
         <w:tc>
           <w:tcPr>
-            <w:tcW w:w="5261" w:type="dxa"/>
+            <w:tcW w:w="5477" w:type="dxa"/>
             <w:tcBorders>
               <w:top w:val="nil"/>
               <w:left w:val="nil"/>
@@ -6964,7 +6872,7 @@
         </w:trPr>
         <w:tc>
           <w:tcPr>
-            <w:tcW w:w="993" w:type="dxa"/>
+            <w:tcW w:w="976" w:type="dxa"/>
             <w:tcBorders>
               <w:top w:val="nil"/>
               <w:left w:val="nil"/>
@@ -6994,13 +6902,13 @@
                 <w:kern w:val="0"/>
                 <w:szCs w:val="20"/>
               </w:rPr>
-              <w:t>SRS-011</w:t>
-            </w:r>
-          </w:p>
-        </w:tc>
-        <w:tc>
-          <w:tcPr>
-            <w:tcW w:w="1275" w:type="dxa"/>
+              <w:t>SRS-11</w:t>
+            </w:r>
+          </w:p>
+        </w:tc>
+        <w:tc>
+          <w:tcPr>
+            <w:tcW w:w="1376" w:type="dxa"/>
             <w:vMerge/>
             <w:tcBorders>
               <w:top w:val="nil"/>
@@ -7029,7 +6937,7 @@
         </w:tc>
         <w:tc>
           <w:tcPr>
-            <w:tcW w:w="1985" w:type="dxa"/>
+            <w:tcW w:w="2211" w:type="dxa"/>
             <w:tcBorders>
               <w:top w:val="nil"/>
               <w:left w:val="nil"/>
@@ -7065,7 +6973,7 @@
         </w:tc>
         <w:tc>
           <w:tcPr>
-            <w:tcW w:w="5261" w:type="dxa"/>
+            <w:tcW w:w="5477" w:type="dxa"/>
             <w:tcBorders>
               <w:top w:val="nil"/>
               <w:left w:val="nil"/>
@@ -7106,7 +7014,7 @@
         </w:trPr>
         <w:tc>
           <w:tcPr>
-            <w:tcW w:w="993" w:type="dxa"/>
+            <w:tcW w:w="976" w:type="dxa"/>
             <w:tcBorders>
               <w:top w:val="nil"/>
               <w:left w:val="nil"/>
@@ -7136,13 +7044,13 @@
                 <w:kern w:val="0"/>
                 <w:szCs w:val="20"/>
               </w:rPr>
-              <w:t>SRS-012</w:t>
-            </w:r>
-          </w:p>
-        </w:tc>
-        <w:tc>
-          <w:tcPr>
-            <w:tcW w:w="1275" w:type="dxa"/>
+              <w:t>SRS-12</w:t>
+            </w:r>
+          </w:p>
+        </w:tc>
+        <w:tc>
+          <w:tcPr>
+            <w:tcW w:w="1376" w:type="dxa"/>
             <w:vMerge w:val="restart"/>
             <w:tcBorders>
               <w:top w:val="nil"/>
@@ -7181,7 +7089,7 @@
         </w:tc>
         <w:tc>
           <w:tcPr>
-            <w:tcW w:w="1985" w:type="dxa"/>
+            <w:tcW w:w="2211" w:type="dxa"/>
             <w:tcBorders>
               <w:top w:val="nil"/>
               <w:left w:val="nil"/>
@@ -7217,7 +7125,7 @@
         </w:tc>
         <w:tc>
           <w:tcPr>
-            <w:tcW w:w="5261" w:type="dxa"/>
+            <w:tcW w:w="5477" w:type="dxa"/>
             <w:tcBorders>
               <w:top w:val="nil"/>
               <w:left w:val="nil"/>
@@ -7258,7 +7166,7 @@
         </w:trPr>
         <w:tc>
           <w:tcPr>
-            <w:tcW w:w="993" w:type="dxa"/>
+            <w:tcW w:w="976" w:type="dxa"/>
             <w:tcBorders>
               <w:top w:val="nil"/>
               <w:left w:val="nil"/>
@@ -7288,13 +7196,13 @@
                 <w:kern w:val="0"/>
                 <w:szCs w:val="20"/>
               </w:rPr>
-              <w:t>SRS-013</w:t>
-            </w:r>
-          </w:p>
-        </w:tc>
-        <w:tc>
-          <w:tcPr>
-            <w:tcW w:w="1275" w:type="dxa"/>
+              <w:t>SRS-13</w:t>
+            </w:r>
+          </w:p>
+        </w:tc>
+        <w:tc>
+          <w:tcPr>
+            <w:tcW w:w="1376" w:type="dxa"/>
             <w:vMerge/>
             <w:tcBorders>
               <w:top w:val="nil"/>
@@ -7323,7 +7231,7 @@
         </w:tc>
         <w:tc>
           <w:tcPr>
-            <w:tcW w:w="1985" w:type="dxa"/>
+            <w:tcW w:w="2211" w:type="dxa"/>
             <w:tcBorders>
               <w:top w:val="nil"/>
               <w:left w:val="nil"/>
@@ -7359,7 +7267,7 @@
         </w:tc>
         <w:tc>
           <w:tcPr>
-            <w:tcW w:w="5261" w:type="dxa"/>
+            <w:tcW w:w="5477" w:type="dxa"/>
             <w:tcBorders>
               <w:top w:val="nil"/>
               <w:left w:val="nil"/>
@@ -7400,7 +7308,7 @@
         </w:trPr>
         <w:tc>
           <w:tcPr>
-            <w:tcW w:w="993" w:type="dxa"/>
+            <w:tcW w:w="976" w:type="dxa"/>
             <w:tcBorders>
               <w:top w:val="nil"/>
               <w:left w:val="nil"/>
@@ -7430,13 +7338,13 @@
                 <w:kern w:val="0"/>
                 <w:szCs w:val="20"/>
               </w:rPr>
-              <w:t>SRS-014</w:t>
-            </w:r>
-          </w:p>
-        </w:tc>
-        <w:tc>
-          <w:tcPr>
-            <w:tcW w:w="1275" w:type="dxa"/>
+              <w:t>SRS-14</w:t>
+            </w:r>
+          </w:p>
+        </w:tc>
+        <w:tc>
+          <w:tcPr>
+            <w:tcW w:w="1376" w:type="dxa"/>
             <w:vMerge/>
             <w:tcBorders>
               <w:top w:val="nil"/>
@@ -7465,7 +7373,7 @@
         </w:tc>
         <w:tc>
           <w:tcPr>
-            <w:tcW w:w="1985" w:type="dxa"/>
+            <w:tcW w:w="2211" w:type="dxa"/>
             <w:tcBorders>
               <w:top w:val="nil"/>
               <w:left w:val="nil"/>
@@ -7501,7 +7409,7 @@
         </w:tc>
         <w:tc>
           <w:tcPr>
-            <w:tcW w:w="5261" w:type="dxa"/>
+            <w:tcW w:w="5477" w:type="dxa"/>
             <w:tcBorders>
               <w:top w:val="nil"/>
               <w:left w:val="nil"/>
@@ -7542,7 +7450,7 @@
         </w:trPr>
         <w:tc>
           <w:tcPr>
-            <w:tcW w:w="993" w:type="dxa"/>
+            <w:tcW w:w="976" w:type="dxa"/>
             <w:tcBorders>
               <w:top w:val="nil"/>
               <w:left w:val="nil"/>
@@ -7572,13 +7480,13 @@
                 <w:kern w:val="0"/>
                 <w:szCs w:val="20"/>
               </w:rPr>
-              <w:t>SRS-015</w:t>
-            </w:r>
-          </w:p>
-        </w:tc>
-        <w:tc>
-          <w:tcPr>
-            <w:tcW w:w="1275" w:type="dxa"/>
+              <w:t>SRS-15</w:t>
+            </w:r>
+          </w:p>
+        </w:tc>
+        <w:tc>
+          <w:tcPr>
+            <w:tcW w:w="1376" w:type="dxa"/>
             <w:vMerge/>
             <w:tcBorders>
               <w:top w:val="nil"/>
@@ -7607,7 +7515,7 @@
         </w:tc>
         <w:tc>
           <w:tcPr>
-            <w:tcW w:w="1985" w:type="dxa"/>
+            <w:tcW w:w="2211" w:type="dxa"/>
             <w:tcBorders>
               <w:top w:val="nil"/>
               <w:left w:val="nil"/>
@@ -7643,7 +7551,7 @@
         </w:tc>
         <w:tc>
           <w:tcPr>
-            <w:tcW w:w="5261" w:type="dxa"/>
+            <w:tcW w:w="5477" w:type="dxa"/>
             <w:tcBorders>
               <w:top w:val="nil"/>
               <w:left w:val="nil"/>
@@ -7684,7 +7592,7 @@
         </w:trPr>
         <w:tc>
           <w:tcPr>
-            <w:tcW w:w="993" w:type="dxa"/>
+            <w:tcW w:w="976" w:type="dxa"/>
             <w:tcBorders>
               <w:top w:val="nil"/>
               <w:left w:val="nil"/>
@@ -7714,13 +7622,13 @@
                 <w:kern w:val="0"/>
                 <w:szCs w:val="20"/>
               </w:rPr>
-              <w:t>SRS-016</w:t>
-            </w:r>
-          </w:p>
-        </w:tc>
-        <w:tc>
-          <w:tcPr>
-            <w:tcW w:w="1275" w:type="dxa"/>
+              <w:t>SRS-16</w:t>
+            </w:r>
+          </w:p>
+        </w:tc>
+        <w:tc>
+          <w:tcPr>
+            <w:tcW w:w="1376" w:type="dxa"/>
             <w:vMerge w:val="restart"/>
             <w:tcBorders>
               <w:top w:val="nil"/>
@@ -7759,7 +7667,7 @@
         </w:tc>
         <w:tc>
           <w:tcPr>
-            <w:tcW w:w="1985" w:type="dxa"/>
+            <w:tcW w:w="2211" w:type="dxa"/>
             <w:tcBorders>
               <w:top w:val="nil"/>
               <w:left w:val="nil"/>
@@ -7795,7 +7703,7 @@
         </w:tc>
         <w:tc>
           <w:tcPr>
-            <w:tcW w:w="5261" w:type="dxa"/>
+            <w:tcW w:w="5477" w:type="dxa"/>
             <w:tcBorders>
               <w:top w:val="nil"/>
               <w:left w:val="nil"/>
@@ -7836,7 +7744,7 @@
         </w:trPr>
         <w:tc>
           <w:tcPr>
-            <w:tcW w:w="993" w:type="dxa"/>
+            <w:tcW w:w="976" w:type="dxa"/>
             <w:tcBorders>
               <w:top w:val="nil"/>
               <w:left w:val="nil"/>
@@ -7866,13 +7774,13 @@
                 <w:kern w:val="0"/>
                 <w:szCs w:val="20"/>
               </w:rPr>
-              <w:t>SRS-017</w:t>
-            </w:r>
-          </w:p>
-        </w:tc>
-        <w:tc>
-          <w:tcPr>
-            <w:tcW w:w="1275" w:type="dxa"/>
+              <w:t>SRS-17</w:t>
+            </w:r>
+          </w:p>
+        </w:tc>
+        <w:tc>
+          <w:tcPr>
+            <w:tcW w:w="1376" w:type="dxa"/>
             <w:vMerge/>
             <w:tcBorders>
               <w:top w:val="nil"/>
@@ -7901,7 +7809,7 @@
         </w:tc>
         <w:tc>
           <w:tcPr>
-            <w:tcW w:w="1985" w:type="dxa"/>
+            <w:tcW w:w="2211" w:type="dxa"/>
             <w:tcBorders>
               <w:top w:val="nil"/>
               <w:left w:val="nil"/>
@@ -7937,7 +7845,7 @@
         </w:tc>
         <w:tc>
           <w:tcPr>
-            <w:tcW w:w="5261" w:type="dxa"/>
+            <w:tcW w:w="5477" w:type="dxa"/>
             <w:tcBorders>
               <w:top w:val="nil"/>
               <w:left w:val="nil"/>
@@ -7978,7 +7886,7 @@
         </w:trPr>
         <w:tc>
           <w:tcPr>
-            <w:tcW w:w="993" w:type="dxa"/>
+            <w:tcW w:w="976" w:type="dxa"/>
             <w:tcBorders>
               <w:top w:val="nil"/>
               <w:left w:val="nil"/>
@@ -8008,13 +7916,13 @@
                 <w:kern w:val="0"/>
                 <w:szCs w:val="20"/>
               </w:rPr>
-              <w:t>SRS-018</w:t>
-            </w:r>
-          </w:p>
-        </w:tc>
-        <w:tc>
-          <w:tcPr>
-            <w:tcW w:w="1275" w:type="dxa"/>
+              <w:t>SRS-18</w:t>
+            </w:r>
+          </w:p>
+        </w:tc>
+        <w:tc>
+          <w:tcPr>
+            <w:tcW w:w="1376" w:type="dxa"/>
             <w:vMerge/>
             <w:tcBorders>
               <w:top w:val="nil"/>
@@ -8043,7 +7951,7 @@
         </w:tc>
         <w:tc>
           <w:tcPr>
-            <w:tcW w:w="1985" w:type="dxa"/>
+            <w:tcW w:w="2211" w:type="dxa"/>
             <w:tcBorders>
               <w:top w:val="nil"/>
               <w:left w:val="nil"/>
@@ -8089,7 +7997,7 @@
         </w:tc>
         <w:tc>
           <w:tcPr>
-            <w:tcW w:w="5261" w:type="dxa"/>
+            <w:tcW w:w="5477" w:type="dxa"/>
             <w:tcBorders>
               <w:top w:val="nil"/>
               <w:left w:val="nil"/>
@@ -8130,7 +8038,7 @@
         </w:trPr>
         <w:tc>
           <w:tcPr>
-            <w:tcW w:w="993" w:type="dxa"/>
+            <w:tcW w:w="976" w:type="dxa"/>
             <w:tcBorders>
               <w:top w:val="nil"/>
               <w:left w:val="nil"/>
@@ -8160,13 +8068,13 @@
                 <w:kern w:val="0"/>
                 <w:szCs w:val="20"/>
               </w:rPr>
-              <w:t>SRS-019</w:t>
-            </w:r>
-          </w:p>
-        </w:tc>
-        <w:tc>
-          <w:tcPr>
-            <w:tcW w:w="1275" w:type="dxa"/>
+              <w:t>SRS-19</w:t>
+            </w:r>
+          </w:p>
+        </w:tc>
+        <w:tc>
+          <w:tcPr>
+            <w:tcW w:w="1376" w:type="dxa"/>
             <w:vMerge/>
             <w:tcBorders>
               <w:top w:val="nil"/>
@@ -8195,7 +8103,7 @@
         </w:tc>
         <w:tc>
           <w:tcPr>
-            <w:tcW w:w="1985" w:type="dxa"/>
+            <w:tcW w:w="2211" w:type="dxa"/>
             <w:tcBorders>
               <w:top w:val="nil"/>
               <w:left w:val="nil"/>
@@ -8232,7 +8140,7 @@
         </w:tc>
         <w:tc>
           <w:tcPr>
-            <w:tcW w:w="5261" w:type="dxa"/>
+            <w:tcW w:w="5477" w:type="dxa"/>
             <w:tcBorders>
               <w:top w:val="nil"/>
               <w:left w:val="nil"/>
@@ -8274,7 +8182,7 @@
         </w:trPr>
         <w:tc>
           <w:tcPr>
-            <w:tcW w:w="993" w:type="dxa"/>
+            <w:tcW w:w="976" w:type="dxa"/>
             <w:tcBorders>
               <w:top w:val="nil"/>
               <w:left w:val="nil"/>
@@ -8304,13 +8212,13 @@
                 <w:kern w:val="0"/>
                 <w:szCs w:val="20"/>
               </w:rPr>
-              <w:t>SRS-020</w:t>
-            </w:r>
-          </w:p>
-        </w:tc>
-        <w:tc>
-          <w:tcPr>
-            <w:tcW w:w="1275" w:type="dxa"/>
+              <w:t>SRS-20</w:t>
+            </w:r>
+          </w:p>
+        </w:tc>
+        <w:tc>
+          <w:tcPr>
+            <w:tcW w:w="1376" w:type="dxa"/>
             <w:tcBorders>
               <w:top w:val="nil"/>
               <w:left w:val="nil"/>
@@ -8348,7 +8256,7 @@
         </w:tc>
         <w:tc>
           <w:tcPr>
-            <w:tcW w:w="1985" w:type="dxa"/>
+            <w:tcW w:w="2211" w:type="dxa"/>
             <w:tcBorders>
               <w:top w:val="nil"/>
               <w:left w:val="nil"/>
@@ -8385,7 +8293,7 @@
         </w:tc>
         <w:tc>
           <w:tcPr>
-            <w:tcW w:w="5261" w:type="dxa"/>
+            <w:tcW w:w="5477" w:type="dxa"/>
             <w:tcBorders>
               <w:top w:val="nil"/>
               <w:left w:val="nil"/>
@@ -8427,7 +8335,7 @@
         </w:trPr>
         <w:tc>
           <w:tcPr>
-            <w:tcW w:w="993" w:type="dxa"/>
+            <w:tcW w:w="976" w:type="dxa"/>
             <w:tcBorders>
               <w:top w:val="nil"/>
               <w:left w:val="nil"/>
@@ -8457,13 +8365,13 @@
                 <w:kern w:val="0"/>
                 <w:szCs w:val="20"/>
               </w:rPr>
-              <w:t>SRS-021</w:t>
-            </w:r>
-          </w:p>
-        </w:tc>
-        <w:tc>
-          <w:tcPr>
-            <w:tcW w:w="1275" w:type="dxa"/>
+              <w:t>SRS-21</w:t>
+            </w:r>
+          </w:p>
+        </w:tc>
+        <w:tc>
+          <w:tcPr>
+            <w:tcW w:w="1376" w:type="dxa"/>
             <w:vMerge w:val="restart"/>
             <w:tcBorders>
               <w:top w:val="nil"/>
@@ -8502,7 +8410,7 @@
         </w:tc>
         <w:tc>
           <w:tcPr>
-            <w:tcW w:w="1985" w:type="dxa"/>
+            <w:tcW w:w="2211" w:type="dxa"/>
             <w:tcBorders>
               <w:top w:val="nil"/>
               <w:left w:val="nil"/>
@@ -8539,7 +8447,7 @@
         </w:tc>
         <w:tc>
           <w:tcPr>
-            <w:tcW w:w="5261" w:type="dxa"/>
+            <w:tcW w:w="5477" w:type="dxa"/>
             <w:tcBorders>
               <w:top w:val="nil"/>
               <w:left w:val="nil"/>
@@ -8581,7 +8489,7 @@
         </w:trPr>
         <w:tc>
           <w:tcPr>
-            <w:tcW w:w="993" w:type="dxa"/>
+            <w:tcW w:w="976" w:type="dxa"/>
             <w:tcBorders>
               <w:top w:val="nil"/>
               <w:left w:val="nil"/>
@@ -8611,13 +8519,13 @@
                 <w:kern w:val="0"/>
                 <w:szCs w:val="20"/>
               </w:rPr>
-              <w:t>SRS-022</w:t>
-            </w:r>
-          </w:p>
-        </w:tc>
-        <w:tc>
-          <w:tcPr>
-            <w:tcW w:w="1275" w:type="dxa"/>
+              <w:t>SRS-22</w:t>
+            </w:r>
+          </w:p>
+        </w:tc>
+        <w:tc>
+          <w:tcPr>
+            <w:tcW w:w="1376" w:type="dxa"/>
             <w:vMerge/>
             <w:tcBorders>
               <w:top w:val="nil"/>
@@ -8646,7 +8554,7 @@
         </w:tc>
         <w:tc>
           <w:tcPr>
-            <w:tcW w:w="1985" w:type="dxa"/>
+            <w:tcW w:w="2211" w:type="dxa"/>
             <w:tcBorders>
               <w:top w:val="nil"/>
               <w:left w:val="nil"/>
@@ -8683,7 +8591,7 @@
         </w:tc>
         <w:tc>
           <w:tcPr>
-            <w:tcW w:w="5261" w:type="dxa"/>
+            <w:tcW w:w="5477" w:type="dxa"/>
             <w:tcBorders>
               <w:top w:val="nil"/>
               <w:left w:val="nil"/>
@@ -8725,7 +8633,7 @@
         </w:trPr>
         <w:tc>
           <w:tcPr>
-            <w:tcW w:w="993" w:type="dxa"/>
+            <w:tcW w:w="976" w:type="dxa"/>
             <w:tcBorders>
               <w:top w:val="nil"/>
               <w:left w:val="nil"/>
@@ -8755,13 +8663,13 @@
                 <w:kern w:val="0"/>
                 <w:szCs w:val="20"/>
               </w:rPr>
-              <w:t>SRS-023</w:t>
-            </w:r>
-          </w:p>
-        </w:tc>
-        <w:tc>
-          <w:tcPr>
-            <w:tcW w:w="1275" w:type="dxa"/>
+              <w:t>SRS-23</w:t>
+            </w:r>
+          </w:p>
+        </w:tc>
+        <w:tc>
+          <w:tcPr>
+            <w:tcW w:w="1376" w:type="dxa"/>
             <w:vMerge/>
             <w:tcBorders>
               <w:top w:val="nil"/>
@@ -8790,7 +8698,7 @@
         </w:tc>
         <w:tc>
           <w:tcPr>
-            <w:tcW w:w="1985" w:type="dxa"/>
+            <w:tcW w:w="2211" w:type="dxa"/>
             <w:tcBorders>
               <w:top w:val="nil"/>
               <w:left w:val="nil"/>
@@ -8827,7 +8735,7 @@
         </w:tc>
         <w:tc>
           <w:tcPr>
-            <w:tcW w:w="5261" w:type="dxa"/>
+            <w:tcW w:w="5477" w:type="dxa"/>
             <w:tcBorders>
               <w:top w:val="nil"/>
               <w:left w:val="nil"/>
@@ -8869,7 +8777,7 @@
         </w:trPr>
         <w:tc>
           <w:tcPr>
-            <w:tcW w:w="993" w:type="dxa"/>
+            <w:tcW w:w="976" w:type="dxa"/>
             <w:tcBorders>
               <w:top w:val="nil"/>
               <w:left w:val="nil"/>
@@ -8899,13 +8807,13 @@
                 <w:kern w:val="0"/>
                 <w:szCs w:val="20"/>
               </w:rPr>
-              <w:t>SRS-024</w:t>
-            </w:r>
-          </w:p>
-        </w:tc>
-        <w:tc>
-          <w:tcPr>
-            <w:tcW w:w="1275" w:type="dxa"/>
+              <w:t>SRS-24</w:t>
+            </w:r>
+          </w:p>
+        </w:tc>
+        <w:tc>
+          <w:tcPr>
+            <w:tcW w:w="1376" w:type="dxa"/>
             <w:vMerge/>
             <w:tcBorders>
               <w:top w:val="nil"/>
@@ -8934,7 +8842,7 @@
         </w:tc>
         <w:tc>
           <w:tcPr>
-            <w:tcW w:w="1985" w:type="dxa"/>
+            <w:tcW w:w="2211" w:type="dxa"/>
             <w:tcBorders>
               <w:top w:val="nil"/>
               <w:left w:val="nil"/>
@@ -8971,7 +8879,7 @@
         </w:tc>
         <w:tc>
           <w:tcPr>
-            <w:tcW w:w="5261" w:type="dxa"/>
+            <w:tcW w:w="5477" w:type="dxa"/>
             <w:tcBorders>
               <w:top w:val="nil"/>
               <w:left w:val="nil"/>
@@ -9013,7 +8921,7 @@
         </w:trPr>
         <w:tc>
           <w:tcPr>
-            <w:tcW w:w="993" w:type="dxa"/>
+            <w:tcW w:w="976" w:type="dxa"/>
             <w:tcBorders>
               <w:top w:val="nil"/>
               <w:left w:val="nil"/>
@@ -9043,13 +8951,13 @@
                 <w:kern w:val="0"/>
                 <w:szCs w:val="20"/>
               </w:rPr>
-              <w:t>SRS-025</w:t>
-            </w:r>
-          </w:p>
-        </w:tc>
-        <w:tc>
-          <w:tcPr>
-            <w:tcW w:w="1275" w:type="dxa"/>
+              <w:t>SRS-25</w:t>
+            </w:r>
+          </w:p>
+        </w:tc>
+        <w:tc>
+          <w:tcPr>
+            <w:tcW w:w="1376" w:type="dxa"/>
             <w:vMerge/>
             <w:tcBorders>
               <w:top w:val="nil"/>
@@ -9078,7 +8986,7 @@
         </w:tc>
         <w:tc>
           <w:tcPr>
-            <w:tcW w:w="1985" w:type="dxa"/>
+            <w:tcW w:w="2211" w:type="dxa"/>
             <w:tcBorders>
               <w:top w:val="nil"/>
               <w:left w:val="nil"/>
@@ -9115,7 +9023,7 @@
         </w:tc>
         <w:tc>
           <w:tcPr>
-            <w:tcW w:w="5261" w:type="dxa"/>
+            <w:tcW w:w="5477" w:type="dxa"/>
             <w:tcBorders>
               <w:top w:val="nil"/>
               <w:left w:val="nil"/>
@@ -9157,7 +9065,7 @@
         </w:trPr>
         <w:tc>
           <w:tcPr>
-            <w:tcW w:w="993" w:type="dxa"/>
+            <w:tcW w:w="976" w:type="dxa"/>
             <w:tcBorders>
               <w:top w:val="nil"/>
               <w:left w:val="nil"/>
@@ -9187,13 +9095,13 @@
                 <w:kern w:val="0"/>
                 <w:szCs w:val="20"/>
               </w:rPr>
-              <w:t>SRS-026</w:t>
-            </w:r>
-          </w:p>
-        </w:tc>
-        <w:tc>
-          <w:tcPr>
-            <w:tcW w:w="1275" w:type="dxa"/>
+              <w:t>SRS-26</w:t>
+            </w:r>
+          </w:p>
+        </w:tc>
+        <w:tc>
+          <w:tcPr>
+            <w:tcW w:w="1376" w:type="dxa"/>
             <w:vMerge/>
             <w:tcBorders>
               <w:top w:val="nil"/>
@@ -9222,7 +9130,7 @@
         </w:tc>
         <w:tc>
           <w:tcPr>
-            <w:tcW w:w="1985" w:type="dxa"/>
+            <w:tcW w:w="2211" w:type="dxa"/>
             <w:tcBorders>
               <w:top w:val="nil"/>
               <w:left w:val="nil"/>
@@ -9259,7 +9167,7 @@
         </w:tc>
         <w:tc>
           <w:tcPr>
-            <w:tcW w:w="5261" w:type="dxa"/>
+            <w:tcW w:w="5477" w:type="dxa"/>
             <w:tcBorders>
               <w:top w:val="nil"/>
               <w:left w:val="nil"/>
@@ -9301,7 +9209,7 @@
         </w:trPr>
         <w:tc>
           <w:tcPr>
-            <w:tcW w:w="993" w:type="dxa"/>
+            <w:tcW w:w="976" w:type="dxa"/>
             <w:tcBorders>
               <w:top w:val="nil"/>
               <w:left w:val="nil"/>
@@ -9331,13 +9239,13 @@
                 <w:kern w:val="0"/>
                 <w:szCs w:val="20"/>
               </w:rPr>
-              <w:t>SRS-027</w:t>
-            </w:r>
-          </w:p>
-        </w:tc>
-        <w:tc>
-          <w:tcPr>
-            <w:tcW w:w="1275" w:type="dxa"/>
+              <w:t>SRS-27</w:t>
+            </w:r>
+          </w:p>
+        </w:tc>
+        <w:tc>
+          <w:tcPr>
+            <w:tcW w:w="1376" w:type="dxa"/>
             <w:vMerge/>
             <w:tcBorders>
               <w:top w:val="nil"/>
@@ -9366,7 +9274,7 @@
         </w:tc>
         <w:tc>
           <w:tcPr>
-            <w:tcW w:w="1985" w:type="dxa"/>
+            <w:tcW w:w="2211" w:type="dxa"/>
             <w:tcBorders>
               <w:top w:val="nil"/>
               <w:left w:val="nil"/>
@@ -9403,7 +9311,7 @@
         </w:tc>
         <w:tc>
           <w:tcPr>
-            <w:tcW w:w="5261" w:type="dxa"/>
+            <w:tcW w:w="5477" w:type="dxa"/>
             <w:tcBorders>
               <w:top w:val="nil"/>
               <w:left w:val="nil"/>
@@ -9445,7 +9353,7 @@
         </w:trPr>
         <w:tc>
           <w:tcPr>
-            <w:tcW w:w="993" w:type="dxa"/>
+            <w:tcW w:w="976" w:type="dxa"/>
             <w:tcBorders>
               <w:top w:val="nil"/>
               <w:left w:val="nil"/>
@@ -9475,13 +9383,13 @@
                 <w:kern w:val="0"/>
                 <w:szCs w:val="20"/>
               </w:rPr>
-              <w:t>SRS-028</w:t>
-            </w:r>
-          </w:p>
-        </w:tc>
-        <w:tc>
-          <w:tcPr>
-            <w:tcW w:w="1275" w:type="dxa"/>
+              <w:t>SRS-28</w:t>
+            </w:r>
+          </w:p>
+        </w:tc>
+        <w:tc>
+          <w:tcPr>
+            <w:tcW w:w="1376" w:type="dxa"/>
             <w:vMerge w:val="restart"/>
             <w:tcBorders>
               <w:top w:val="nil"/>
@@ -9520,7 +9428,7 @@
         </w:tc>
         <w:tc>
           <w:tcPr>
-            <w:tcW w:w="1985" w:type="dxa"/>
+            <w:tcW w:w="2211" w:type="dxa"/>
             <w:tcBorders>
               <w:top w:val="nil"/>
               <w:left w:val="nil"/>
@@ -9557,7 +9465,7 @@
         </w:tc>
         <w:tc>
           <w:tcPr>
-            <w:tcW w:w="5261" w:type="dxa"/>
+            <w:tcW w:w="5477" w:type="dxa"/>
             <w:tcBorders>
               <w:top w:val="nil"/>
               <w:left w:val="nil"/>
@@ -9599,7 +9507,7 @@
         </w:trPr>
         <w:tc>
           <w:tcPr>
-            <w:tcW w:w="993" w:type="dxa"/>
+            <w:tcW w:w="976" w:type="dxa"/>
             <w:tcBorders>
               <w:top w:val="nil"/>
               <w:left w:val="nil"/>
@@ -9629,13 +9537,13 @@
                 <w:kern w:val="0"/>
                 <w:szCs w:val="20"/>
               </w:rPr>
-              <w:t>SRS-029</w:t>
-            </w:r>
-          </w:p>
-        </w:tc>
-        <w:tc>
-          <w:tcPr>
-            <w:tcW w:w="1275" w:type="dxa"/>
+              <w:t>SRS-29</w:t>
+            </w:r>
+          </w:p>
+        </w:tc>
+        <w:tc>
+          <w:tcPr>
+            <w:tcW w:w="1376" w:type="dxa"/>
             <w:vMerge/>
             <w:tcBorders>
               <w:top w:val="nil"/>
@@ -9664,7 +9572,7 @@
         </w:tc>
         <w:tc>
           <w:tcPr>
-            <w:tcW w:w="1985" w:type="dxa"/>
+            <w:tcW w:w="2211" w:type="dxa"/>
             <w:tcBorders>
               <w:top w:val="nil"/>
               <w:left w:val="nil"/>
@@ -9701,7 +9609,7 @@
         </w:tc>
         <w:tc>
           <w:tcPr>
-            <w:tcW w:w="5261" w:type="dxa"/>
+            <w:tcW w:w="5477" w:type="dxa"/>
             <w:tcBorders>
               <w:top w:val="nil"/>
               <w:left w:val="nil"/>
@@ -9743,7 +9651,7 @@
         </w:trPr>
         <w:tc>
           <w:tcPr>
-            <w:tcW w:w="993" w:type="dxa"/>
+            <w:tcW w:w="976" w:type="dxa"/>
             <w:tcBorders>
               <w:top w:val="nil"/>
               <w:left w:val="nil"/>
@@ -9773,13 +9681,13 @@
                 <w:kern w:val="0"/>
                 <w:szCs w:val="20"/>
               </w:rPr>
-              <w:t>SRS-030</w:t>
-            </w:r>
-          </w:p>
-        </w:tc>
-        <w:tc>
-          <w:tcPr>
-            <w:tcW w:w="1275" w:type="dxa"/>
+              <w:t>SRS-30</w:t>
+            </w:r>
+          </w:p>
+        </w:tc>
+        <w:tc>
+          <w:tcPr>
+            <w:tcW w:w="1376" w:type="dxa"/>
             <w:vMerge/>
             <w:tcBorders>
               <w:top w:val="nil"/>
@@ -9808,7 +9716,7 @@
         </w:tc>
         <w:tc>
           <w:tcPr>
-            <w:tcW w:w="1985" w:type="dxa"/>
+            <w:tcW w:w="2211" w:type="dxa"/>
             <w:tcBorders>
               <w:top w:val="nil"/>
               <w:left w:val="nil"/>
@@ -9845,7 +9753,7 @@
         </w:tc>
         <w:tc>
           <w:tcPr>
-            <w:tcW w:w="5261" w:type="dxa"/>
+            <w:tcW w:w="5477" w:type="dxa"/>
             <w:tcBorders>
               <w:top w:val="nil"/>
               <w:left w:val="nil"/>
@@ -9887,7 +9795,7 @@
         </w:trPr>
         <w:tc>
           <w:tcPr>
-            <w:tcW w:w="993" w:type="dxa"/>
+            <w:tcW w:w="976" w:type="dxa"/>
             <w:tcBorders>
               <w:top w:val="nil"/>
               <w:left w:val="nil"/>
@@ -9917,13 +9825,13 @@
                 <w:kern w:val="0"/>
                 <w:szCs w:val="20"/>
               </w:rPr>
-              <w:t>SRS-031</w:t>
-            </w:r>
-          </w:p>
-        </w:tc>
-        <w:tc>
-          <w:tcPr>
-            <w:tcW w:w="1275" w:type="dxa"/>
+              <w:t>SRS-31</w:t>
+            </w:r>
+          </w:p>
+        </w:tc>
+        <w:tc>
+          <w:tcPr>
+            <w:tcW w:w="1376" w:type="dxa"/>
             <w:vMerge/>
             <w:tcBorders>
               <w:top w:val="nil"/>
@@ -9952,7 +9860,7 @@
         </w:tc>
         <w:tc>
           <w:tcPr>
-            <w:tcW w:w="1985" w:type="dxa"/>
+            <w:tcW w:w="2211" w:type="dxa"/>
             <w:tcBorders>
               <w:top w:val="nil"/>
               <w:left w:val="nil"/>
@@ -9989,7 +9897,7 @@
         </w:tc>
         <w:tc>
           <w:tcPr>
-            <w:tcW w:w="5261" w:type="dxa"/>
+            <w:tcW w:w="5477" w:type="dxa"/>
             <w:tcBorders>
               <w:top w:val="nil"/>
               <w:left w:val="nil"/>
@@ -10031,7 +9939,7 @@
         </w:trPr>
         <w:tc>
           <w:tcPr>
-            <w:tcW w:w="993" w:type="dxa"/>
+            <w:tcW w:w="976" w:type="dxa"/>
             <w:tcBorders>
               <w:top w:val="nil"/>
               <w:left w:val="nil"/>
@@ -10061,13 +9969,13 @@
                 <w:kern w:val="0"/>
                 <w:szCs w:val="20"/>
               </w:rPr>
-              <w:t>SRS-032</w:t>
-            </w:r>
-          </w:p>
-        </w:tc>
-        <w:tc>
-          <w:tcPr>
-            <w:tcW w:w="1275" w:type="dxa"/>
+              <w:t>SRS-32</w:t>
+            </w:r>
+          </w:p>
+        </w:tc>
+        <w:tc>
+          <w:tcPr>
+            <w:tcW w:w="1376" w:type="dxa"/>
             <w:vMerge/>
             <w:tcBorders>
               <w:top w:val="nil"/>
@@ -10096,7 +10004,7 @@
         </w:tc>
         <w:tc>
           <w:tcPr>
-            <w:tcW w:w="1985" w:type="dxa"/>
+            <w:tcW w:w="2211" w:type="dxa"/>
             <w:tcBorders>
               <w:top w:val="nil"/>
               <w:left w:val="nil"/>
@@ -10133,7 +10041,7 @@
         </w:tc>
         <w:tc>
           <w:tcPr>
-            <w:tcW w:w="5261" w:type="dxa"/>
+            <w:tcW w:w="5477" w:type="dxa"/>
             <w:tcBorders>
               <w:top w:val="nil"/>
               <w:left w:val="nil"/>
@@ -10175,7 +10083,7 @@
         </w:trPr>
         <w:tc>
           <w:tcPr>
-            <w:tcW w:w="993" w:type="dxa"/>
+            <w:tcW w:w="976" w:type="dxa"/>
             <w:tcBorders>
               <w:top w:val="nil"/>
               <w:left w:val="nil"/>
@@ -10205,14 +10113,13 @@
                 <w:kern w:val="0"/>
                 <w:szCs w:val="20"/>
               </w:rPr>
-              <w:lastRenderedPageBreak/>
-              <w:t>SRS-033</w:t>
-            </w:r>
-          </w:p>
-        </w:tc>
-        <w:tc>
-          <w:tcPr>
-            <w:tcW w:w="1275" w:type="dxa"/>
+              <w:t>SRS-33</w:t>
+            </w:r>
+          </w:p>
+        </w:tc>
+        <w:tc>
+          <w:tcPr>
+            <w:tcW w:w="1376" w:type="dxa"/>
             <w:vMerge w:val="restart"/>
             <w:tcBorders>
               <w:top w:val="nil"/>
@@ -10251,7 +10158,7 @@
         </w:tc>
         <w:tc>
           <w:tcPr>
-            <w:tcW w:w="1985" w:type="dxa"/>
+            <w:tcW w:w="2211" w:type="dxa"/>
             <w:tcBorders>
               <w:top w:val="nil"/>
               <w:left w:val="nil"/>
@@ -10288,7 +10195,7 @@
         </w:tc>
         <w:tc>
           <w:tcPr>
-            <w:tcW w:w="5261" w:type="dxa"/>
+            <w:tcW w:w="5477" w:type="dxa"/>
             <w:tcBorders>
               <w:top w:val="nil"/>
               <w:left w:val="nil"/>
@@ -10330,7 +10237,7 @@
         </w:trPr>
         <w:tc>
           <w:tcPr>
-            <w:tcW w:w="993" w:type="dxa"/>
+            <w:tcW w:w="976" w:type="dxa"/>
             <w:tcBorders>
               <w:top w:val="nil"/>
               <w:left w:val="nil"/>
@@ -10360,13 +10267,13 @@
                 <w:kern w:val="0"/>
                 <w:szCs w:val="20"/>
               </w:rPr>
-              <w:t>SRS-034</w:t>
-            </w:r>
-          </w:p>
-        </w:tc>
-        <w:tc>
-          <w:tcPr>
-            <w:tcW w:w="1275" w:type="dxa"/>
+              <w:t>SRS-34</w:t>
+            </w:r>
+          </w:p>
+        </w:tc>
+        <w:tc>
+          <w:tcPr>
+            <w:tcW w:w="1376" w:type="dxa"/>
             <w:vMerge/>
             <w:tcBorders>
               <w:top w:val="nil"/>
@@ -10395,7 +10302,7 @@
         </w:tc>
         <w:tc>
           <w:tcPr>
-            <w:tcW w:w="1985" w:type="dxa"/>
+            <w:tcW w:w="2211" w:type="dxa"/>
             <w:tcBorders>
               <w:top w:val="nil"/>
               <w:left w:val="nil"/>
@@ -10432,7 +10339,7 @@
         </w:tc>
         <w:tc>
           <w:tcPr>
-            <w:tcW w:w="5261" w:type="dxa"/>
+            <w:tcW w:w="5477" w:type="dxa"/>
             <w:tcBorders>
               <w:top w:val="nil"/>
               <w:left w:val="nil"/>
@@ -10474,7 +10381,7 @@
         </w:trPr>
         <w:tc>
           <w:tcPr>
-            <w:tcW w:w="993" w:type="dxa"/>
+            <w:tcW w:w="976" w:type="dxa"/>
             <w:tcBorders>
               <w:top w:val="nil"/>
               <w:left w:val="nil"/>
@@ -10504,13 +10411,13 @@
                 <w:kern w:val="0"/>
                 <w:szCs w:val="20"/>
               </w:rPr>
-              <w:t>SRS-035</w:t>
-            </w:r>
-          </w:p>
-        </w:tc>
-        <w:tc>
-          <w:tcPr>
-            <w:tcW w:w="1275" w:type="dxa"/>
+              <w:t>SRS-35</w:t>
+            </w:r>
+          </w:p>
+        </w:tc>
+        <w:tc>
+          <w:tcPr>
+            <w:tcW w:w="1376" w:type="dxa"/>
             <w:vMerge/>
             <w:tcBorders>
               <w:top w:val="nil"/>
@@ -10539,7 +10446,7 @@
         </w:tc>
         <w:tc>
           <w:tcPr>
-            <w:tcW w:w="1985" w:type="dxa"/>
+            <w:tcW w:w="2211" w:type="dxa"/>
             <w:tcBorders>
               <w:top w:val="nil"/>
               <w:left w:val="nil"/>
@@ -10576,7 +10483,7 @@
         </w:tc>
         <w:tc>
           <w:tcPr>
-            <w:tcW w:w="5261" w:type="dxa"/>
+            <w:tcW w:w="5477" w:type="dxa"/>
             <w:tcBorders>
               <w:top w:val="nil"/>
               <w:left w:val="nil"/>
@@ -10618,7 +10525,7 @@
         </w:trPr>
         <w:tc>
           <w:tcPr>
-            <w:tcW w:w="993" w:type="dxa"/>
+            <w:tcW w:w="976" w:type="dxa"/>
             <w:tcBorders>
               <w:top w:val="nil"/>
               <w:left w:val="nil"/>
@@ -10648,13 +10555,14 @@
                 <w:kern w:val="0"/>
                 <w:szCs w:val="20"/>
               </w:rPr>
-              <w:t>SRS-036</w:t>
-            </w:r>
-          </w:p>
-        </w:tc>
-        <w:tc>
-          <w:tcPr>
-            <w:tcW w:w="1275" w:type="dxa"/>
+              <w:lastRenderedPageBreak/>
+              <w:t>SRS-36</w:t>
+            </w:r>
+          </w:p>
+        </w:tc>
+        <w:tc>
+          <w:tcPr>
+            <w:tcW w:w="1376" w:type="dxa"/>
             <w:vMerge/>
             <w:tcBorders>
               <w:top w:val="nil"/>
@@ -10683,7 +10591,7 @@
         </w:tc>
         <w:tc>
           <w:tcPr>
-            <w:tcW w:w="1985" w:type="dxa"/>
+            <w:tcW w:w="2211" w:type="dxa"/>
             <w:tcBorders>
               <w:top w:val="nil"/>
               <w:left w:val="nil"/>
@@ -10709,18 +10617,27 @@
             </w:pPr>
             <w:r>
               <w:rPr>
-                <w:rFonts w:ascii="맑은 고딕" w:eastAsia="맑은 고딕" w:hAnsi="맑은 고딕" w:cs="굴림" w:hint="eastAsia"/>
-                <w:color w:val="000000"/>
-                <w:kern w:val="0"/>
-                <w:szCs w:val="20"/>
-              </w:rPr>
-              <w:t>Translate/Rotate 3D Camera</w:t>
-            </w:r>
-          </w:p>
-        </w:tc>
-        <w:tc>
-          <w:tcPr>
-            <w:tcW w:w="5261" w:type="dxa"/>
+                <w:rFonts w:ascii="맑은 고딕" w:eastAsia="맑은 고딕" w:hAnsi="맑은 고딕" w:cs="굴림"/>
+                <w:color w:val="000000"/>
+                <w:kern w:val="0"/>
+                <w:szCs w:val="20"/>
+              </w:rPr>
+              <w:t>Translate</w:t>
+            </w:r>
+            <w:r>
+              <w:rPr>
+                <w:rFonts w:ascii="맑은 고딕" w:eastAsia="맑은 고딕" w:hAnsi="맑은 고딕" w:cs="굴림" w:hint="eastAsia"/>
+                <w:color w:val="000000"/>
+                <w:kern w:val="0"/>
+                <w:szCs w:val="20"/>
+              </w:rPr>
+              <w:t>/Rotate 3D Camera</w:t>
+            </w:r>
+          </w:p>
+        </w:tc>
+        <w:tc>
+          <w:tcPr>
+            <w:tcW w:w="5477" w:type="dxa"/>
             <w:tcBorders>
               <w:top w:val="nil"/>
               <w:left w:val="nil"/>
@@ -10762,7 +10679,7 @@
         </w:trPr>
         <w:tc>
           <w:tcPr>
-            <w:tcW w:w="993" w:type="dxa"/>
+            <w:tcW w:w="976" w:type="dxa"/>
             <w:tcBorders>
               <w:top w:val="nil"/>
               <w:left w:val="nil"/>
@@ -10792,13 +10709,13 @@
                 <w:kern w:val="0"/>
                 <w:szCs w:val="20"/>
               </w:rPr>
-              <w:t>SRS-037</w:t>
-            </w:r>
-          </w:p>
-        </w:tc>
-        <w:tc>
-          <w:tcPr>
-            <w:tcW w:w="1275" w:type="dxa"/>
+              <w:t>SRS-37</w:t>
+            </w:r>
+          </w:p>
+        </w:tc>
+        <w:tc>
+          <w:tcPr>
+            <w:tcW w:w="1376" w:type="dxa"/>
             <w:vMerge/>
             <w:tcBorders>
               <w:top w:val="nil"/>
@@ -10827,7 +10744,7 @@
         </w:tc>
         <w:tc>
           <w:tcPr>
-            <w:tcW w:w="1985" w:type="dxa"/>
+            <w:tcW w:w="2211" w:type="dxa"/>
             <w:tcBorders>
               <w:top w:val="nil"/>
               <w:left w:val="nil"/>
@@ -10864,7 +10781,7 @@
         </w:tc>
         <w:tc>
           <w:tcPr>
-            <w:tcW w:w="5261" w:type="dxa"/>
+            <w:tcW w:w="5477" w:type="dxa"/>
             <w:tcBorders>
               <w:top w:val="nil"/>
               <w:left w:val="nil"/>
@@ -10906,7 +10823,7 @@
         </w:trPr>
         <w:tc>
           <w:tcPr>
-            <w:tcW w:w="993" w:type="dxa"/>
+            <w:tcW w:w="976" w:type="dxa"/>
             <w:tcBorders>
               <w:top w:val="nil"/>
               <w:left w:val="nil"/>
@@ -10936,13 +10853,13 @@
                 <w:kern w:val="0"/>
                 <w:szCs w:val="20"/>
               </w:rPr>
-              <w:t>SRS-038</w:t>
-            </w:r>
-          </w:p>
-        </w:tc>
-        <w:tc>
-          <w:tcPr>
-            <w:tcW w:w="1275" w:type="dxa"/>
+              <w:t>SRS-38</w:t>
+            </w:r>
+          </w:p>
+        </w:tc>
+        <w:tc>
+          <w:tcPr>
+            <w:tcW w:w="1376" w:type="dxa"/>
             <w:tcBorders>
               <w:top w:val="nil"/>
               <w:left w:val="nil"/>
@@ -10980,7 +10897,7 @@
         </w:tc>
         <w:tc>
           <w:tcPr>
-            <w:tcW w:w="1985" w:type="dxa"/>
+            <w:tcW w:w="2211" w:type="dxa"/>
             <w:tcBorders>
               <w:top w:val="nil"/>
               <w:left w:val="nil"/>
@@ -11017,7 +10934,7 @@
         </w:tc>
         <w:tc>
           <w:tcPr>
-            <w:tcW w:w="5261" w:type="dxa"/>
+            <w:tcW w:w="5477" w:type="dxa"/>
             <w:tcBorders>
               <w:top w:val="nil"/>
               <w:left w:val="nil"/>
@@ -11059,7 +10976,7 @@
         </w:trPr>
         <w:tc>
           <w:tcPr>
-            <w:tcW w:w="993" w:type="dxa"/>
+            <w:tcW w:w="976" w:type="dxa"/>
             <w:tcBorders>
               <w:top w:val="nil"/>
               <w:left w:val="nil"/>
@@ -11089,13 +11006,13 @@
                 <w:kern w:val="0"/>
                 <w:szCs w:val="20"/>
               </w:rPr>
-              <w:t>SRS-039</w:t>
-            </w:r>
-          </w:p>
-        </w:tc>
-        <w:tc>
-          <w:tcPr>
-            <w:tcW w:w="1275" w:type="dxa"/>
+              <w:t>SRS-39</w:t>
+            </w:r>
+          </w:p>
+        </w:tc>
+        <w:tc>
+          <w:tcPr>
+            <w:tcW w:w="1376" w:type="dxa"/>
             <w:tcBorders>
               <w:top w:val="nil"/>
               <w:left w:val="nil"/>
@@ -11133,7 +11050,7 @@
         </w:tc>
         <w:tc>
           <w:tcPr>
-            <w:tcW w:w="1985" w:type="dxa"/>
+            <w:tcW w:w="2211" w:type="dxa"/>
             <w:tcBorders>
               <w:top w:val="nil"/>
               <w:left w:val="nil"/>
@@ -11170,7 +11087,7 @@
         </w:tc>
         <w:tc>
           <w:tcPr>
-            <w:tcW w:w="5261" w:type="dxa"/>
+            <w:tcW w:w="5477" w:type="dxa"/>
             <w:tcBorders>
               <w:top w:val="nil"/>
               <w:left w:val="nil"/>
@@ -11212,7 +11129,7 @@
         </w:trPr>
         <w:tc>
           <w:tcPr>
-            <w:tcW w:w="993" w:type="dxa"/>
+            <w:tcW w:w="976" w:type="dxa"/>
             <w:tcBorders>
               <w:top w:val="nil"/>
               <w:left w:val="nil"/>
@@ -11242,13 +11159,13 @@
                 <w:kern w:val="0"/>
                 <w:szCs w:val="20"/>
               </w:rPr>
-              <w:t>SRS-040</w:t>
-            </w:r>
-          </w:p>
-        </w:tc>
-        <w:tc>
-          <w:tcPr>
-            <w:tcW w:w="1275" w:type="dxa"/>
+              <w:t>SRS-40</w:t>
+            </w:r>
+          </w:p>
+        </w:tc>
+        <w:tc>
+          <w:tcPr>
+            <w:tcW w:w="1376" w:type="dxa"/>
             <w:vMerge w:val="restart"/>
             <w:tcBorders>
               <w:top w:val="nil"/>
@@ -11287,7 +11204,7 @@
         </w:tc>
         <w:tc>
           <w:tcPr>
-            <w:tcW w:w="1985" w:type="dxa"/>
+            <w:tcW w:w="2211" w:type="dxa"/>
             <w:tcBorders>
               <w:top w:val="nil"/>
               <w:left w:val="nil"/>
@@ -11324,7 +11241,7 @@
         </w:tc>
         <w:tc>
           <w:tcPr>
-            <w:tcW w:w="5261" w:type="dxa"/>
+            <w:tcW w:w="5477" w:type="dxa"/>
             <w:tcBorders>
               <w:top w:val="nil"/>
               <w:left w:val="nil"/>
@@ -11366,7 +11283,7 @@
         </w:trPr>
         <w:tc>
           <w:tcPr>
-            <w:tcW w:w="993" w:type="dxa"/>
+            <w:tcW w:w="976" w:type="dxa"/>
             <w:tcBorders>
               <w:top w:val="nil"/>
               <w:left w:val="nil"/>
@@ -11396,13 +11313,13 @@
                 <w:kern w:val="0"/>
                 <w:szCs w:val="20"/>
               </w:rPr>
-              <w:t>SRS-041</w:t>
-            </w:r>
-          </w:p>
-        </w:tc>
-        <w:tc>
-          <w:tcPr>
-            <w:tcW w:w="1275" w:type="dxa"/>
+              <w:t>SRS-41</w:t>
+            </w:r>
+          </w:p>
+        </w:tc>
+        <w:tc>
+          <w:tcPr>
+            <w:tcW w:w="1376" w:type="dxa"/>
             <w:vMerge/>
             <w:tcBorders>
               <w:top w:val="nil"/>
@@ -11431,7 +11348,7 @@
         </w:tc>
         <w:tc>
           <w:tcPr>
-            <w:tcW w:w="1985" w:type="dxa"/>
+            <w:tcW w:w="2211" w:type="dxa"/>
             <w:tcBorders>
               <w:top w:val="nil"/>
               <w:left w:val="nil"/>
@@ -11468,7 +11385,7 @@
         </w:tc>
         <w:tc>
           <w:tcPr>
-            <w:tcW w:w="5261" w:type="dxa"/>
+            <w:tcW w:w="5477" w:type="dxa"/>
             <w:tcBorders>
               <w:top w:val="nil"/>
               <w:left w:val="nil"/>
@@ -11510,7 +11427,7 @@
         </w:trPr>
         <w:tc>
           <w:tcPr>
-            <w:tcW w:w="993" w:type="dxa"/>
+            <w:tcW w:w="976" w:type="dxa"/>
             <w:tcBorders>
               <w:top w:val="nil"/>
               <w:left w:val="nil"/>
@@ -11540,13 +11457,13 @@
                 <w:kern w:val="0"/>
                 <w:szCs w:val="20"/>
               </w:rPr>
-              <w:t>SRS-042</w:t>
-            </w:r>
-          </w:p>
-        </w:tc>
-        <w:tc>
-          <w:tcPr>
-            <w:tcW w:w="1275" w:type="dxa"/>
+              <w:t>SRS-42</w:t>
+            </w:r>
+          </w:p>
+        </w:tc>
+        <w:tc>
+          <w:tcPr>
+            <w:tcW w:w="1376" w:type="dxa"/>
             <w:vMerge/>
             <w:tcBorders>
               <w:top w:val="nil"/>
@@ -11575,7 +11492,7 @@
         </w:tc>
         <w:tc>
           <w:tcPr>
-            <w:tcW w:w="1985" w:type="dxa"/>
+            <w:tcW w:w="2211" w:type="dxa"/>
             <w:tcBorders>
               <w:top w:val="nil"/>
               <w:left w:val="nil"/>
@@ -11612,7 +11529,7 @@
         </w:tc>
         <w:tc>
           <w:tcPr>
-            <w:tcW w:w="5261" w:type="dxa"/>
+            <w:tcW w:w="5477" w:type="dxa"/>
             <w:tcBorders>
               <w:top w:val="nil"/>
               <w:left w:val="nil"/>
@@ -11654,7 +11571,7 @@
         </w:trPr>
         <w:tc>
           <w:tcPr>
-            <w:tcW w:w="993" w:type="dxa"/>
+            <w:tcW w:w="976" w:type="dxa"/>
             <w:tcBorders>
               <w:top w:val="nil"/>
               <w:left w:val="nil"/>
@@ -11684,13 +11601,13 @@
                 <w:kern w:val="0"/>
                 <w:szCs w:val="20"/>
               </w:rPr>
-              <w:t>SRS-043</w:t>
-            </w:r>
-          </w:p>
-        </w:tc>
-        <w:tc>
-          <w:tcPr>
-            <w:tcW w:w="1275" w:type="dxa"/>
+              <w:t>SRS-43</w:t>
+            </w:r>
+          </w:p>
+        </w:tc>
+        <w:tc>
+          <w:tcPr>
+            <w:tcW w:w="1376" w:type="dxa"/>
             <w:vMerge w:val="restart"/>
             <w:tcBorders>
               <w:top w:val="nil"/>
@@ -11729,7 +11646,7 @@
         </w:tc>
         <w:tc>
           <w:tcPr>
-            <w:tcW w:w="1985" w:type="dxa"/>
+            <w:tcW w:w="2211" w:type="dxa"/>
             <w:tcBorders>
               <w:top w:val="nil"/>
               <w:left w:val="nil"/>
@@ -11766,7 +11683,7 @@
         </w:tc>
         <w:tc>
           <w:tcPr>
-            <w:tcW w:w="5261" w:type="dxa"/>
+            <w:tcW w:w="5477" w:type="dxa"/>
             <w:tcBorders>
               <w:top w:val="nil"/>
               <w:left w:val="nil"/>
@@ -11808,7 +11725,7 @@
         </w:trPr>
         <w:tc>
           <w:tcPr>
-            <w:tcW w:w="993" w:type="dxa"/>
+            <w:tcW w:w="976" w:type="dxa"/>
             <w:tcBorders>
               <w:top w:val="nil"/>
               <w:left w:val="nil"/>
@@ -11838,13 +11755,13 @@
                 <w:kern w:val="0"/>
                 <w:szCs w:val="20"/>
               </w:rPr>
-              <w:t>SRS-044</w:t>
-            </w:r>
-          </w:p>
-        </w:tc>
-        <w:tc>
-          <w:tcPr>
-            <w:tcW w:w="1275" w:type="dxa"/>
+              <w:t>SRS-44</w:t>
+            </w:r>
+          </w:p>
+        </w:tc>
+        <w:tc>
+          <w:tcPr>
+            <w:tcW w:w="1376" w:type="dxa"/>
             <w:vMerge/>
             <w:tcBorders>
               <w:top w:val="nil"/>
@@ -11873,7 +11790,7 @@
         </w:tc>
         <w:tc>
           <w:tcPr>
-            <w:tcW w:w="1985" w:type="dxa"/>
+            <w:tcW w:w="2211" w:type="dxa"/>
             <w:tcBorders>
               <w:top w:val="nil"/>
               <w:left w:val="nil"/>
@@ -11910,7 +11827,7 @@
         </w:tc>
         <w:tc>
           <w:tcPr>
-            <w:tcW w:w="5261" w:type="dxa"/>
+            <w:tcW w:w="5477" w:type="dxa"/>
             <w:tcBorders>
               <w:top w:val="nil"/>
               <w:left w:val="nil"/>
@@ -11952,7 +11869,7 @@
         </w:trPr>
         <w:tc>
           <w:tcPr>
-            <w:tcW w:w="993" w:type="dxa"/>
+            <w:tcW w:w="976" w:type="dxa"/>
             <w:tcBorders>
               <w:top w:val="nil"/>
               <w:left w:val="nil"/>
@@ -11982,13 +11899,13 @@
                 <w:kern w:val="0"/>
                 <w:szCs w:val="20"/>
               </w:rPr>
-              <w:t>SRS-045</w:t>
-            </w:r>
-          </w:p>
-        </w:tc>
-        <w:tc>
-          <w:tcPr>
-            <w:tcW w:w="1275" w:type="dxa"/>
+              <w:t>SRS-45</w:t>
+            </w:r>
+          </w:p>
+        </w:tc>
+        <w:tc>
+          <w:tcPr>
+            <w:tcW w:w="1376" w:type="dxa"/>
             <w:vMerge/>
             <w:tcBorders>
               <w:top w:val="nil"/>
@@ -12017,7 +11934,7 @@
         </w:tc>
         <w:tc>
           <w:tcPr>
-            <w:tcW w:w="1985" w:type="dxa"/>
+            <w:tcW w:w="2211" w:type="dxa"/>
             <w:tcBorders>
               <w:top w:val="nil"/>
               <w:left w:val="nil"/>
@@ -12054,7 +11971,7 @@
         </w:tc>
         <w:tc>
           <w:tcPr>
-            <w:tcW w:w="5261" w:type="dxa"/>
+            <w:tcW w:w="5477" w:type="dxa"/>
             <w:tcBorders>
               <w:top w:val="nil"/>
               <w:left w:val="nil"/>
@@ -12096,7 +12013,7 @@
         </w:trPr>
         <w:tc>
           <w:tcPr>
-            <w:tcW w:w="993" w:type="dxa"/>
+            <w:tcW w:w="976" w:type="dxa"/>
             <w:tcBorders>
               <w:top w:val="nil"/>
               <w:left w:val="nil"/>
@@ -12126,13 +12043,13 @@
                 <w:kern w:val="0"/>
                 <w:szCs w:val="20"/>
               </w:rPr>
-              <w:t>SRS-046</w:t>
-            </w:r>
-          </w:p>
-        </w:tc>
-        <w:tc>
-          <w:tcPr>
-            <w:tcW w:w="1275" w:type="dxa"/>
+              <w:t>SRS-46</w:t>
+            </w:r>
+          </w:p>
+        </w:tc>
+        <w:tc>
+          <w:tcPr>
+            <w:tcW w:w="1376" w:type="dxa"/>
             <w:vMerge/>
             <w:tcBorders>
               <w:top w:val="nil"/>
@@ -12161,7 +12078,7 @@
         </w:tc>
         <w:tc>
           <w:tcPr>
-            <w:tcW w:w="1985" w:type="dxa"/>
+            <w:tcW w:w="2211" w:type="dxa"/>
             <w:tcBorders>
               <w:top w:val="nil"/>
               <w:left w:val="nil"/>
@@ -12198,7 +12115,7 @@
         </w:tc>
         <w:tc>
           <w:tcPr>
-            <w:tcW w:w="5261" w:type="dxa"/>
+            <w:tcW w:w="5477" w:type="dxa"/>
             <w:tcBorders>
               <w:top w:val="nil"/>
               <w:left w:val="nil"/>
@@ -12240,7 +12157,7 @@
         </w:trPr>
         <w:tc>
           <w:tcPr>
-            <w:tcW w:w="993" w:type="dxa"/>
+            <w:tcW w:w="976" w:type="dxa"/>
             <w:tcBorders>
               <w:top w:val="nil"/>
               <w:left w:val="nil"/>
@@ -12270,13 +12187,13 @@
                 <w:kern w:val="0"/>
                 <w:szCs w:val="20"/>
               </w:rPr>
-              <w:t>SRS-047</w:t>
-            </w:r>
-          </w:p>
-        </w:tc>
-        <w:tc>
-          <w:tcPr>
-            <w:tcW w:w="1275" w:type="dxa"/>
+              <w:t>SRS-47</w:t>
+            </w:r>
+          </w:p>
+        </w:tc>
+        <w:tc>
+          <w:tcPr>
+            <w:tcW w:w="1376" w:type="dxa"/>
             <w:vMerge w:val="restart"/>
             <w:tcBorders>
               <w:top w:val="nil"/>
@@ -12315,7 +12232,7 @@
         </w:tc>
         <w:tc>
           <w:tcPr>
-            <w:tcW w:w="1985" w:type="dxa"/>
+            <w:tcW w:w="2211" w:type="dxa"/>
             <w:tcBorders>
               <w:top w:val="nil"/>
               <w:left w:val="nil"/>
@@ -12352,7 +12269,7 @@
         </w:tc>
         <w:tc>
           <w:tcPr>
-            <w:tcW w:w="5261" w:type="dxa"/>
+            <w:tcW w:w="5477" w:type="dxa"/>
             <w:tcBorders>
               <w:top w:val="nil"/>
               <w:left w:val="nil"/>
@@ -12394,7 +12311,7 @@
         </w:trPr>
         <w:tc>
           <w:tcPr>
-            <w:tcW w:w="993" w:type="dxa"/>
+            <w:tcW w:w="976" w:type="dxa"/>
             <w:tcBorders>
               <w:top w:val="nil"/>
               <w:left w:val="nil"/>
@@ -12424,13 +12341,13 @@
                 <w:kern w:val="0"/>
                 <w:szCs w:val="20"/>
               </w:rPr>
-              <w:t>SRS-048</w:t>
-            </w:r>
-          </w:p>
-        </w:tc>
-        <w:tc>
-          <w:tcPr>
-            <w:tcW w:w="1275" w:type="dxa"/>
+              <w:t>SRS-48</w:t>
+            </w:r>
+          </w:p>
+        </w:tc>
+        <w:tc>
+          <w:tcPr>
+            <w:tcW w:w="1376" w:type="dxa"/>
             <w:vMerge/>
             <w:tcBorders>
               <w:top w:val="nil"/>
@@ -12459,7 +12376,7 @@
         </w:tc>
         <w:tc>
           <w:tcPr>
-            <w:tcW w:w="1985" w:type="dxa"/>
+            <w:tcW w:w="2211" w:type="dxa"/>
             <w:tcBorders>
               <w:top w:val="nil"/>
               <w:left w:val="nil"/>
@@ -12496,7 +12413,7 @@
         </w:tc>
         <w:tc>
           <w:tcPr>
-            <w:tcW w:w="5261" w:type="dxa"/>
+            <w:tcW w:w="5477" w:type="dxa"/>
             <w:tcBorders>
               <w:top w:val="nil"/>
               <w:left w:val="nil"/>
@@ -12538,7 +12455,7 @@
         </w:trPr>
         <w:tc>
           <w:tcPr>
-            <w:tcW w:w="993" w:type="dxa"/>
+            <w:tcW w:w="976" w:type="dxa"/>
             <w:tcBorders>
               <w:top w:val="nil"/>
               <w:left w:val="nil"/>
@@ -12568,13 +12485,13 @@
                 <w:kern w:val="0"/>
                 <w:szCs w:val="20"/>
               </w:rPr>
-              <w:t>SRS-049</w:t>
-            </w:r>
-          </w:p>
-        </w:tc>
-        <w:tc>
-          <w:tcPr>
-            <w:tcW w:w="1275" w:type="dxa"/>
+              <w:t>SRS-49</w:t>
+            </w:r>
+          </w:p>
+        </w:tc>
+        <w:tc>
+          <w:tcPr>
+            <w:tcW w:w="1376" w:type="dxa"/>
             <w:vMerge/>
             <w:tcBorders>
               <w:top w:val="nil"/>
@@ -12603,7 +12520,7 @@
         </w:tc>
         <w:tc>
           <w:tcPr>
-            <w:tcW w:w="1985" w:type="dxa"/>
+            <w:tcW w:w="2211" w:type="dxa"/>
             <w:tcBorders>
               <w:top w:val="nil"/>
               <w:left w:val="nil"/>
@@ -12640,7 +12557,7 @@
         </w:tc>
         <w:tc>
           <w:tcPr>
-            <w:tcW w:w="5261" w:type="dxa"/>
+            <w:tcW w:w="5477" w:type="dxa"/>
             <w:tcBorders>
               <w:top w:val="nil"/>
               <w:left w:val="nil"/>
@@ -12682,7 +12599,7 @@
         </w:trPr>
         <w:tc>
           <w:tcPr>
-            <w:tcW w:w="993" w:type="dxa"/>
+            <w:tcW w:w="976" w:type="dxa"/>
             <w:tcBorders>
               <w:top w:val="nil"/>
               <w:left w:val="nil"/>
@@ -12712,13 +12629,13 @@
                 <w:kern w:val="0"/>
                 <w:szCs w:val="20"/>
               </w:rPr>
-              <w:t>SRS-050</w:t>
-            </w:r>
-          </w:p>
-        </w:tc>
-        <w:tc>
-          <w:tcPr>
-            <w:tcW w:w="1275" w:type="dxa"/>
+              <w:t>SRS-50</w:t>
+            </w:r>
+          </w:p>
+        </w:tc>
+        <w:tc>
+          <w:tcPr>
+            <w:tcW w:w="1376" w:type="dxa"/>
             <w:vMerge w:val="restart"/>
             <w:tcBorders>
               <w:top w:val="nil"/>
@@ -12757,7 +12674,7 @@
         </w:tc>
         <w:tc>
           <w:tcPr>
-            <w:tcW w:w="1985" w:type="dxa"/>
+            <w:tcW w:w="2211" w:type="dxa"/>
             <w:tcBorders>
               <w:top w:val="nil"/>
               <w:left w:val="nil"/>
@@ -12794,7 +12711,7 @@
         </w:tc>
         <w:tc>
           <w:tcPr>
-            <w:tcW w:w="5261" w:type="dxa"/>
+            <w:tcW w:w="5477" w:type="dxa"/>
             <w:tcBorders>
               <w:top w:val="nil"/>
               <w:left w:val="nil"/>
@@ -12836,7 +12753,7 @@
         </w:trPr>
         <w:tc>
           <w:tcPr>
-            <w:tcW w:w="993" w:type="dxa"/>
+            <w:tcW w:w="976" w:type="dxa"/>
             <w:tcBorders>
               <w:top w:val="nil"/>
               <w:left w:val="nil"/>
@@ -12866,13 +12783,13 @@
                 <w:kern w:val="0"/>
                 <w:szCs w:val="20"/>
               </w:rPr>
-              <w:t>SRS-051</w:t>
-            </w:r>
-          </w:p>
-        </w:tc>
-        <w:tc>
-          <w:tcPr>
-            <w:tcW w:w="1275" w:type="dxa"/>
+              <w:t>SRS-51</w:t>
+            </w:r>
+          </w:p>
+        </w:tc>
+        <w:tc>
+          <w:tcPr>
+            <w:tcW w:w="1376" w:type="dxa"/>
             <w:vMerge/>
             <w:tcBorders>
               <w:top w:val="nil"/>
@@ -12901,7 +12818,7 @@
         </w:tc>
         <w:tc>
           <w:tcPr>
-            <w:tcW w:w="1985" w:type="dxa"/>
+            <w:tcW w:w="2211" w:type="dxa"/>
             <w:tcBorders>
               <w:top w:val="nil"/>
               <w:left w:val="nil"/>
@@ -12938,7 +12855,7 @@
         </w:tc>
         <w:tc>
           <w:tcPr>
-            <w:tcW w:w="5261" w:type="dxa"/>
+            <w:tcW w:w="5477" w:type="dxa"/>
             <w:tcBorders>
               <w:top w:val="nil"/>
               <w:left w:val="nil"/>
@@ -12980,7 +12897,7 @@
         </w:trPr>
         <w:tc>
           <w:tcPr>
-            <w:tcW w:w="993" w:type="dxa"/>
+            <w:tcW w:w="976" w:type="dxa"/>
             <w:tcBorders>
               <w:top w:val="nil"/>
               <w:left w:val="nil"/>
@@ -13010,13 +12927,13 @@
                 <w:kern w:val="0"/>
                 <w:szCs w:val="20"/>
               </w:rPr>
-              <w:t>SRS-052</w:t>
-            </w:r>
-          </w:p>
-        </w:tc>
-        <w:tc>
-          <w:tcPr>
-            <w:tcW w:w="1275" w:type="dxa"/>
+              <w:t>SRS-52</w:t>
+            </w:r>
+          </w:p>
+        </w:tc>
+        <w:tc>
+          <w:tcPr>
+            <w:tcW w:w="1376" w:type="dxa"/>
             <w:vMerge/>
             <w:tcBorders>
               <w:top w:val="nil"/>
@@ -13045,7 +12962,7 @@
         </w:tc>
         <w:tc>
           <w:tcPr>
-            <w:tcW w:w="1985" w:type="dxa"/>
+            <w:tcW w:w="2211" w:type="dxa"/>
             <w:tcBorders>
               <w:top w:val="nil"/>
               <w:left w:val="nil"/>
@@ -13082,7 +12999,7 @@
         </w:tc>
         <w:tc>
           <w:tcPr>
-            <w:tcW w:w="5261" w:type="dxa"/>
+            <w:tcW w:w="5477" w:type="dxa"/>
             <w:tcBorders>
               <w:top w:val="nil"/>
               <w:left w:val="nil"/>
@@ -13131,6 +13048,7 @@
     </w:p>
     <w:sectPr>
       <w:headerReference w:type="default" r:id="rId13"/>
+      <w:footerReference w:type="default" r:id="rId14"/>
       <w:pgSz w:w="11906" w:h="16838"/>
       <w:pgMar w:top="1021" w:right="1134" w:bottom="1418" w:left="1134" w:header="851" w:footer="992" w:gutter="0"/>
       <w:cols w:space="425"/>
@@ -13157,6 +13075,58 @@
     </w:p>
   </w:endnote>
 </w:endnotes>
+</file>
+
+<file path=word/footer1.xml><?xml version="1.0" encoding="utf-8"?>
+<w:ftr xmlns:wpc="http://schemas.microsoft.com/office/word/2010/wordprocessingCanvas" xmlns:cx="http://schemas.microsoft.com/office/drawing/2014/chartex" xmlns:cx1="http://schemas.microsoft.com/office/drawing/2015/9/8/chartex" xmlns:cx2="http://schemas.microsoft.com/office/drawing/2015/10/21/chartex" xmlns:cx3="http://schemas.microsoft.com/office/drawing/2016/5/9/chartex" xmlns:cx4="http://schemas.microsoft.com/office/drawing/2016/5/10/chartex" xmlns:cx5="http://schemas.microsoft.com/office/drawing/2016/5/11/chartex" xmlns:cx6="http://schemas.microsoft.com/office/drawing/2016/5/12/chartex" xmlns:cx7="http://schemas.microsoft.com/office/drawing/2016/5/13/chartex" xmlns:cx8="http://schemas.microsoft.com/office/drawing/2016/5/14/chartex" xmlns:mc="http://schemas.openxmlformats.org/markup-compatibility/2006" xmlns:aink="http://schemas.microsoft.com/office/drawing/2016/ink" xmlns:am3d="http://schemas.microsoft.com/office/drawing/2017/model3d" xmlns:o="urn:schemas-microsoft-com:office:office" xmlns:oel="http://schemas.microsoft.com/office/2019/extlst" xmlns:r="http://schemas.openxmlformats.org/officeDocument/2006/relationships" xmlns:m="http://schemas.openxmlformats.org/officeDocument/2006/math" xmlns:v="urn:schemas-microsoft-com:vml" xmlns:wp14="http://schemas.microsoft.com/office/word/2010/wordprocessingDrawing" xmlns:wp="http://schemas.openxmlformats.org/drawingml/2006/wordprocessingDrawing" xmlns:w10="urn:schemas-microsoft-com:office:word" xmlns:w="http://schemas.openxmlformats.org/wordprocessingml/2006/main" xmlns:w14="http://schemas.microsoft.com/office/word/2010/wordml" xmlns:w15="http://schemas.microsoft.com/office/word/2012/wordml" xmlns:w16cex="http://schemas.microsoft.com/office/word/2018/wordml/cex" xmlns:w16cid="http://schemas.microsoft.com/office/word/2016/wordml/cid" xmlns:w16="http://schemas.microsoft.com/office/word/2018/wordml" xmlns:w16sdtdh="http://schemas.microsoft.com/office/word/2020/wordml/sdtdatahash" xmlns:w16se="http://schemas.microsoft.com/office/word/2015/wordml/symex" xmlns:wpg="http://schemas.microsoft.com/office/word/2010/wordprocessingGroup" xmlns:wpi="http://schemas.microsoft.com/office/word/2010/wordprocessingInk" xmlns:wne="http://schemas.microsoft.com/office/word/2006/wordml" xmlns:wps="http://schemas.microsoft.com/office/word/2010/wordprocessingShape" mc:Ignorable="w14 w15 w16se w16cid w16 w16cex w16sdtdh wp14">
+  <w:p>
+    <w:pPr>
+      <w:pStyle w:val="a4"/>
+    </w:pPr>
+    <w:r>
+      <w:rPr>
+        <w:rFonts w:asciiTheme="minorEastAsia" w:eastAsiaTheme="minorEastAsia" w:hAnsiTheme="minorEastAsia" w:hint="eastAsia"/>
+        <w:sz w:val="24"/>
+      </w:rPr>
+      <w:t>Software</w:t>
+    </w:r>
+    <w:r>
+      <w:rPr>
+        <w:rFonts w:asciiTheme="minorEastAsia" w:eastAsiaTheme="minorEastAsia" w:hAnsiTheme="minorEastAsia"/>
+        <w:sz w:val="24"/>
+      </w:rPr>
+      <w:t xml:space="preserve"> </w:t>
+    </w:r>
+    <w:r>
+      <w:rPr>
+        <w:rFonts w:asciiTheme="minorEastAsia" w:eastAsiaTheme="minorEastAsia" w:hAnsiTheme="minorEastAsia" w:hint="eastAsia"/>
+        <w:sz w:val="24"/>
+      </w:rPr>
+      <w:t>r</w:t>
+    </w:r>
+    <w:r>
+      <w:rPr>
+        <w:rFonts w:asciiTheme="minorEastAsia" w:eastAsiaTheme="minorEastAsia" w:hAnsiTheme="minorEastAsia"/>
+        <w:sz w:val="24"/>
+      </w:rPr>
+      <w:t>equirement</w:t>
+    </w:r>
+    <w:r>
+      <w:rPr>
+        <w:rFonts w:asciiTheme="minorEastAsia" w:eastAsiaTheme="minorEastAsia" w:hAnsiTheme="minorEastAsia"/>
+        <w:sz w:val="24"/>
+      </w:rPr>
+      <w:t xml:space="preserve"> </w:t>
+    </w:r>
+    <w:r>
+      <w:rPr>
+        <w:rFonts w:asciiTheme="minorEastAsia" w:eastAsiaTheme="minorEastAsia" w:hAnsiTheme="minorEastAsia" w:hint="eastAsia"/>
+        <w:sz w:val="24"/>
+      </w:rPr>
+      <w:t>specification</w:t>
+    </w:r>
+  </w:p>
+</w:ftr>
 </file>
 
 <file path=word/footnotes.xml><?xml version="1.0" encoding="utf-8"?>
@@ -13223,10 +13193,10 @@
               <w:noProof/>
             </w:rPr>
             <w:drawing>
-              <wp:inline distT="0" distB="0" distL="0" distR="0" wp14:anchorId="6ACA14E3" wp14:editId="61EEA294">
-                <wp:extent cx="1203960" cy="282575"/>
-                <wp:effectExtent l="0" t="0" r="0" b="3175"/>
-                <wp:docPr id="1262681850" name="그림 1"/>
+              <wp:inline distT="0" distB="0" distL="0" distR="0" wp14:anchorId="579B9062" wp14:editId="3DA16C6C">
+                <wp:extent cx="1200150" cy="266700"/>
+                <wp:effectExtent l="0" t="0" r="0" b="0"/>
+                <wp:docPr id="2060998894" name="그림 3"/>
                 <wp:cNvGraphicFramePr>
                   <a:graphicFrameLocks xmlns:a="http://schemas.openxmlformats.org/drawingml/2006/main" noChangeAspect="1"/>
                 </wp:cNvGraphicFramePr>
@@ -13234,7 +13204,7 @@
                   <a:graphicData uri="http://schemas.openxmlformats.org/drawingml/2006/picture">
                     <pic:pic xmlns:pic="http://schemas.openxmlformats.org/drawingml/2006/picture">
                       <pic:nvPicPr>
-                        <pic:cNvPr id="0" name="Picture 1"/>
+                        <pic:cNvPr id="0" name="Picture 3"/>
                         <pic:cNvPicPr>
                           <a:picLocks noChangeAspect="1" noChangeArrowheads="1"/>
                         </pic:cNvPicPr>
@@ -13255,7 +13225,7 @@
                       <pic:spPr bwMode="auto">
                         <a:xfrm>
                           <a:off x="0" y="0"/>
-                          <a:ext cx="1203960" cy="282575"/>
+                          <a:ext cx="1200150" cy="266700"/>
                         </a:xfrm>
                         <a:prstGeom prst="rect">
                           <a:avLst/>
